--- a/paper/Research_Paper.docx
+++ b/paper/Research_Paper.docx
@@ -8,138 +8,280 @@
         <w:pBdr>
           <w:bottom w:val="nil"/>
         </w:pBdr>
+        <w:spacing w:before="0" w:after="200" w:line="240" w:lineRule="auto"/>
         <w:jc w:val="center"/>
       </w:pPr>
       <w:r>
+        <w:rPr>
+          <w:rFonts w:ascii="Times New Roman" w:hAnsi="Times New Roman" w:eastAsia="Times New Roman" w:cs="Times New Roman"/>
+          <w:b w:val="0"/>
+          <w:color w:val="000000"/>
+          <w:sz w:val="36"/>
+        </w:rPr>
         <w:t>Economic Invariant Analysis of a Single Transaction DeFi Flash Loan Model</w:t>
       </w:r>
     </w:p>
     <w:p>
       <w:pPr>
+        <w:spacing w:before="0" w:after="20" w:line="240" w:lineRule="auto"/>
+        <w:ind w:firstLine="216"/>
         <w:jc w:val="center"/>
       </w:pPr>
       <w:r>
-        <w:t>Shorya Jaiswal  |  Symbiosis International University (Symbiosis Artificial Intelligence Institute)</w:t>
+        <w:rPr>
+          <w:rFonts w:ascii="Times New Roman" w:hAnsi="Times New Roman" w:eastAsia="Times New Roman" w:cs="Times New Roman"/>
+          <w:color w:val="000000"/>
+          <w:sz w:val="22"/>
+        </w:rPr>
+        <w:t>Shorya Jaiswal</w:t>
       </w:r>
     </w:p>
     <w:p>
       <w:pPr>
+        <w:spacing w:before="0" w:after="20" w:line="240" w:lineRule="auto"/>
+        <w:ind w:firstLine="216"/>
         <w:jc w:val="center"/>
       </w:pPr>
       <w:r>
+        <w:rPr>
+          <w:rFonts w:ascii="Times New Roman" w:hAnsi="Times New Roman" w:eastAsia="Times New Roman" w:cs="Times New Roman"/>
+          <w:color w:val="000000"/>
+          <w:sz w:val="18"/>
+        </w:rPr>
+        <w:t>Symbiosis International University (Symbiosis Artificial Intelligence Institute)</w:t>
+      </w:r>
+    </w:p>
+    <w:p>
+      <w:pPr>
+        <w:spacing w:before="0" w:after="200" w:line="240" w:lineRule="auto"/>
+        <w:ind w:firstLine="216"/>
+        <w:jc w:val="center"/>
+      </w:pPr>
+      <w:r>
+        <w:rPr>
+          <w:rFonts w:ascii="Times New Roman" w:hAnsi="Times New Roman" w:eastAsia="Times New Roman" w:cs="Times New Roman"/>
+          <w:color w:val="000000"/>
+          <w:sz w:val="18"/>
+        </w:rPr>
         <w:t>shoryajkt@gmail.com</w:t>
       </w:r>
     </w:p>
     <w:p>
       <w:pPr>
-        <w:jc w:val="center"/>
+        <w:spacing w:before="0" w:after="120" w:line="240" w:lineRule="auto"/>
+        <w:ind w:left="288" w:right="288" w:firstLine="0"/>
+        <w:jc w:val="both"/>
       </w:pPr>
       <w:r>
-        <w:t>Revised manuscript  |  26 September 2026</w:t>
+        <w:rPr>
+          <w:rFonts w:ascii="Times New Roman" w:hAnsi="Times New Roman" w:eastAsia="Times New Roman" w:cs="Times New Roman"/>
+          <w:b w:val="0"/>
+          <w:color w:val="000000"/>
+          <w:sz w:val="18"/>
+        </w:rPr>
+        <w:t>Abstract—A flash loan can temporarily distort the price seen by a lending protocol even when the trading pool returns to its initial reserves. This paper studies a bounded, fee-free constant-product automated market maker (AMM) coupled to a lender that accepts a manipulated spot price. The attacker pledges pre-owned collateral, borrows against the distorted price, reverses the AMM trade, repays the flash loan, and forfeits collateral under an explicit non-recourse settlement assumption. We derive an exact finite-candidate test for profitable extraction, a sufficient reserve-depth threshold, and conditional defenses based on bounded oracle prices and dynamic loan-to-value ratios. A Python/Z3 model searches for counterexamples; the analytical test agrees with all 90 synthetic parameter settings. A separate counterfactual uses rounded AMM reserves reported for a February 2020 bZx transaction; it is not a replay of that transaction. An auxiliary conservation experiment measures solver behavior for 1–32 distinct symbolic pools. These model-level results do not establish security of deployed contracts.</w:t>
       </w:r>
     </w:p>
     <w:p>
       <w:pPr>
-        <w:pStyle w:val="Heading1"/>
+        <w:spacing w:before="0" w:after="240" w:line="240" w:lineRule="auto"/>
+        <w:ind w:firstLine="216" w:left="288" w:right="288"/>
+        <w:sectPr>
+          <w:type w:val="continuous"/>
+          <w:pgSz w:w="12240" w:h="15840"/>
+          <w:pgMar w:top="1037" w:right="900" w:bottom="1080" w:left="900" w:header="432" w:footer="504" w:gutter="0"/>
+          <w:cols w:num="1" w:space="360"/>
+        </w:sectPr>
       </w:pPr>
       <w:r>
-        <w:t>Abstract</w:t>
+        <w:rPr>
+          <w:rFonts w:ascii="Times New Roman" w:hAnsi="Times New Roman" w:eastAsia="Times New Roman" w:cs="Times New Roman"/>
+          <w:color w:val="000000"/>
+          <w:sz w:val="18"/>
+        </w:rPr>
+        <w:t>Index Terms—decentralized finance; flash loans; economic security; constant-product AMM; satisfiability modulo theories; oracle manipulation.</w:t>
       </w:r>
     </w:p>
     <w:p>
+      <w:pPr>
+        <w:pStyle w:val="Heading1"/>
+        <w:keepNext/>
+        <w:spacing w:before="180" w:after="80" w:line="240" w:lineRule="auto"/>
+        <w:ind w:firstLine="0"/>
+        <w:jc w:val="center"/>
+      </w:pPr>
       <w:r>
-        <w:t>A flash loan can temporarily distort the price seen by a lending protocol even when the trading pool returns to its initial reserves. This paper studies a bounded, fee-free constant-product automated market maker (AMM) coupled to a lender that accepts a manipulated spot price. The attacker pledges pre-owned collateral, borrows against the distorted price, reverses the AMM trade, repays the flash loan, and forfeits collateral under an explicit non-recourse settlement assumption. We derive an exact finite-candidate test for profitable extraction, a sufficient reserve-depth threshold, and conditional defenses based on bounded oracle prices and dynamic loan-to-value ratios. A Python/Z3 model searches for counterexamples; the analytical test agrees with all 90 synthetic parameter settings. A separate counterfactual uses rounded AMM reserves reported for a February 2020 bZx transaction; it is not a replay of that transaction. An auxiliary conservation experiment measures solver behavior for 1–32 distinct symbolic pools. These model-level results do not establish security of deployed contracts.</w:t>
+        <w:rPr>
+          <w:rFonts w:ascii="Times New Roman" w:hAnsi="Times New Roman" w:eastAsia="Times New Roman" w:cs="Times New Roman"/>
+          <w:b/>
+          <w:color w:val="000000"/>
+          <w:sz w:val="20"/>
+        </w:rPr>
+        <w:t>I. INTRODUCTION</w:t>
       </w:r>
     </w:p>
     <w:p>
+      <w:pPr>
+        <w:spacing w:before="0" w:after="60" w:line="240" w:lineRule="auto"/>
+        <w:ind w:firstLine="216"/>
+      </w:pPr>
       <w:r>
-        <w:t>Keywords: decentralized finance; flash loans; economic security; constant-product AMM; satisfiability modulo theories; oracle manipulation.</w:t>
-      </w:r>
-    </w:p>
-    <w:p>
-      <w:pPr>
-        <w:pStyle w:val="Heading1"/>
-      </w:pPr>
-      <w:r>
-        <w:t>1 Introduction</w:t>
-      </w:r>
-    </w:p>
-    <w:p>
-      <w:r>
+        <w:rPr>
+          <w:rFonts w:ascii="Times New Roman" w:hAnsi="Times New Roman" w:eastAsia="Times New Roman" w:cs="Times New Roman"/>
+          <w:color w:val="000000"/>
+          <w:sz w:val="20"/>
+        </w:rPr>
         <w:t>Flash loans make capital available within a single atomic transaction. Atomic repayment does not itself guarantee that every connected protocol is economically safe. A price-sensitive lending protocol can transfer funds based on a transiently distorted AMM price even after the AMM reserves are restored. Earlier work studied profitable DeFi transaction discovery and mechanized economic security [1–4]. This paper isolates one lending composition and asks what can be proved about it under explicit settlement assumptions.</w:t>
       </w:r>
     </w:p>
     <w:p>
+      <w:pPr>
+        <w:spacing w:before="0" w:after="60" w:line="240" w:lineRule="auto"/>
+        <w:ind w:firstLine="216"/>
+      </w:pPr>
       <w:r>
+        <w:rPr>
+          <w:rFonts w:ascii="Times New Roman" w:hAnsi="Times New Roman" w:eastAsia="Times New Roman" w:cs="Times New Roman"/>
+          <w:color w:val="000000"/>
+          <w:sz w:val="20"/>
+        </w:rPr>
         <w:t>The paper makes three contributions:</w:t>
       </w:r>
     </w:p>
     <w:p>
       <w:pPr>
         <w:pStyle w:val="ListBullet"/>
+        <w:spacing w:before="0" w:after="60" w:line="240" w:lineRule="auto"/>
       </w:pPr>
       <w:r>
+        <w:rPr>
+          <w:rFonts w:ascii="Times New Roman" w:hAnsi="Times New Roman" w:eastAsia="Times New Roman" w:cs="Times New Roman"/>
+          <w:color w:val="000000"/>
+          <w:sz w:val="20"/>
+        </w:rPr>
         <w:t>It gives a complete wallet, reserve, debt, fee, and collateral accounting for a fixed atomic attack schedule. This makes positive extraction a testable property rather than an inference from price movement alone.</w:t>
       </w:r>
     </w:p>
     <w:p>
       <w:pPr>
         <w:pStyle w:val="ListBullet"/>
+        <w:spacing w:before="0" w:after="60" w:line="240" w:lineRule="auto"/>
       </w:pPr>
       <w:r>
+        <w:rPr>
+          <w:rFonts w:ascii="Times New Roman" w:hAnsi="Times New Roman" w:eastAsia="Times New Roman" w:cs="Times New Roman"/>
+          <w:color w:val="000000"/>
+          <w:sz w:val="20"/>
+        </w:rPr>
         <w:t>It derives a finite candidate characterization of maximal extraction, plus sufficient oracle, loan-to-value, and reserve-depth conditions that exclude positive extraction in the model.</w:t>
       </w:r>
     </w:p>
     <w:p>
       <w:pPr>
         <w:pStyle w:val="ListBullet"/>
+        <w:spacing w:before="0" w:after="60" w:line="240" w:lineRule="auto"/>
       </w:pPr>
       <w:r>
+        <w:rPr>
+          <w:rFonts w:ascii="Times New Roman" w:hAnsi="Times New Roman" w:eastAsia="Times New Roman" w:cs="Times New Roman"/>
+          <w:color w:val="000000"/>
+          <w:sz w:val="20"/>
+        </w:rPr>
         <w:t>It provides a Python/Z3 implementation and exact rational witness replay, and checks agreement between the solver and analytical criterion over a controlled synthetic parameter grid.</w:t>
       </w:r>
     </w:p>
     <w:p>
+      <w:pPr>
+        <w:spacing w:before="0" w:after="60" w:line="240" w:lineRule="auto"/>
+        <w:ind w:firstLine="216"/>
+      </w:pPr>
       <w:r>
+        <w:rPr>
+          <w:rFonts w:ascii="Times New Roman" w:hAnsi="Times New Roman" w:eastAsia="Times New Roman" w:cs="Times New Roman"/>
+          <w:color w:val="000000"/>
+          <w:sz w:val="20"/>
+        </w:rPr>
         <w:t>The analytical result is the main contribution for this restricted model. SMT is not required to decide its closed-form profit function. It serves as an independent encoding check and a route toward more complex transition systems whose profit objective may lack this simple reduction. The paper does not claim that using SMT for DeFi is new [2–4].</w:t>
       </w:r>
     </w:p>
     <w:p>
       <w:pPr>
         <w:pStyle w:val="Heading2"/>
+        <w:keepNext/>
+        <w:spacing w:before="120" w:after="60" w:line="240" w:lineRule="auto"/>
+        <w:ind w:firstLine="0"/>
       </w:pPr>
       <w:r>
+        <w:rPr>
+          <w:rFonts w:ascii="Times New Roman" w:hAnsi="Times New Roman" w:eastAsia="Times New Roman" w:cs="Times New Roman"/>
+          <w:b w:val="0"/>
+          <w:i/>
+          <w:color w:val="000000"/>
+          <w:sz w:val="20"/>
+        </w:rPr>
         <w:t>Research questions</w:t>
       </w:r>
     </w:p>
     <w:p>
+      <w:pPr>
+        <w:spacing w:before="0" w:after="60" w:line="240" w:lineRule="auto"/>
+        <w:ind w:firstLine="216"/>
+      </w:pPr>
       <w:r>
+        <w:rPr>
+          <w:rFonts w:ascii="Times New Roman" w:hAnsi="Times New Roman" w:eastAsia="Times New Roman" w:cs="Times New Roman"/>
+          <w:color w:val="000000"/>
+          <w:sz w:val="20"/>
+        </w:rPr>
         <w:t>RQ1: Can the AMM return to its initial reserves while the lender suffers positive net extraction? RQ2: Which modeled oracle and lending constraints exclude that extraction? RQ3: Do Z3 decisions agree with the analytical criterion for every tested parameter setting? Section 8 answers each question directly.</w:t>
       </w:r>
     </w:p>
     <w:p>
       <w:pPr>
         <w:pStyle w:val="Heading1"/>
+        <w:keepNext/>
+        <w:spacing w:before="180" w:after="80" w:line="240" w:lineRule="auto"/>
+        <w:ind w:firstLine="0"/>
+        <w:jc w:val="center"/>
       </w:pPr>
       <w:r>
-        <w:lastRenderedPageBreak/>
-        <w:t>2 Threat model and notation</w:t>
+        <w:rPr>
+          <w:rFonts w:ascii="Times New Roman" w:hAnsi="Times New Roman" w:eastAsia="Times New Roman" w:cs="Times New Roman"/>
+          <w:b/>
+          <w:color w:val="000000"/>
+          <w:sz w:val="20"/>
+        </w:rPr>
+        <w:t>II. THREAT MODEL AND NOTATION</w:t>
       </w:r>
     </w:p>
     <w:p>
+      <w:pPr>
+        <w:spacing w:before="0" w:after="60" w:line="240" w:lineRule="auto"/>
+        <w:ind w:firstLine="216"/>
+      </w:pPr>
       <w:r>
+        <w:rPr>
+          <w:rFonts w:ascii="Times New Roman" w:hAnsi="Times New Roman" w:eastAsia="Times New Roman" w:cs="Times New Roman"/>
+          <w:color w:val="000000"/>
+          <w:sz w:val="20"/>
+        </w:rPr>
         <w:t>Token A is collateral and token B is the accounting unit. The AMM begins with positive reserves x units of A and y units of B, with reference price p₀ = y/x. The attacker already owns C units of A, worth V = Cp₀ at that reference price. It may flash-borrow f units of B, 0 &lt; f ≤ F, at fee rate r ≥ 0. The lender has cash T and a loan-to-value (LTV) limit 0 &lt; L &lt; 1. The attacker can pledge the pre-owned C units, borrow b units of B, reverse its AMM trade, and repay the flash lender. Ordinary lending debt remains; the model assumes the attacker can forfeit all C units without recourse to its remaining wallet. That assumption is necessary for the extraction claim.</w:t>
       </w:r>
     </w:p>
     <w:p>
       <w:pPr>
-        <w:spacing w:after="100"/>
+        <w:keepNext/>
+        <w:spacing w:after="40" w:before="100" w:line="240" w:lineRule="auto"/>
+        <w:ind w:firstLine="0"/>
         <w:jc w:val="center"/>
       </w:pPr>
       <w:r>
         <w:rPr>
+          <w:rFonts w:ascii="Times New Roman" w:hAnsi="Times New Roman" w:eastAsia="Times New Roman" w:cs="Times New Roman"/>
+          <w:b/>
           <w:i/>
-          <w:color w:val="46525D"/>
-          <w:sz w:val="17"/>
+          <w:color w:val="000000"/>
+          <w:sz w:val="16"/>
         </w:rPr>
         <w:t>Table 1. Symbols and baseline synthetic values.</w:t>
       </w:r>
@@ -149,6 +291,7 @@
         <w:tblStyle w:val="TableGrid"/>
         <w:tblW w:w="0" w:type="auto"/>
         <w:jc w:val="center"/>
+        <w:tblLayout w:type="autofit"/>
         <w:tblLook w:val="04A0" w:firstRow="1" w:lastRow="0" w:firstColumn="1" w:lastColumn="0" w:noHBand="0" w:noVBand="1"/>
       </w:tblPr>
       <w:tblGrid>
@@ -159,18 +302,25 @@
       <w:tr>
         <w:trPr>
           <w:jc w:val="center"/>
+          <w:tblHeader w:val="true"/>
         </w:trPr>
         <w:tc>
           <w:tcPr>
             <w:tcW w:w="1440" w:type="dxa"/>
             <w:shd w:val="clear" w:color="auto" w:fill="E7EFF3"/>
+            <w:vAlign w:val="center"/>
           </w:tcPr>
           <w:p>
+            <w:pPr>
+              <w:spacing w:after="20" w:line="240" w:lineRule="auto"/>
+              <w:ind w:firstLine="0"/>
+            </w:pPr>
             <w:r>
               <w:rPr>
+                <w:rFonts w:ascii="Times New Roman" w:hAnsi="Times New Roman" w:eastAsia="Times New Roman" w:cs="Times New Roman"/>
                 <w:b/>
-                <w:color w:val="17324D"/>
-                <w:sz w:val="17"/>
+                <w:color w:val="000000"/>
+                <w:sz w:val="14"/>
               </w:rPr>
               <w:t>Symbol</w:t>
             </w:r>
@@ -180,13 +330,19 @@
           <w:tcPr>
             <w:tcW w:w="6912" w:type="dxa"/>
             <w:shd w:val="clear" w:color="auto" w:fill="E7EFF3"/>
+            <w:vAlign w:val="center"/>
           </w:tcPr>
           <w:p>
+            <w:pPr>
+              <w:spacing w:after="20" w:line="240" w:lineRule="auto"/>
+              <w:ind w:firstLine="0"/>
+            </w:pPr>
             <w:r>
               <w:rPr>
+                <w:rFonts w:ascii="Times New Roman" w:hAnsi="Times New Roman" w:eastAsia="Times New Roman" w:cs="Times New Roman"/>
                 <w:b/>
-                <w:color w:val="17324D"/>
-                <w:sz w:val="17"/>
+                <w:color w:val="000000"/>
+                <w:sz w:val="14"/>
               </w:rPr>
               <w:t>Meaning</w:t>
             </w:r>
@@ -196,13 +352,19 @@
           <w:tcPr>
             <w:tcW w:w="1440" w:type="dxa"/>
             <w:shd w:val="clear" w:color="auto" w:fill="E7EFF3"/>
+            <w:vAlign w:val="center"/>
           </w:tcPr>
           <w:p>
+            <w:pPr>
+              <w:spacing w:after="20" w:line="240" w:lineRule="auto"/>
+              <w:ind w:firstLine="0"/>
+            </w:pPr>
             <w:r>
               <w:rPr>
+                <w:rFonts w:ascii="Times New Roman" w:hAnsi="Times New Roman" w:eastAsia="Times New Roman" w:cs="Times New Roman"/>
                 <w:b/>
-                <w:color w:val="17324D"/>
-                <w:sz w:val="17"/>
+                <w:color w:val="000000"/>
+                <w:sz w:val="14"/>
               </w:rPr>
               <w:t>Baseline</w:t>
             </w:r>
@@ -220,11 +382,15 @@
           </w:tcPr>
           <w:p>
             <w:pPr>
-              <w:spacing w:before="40" w:after="40"/>
+              <w:spacing w:before="40" w:after="20" w:line="240" w:lineRule="auto"/>
+              <w:ind w:firstLine="0"/>
             </w:pPr>
             <w:r>
               <w:rPr>
-                <w:sz w:val="16"/>
+                <w:rFonts w:ascii="Times New Roman" w:hAnsi="Times New Roman" w:eastAsia="Times New Roman" w:cs="Times New Roman"/>
+                <w:b w:val="0"/>
+                <w:color w:val="000000"/>
+                <w:sz w:val="14"/>
               </w:rPr>
               <w:t>x, y</w:t>
             </w:r>
@@ -237,11 +403,15 @@
           </w:tcPr>
           <w:p>
             <w:pPr>
-              <w:spacing w:before="40" w:after="40"/>
+              <w:spacing w:before="40" w:after="20" w:line="240" w:lineRule="auto"/>
+              <w:ind w:firstLine="0"/>
             </w:pPr>
             <w:r>
               <w:rPr>
-                <w:sz w:val="16"/>
+                <w:rFonts w:ascii="Times New Roman" w:hAnsi="Times New Roman" w:eastAsia="Times New Roman" w:cs="Times New Roman"/>
+                <w:b w:val="0"/>
+                <w:color w:val="000000"/>
+                <w:sz w:val="14"/>
               </w:rPr>
               <w:t>AMM reserve quantities</w:t>
             </w:r>
@@ -254,11 +424,15 @@
           </w:tcPr>
           <w:p>
             <w:pPr>
-              <w:spacing w:before="40" w:after="40"/>
+              <w:spacing w:before="40" w:after="20" w:line="240" w:lineRule="auto"/>
+              <w:ind w:firstLine="0"/>
             </w:pPr>
             <w:r>
               <w:rPr>
-                <w:sz w:val="16"/>
+                <w:rFonts w:ascii="Times New Roman" w:hAnsi="Times New Roman" w:eastAsia="Times New Roman" w:cs="Times New Roman"/>
+                <w:b w:val="0"/>
+                <w:color w:val="000000"/>
+                <w:sz w:val="14"/>
               </w:rPr>
               <w:t>1000, 1000</w:t>
             </w:r>
@@ -277,11 +451,15 @@
           </w:tcPr>
           <w:p>
             <w:pPr>
-              <w:spacing w:before="40" w:after="40"/>
+              <w:spacing w:before="40" w:after="20" w:line="240" w:lineRule="auto"/>
+              <w:ind w:firstLine="0"/>
             </w:pPr>
             <w:r>
               <w:rPr>
-                <w:sz w:val="16"/>
+                <w:rFonts w:ascii="Times New Roman" w:hAnsi="Times New Roman" w:eastAsia="Times New Roman" w:cs="Times New Roman"/>
+                <w:b w:val="0"/>
+                <w:color w:val="000000"/>
+                <w:sz w:val="14"/>
               </w:rPr>
               <w:t>C, V</w:t>
             </w:r>
@@ -295,11 +473,15 @@
           </w:tcPr>
           <w:p>
             <w:pPr>
-              <w:spacing w:before="40" w:after="40"/>
+              <w:spacing w:before="40" w:after="20" w:line="240" w:lineRule="auto"/>
+              <w:ind w:firstLine="0"/>
             </w:pPr>
             <w:r>
               <w:rPr>
-                <w:sz w:val="16"/>
+                <w:rFonts w:ascii="Times New Roman" w:hAnsi="Times New Roman" w:eastAsia="Times New Roman" w:cs="Times New Roman"/>
+                <w:b w:val="0"/>
+                <w:color w:val="000000"/>
+                <w:sz w:val="14"/>
               </w:rPr>
               <w:t>Pre-owned collateral and reference value</w:t>
             </w:r>
@@ -313,11 +495,15 @@
           </w:tcPr>
           <w:p>
             <w:pPr>
-              <w:spacing w:before="40" w:after="40"/>
+              <w:spacing w:before="40" w:after="20" w:line="240" w:lineRule="auto"/>
+              <w:ind w:firstLine="0"/>
             </w:pPr>
             <w:r>
               <w:rPr>
-                <w:sz w:val="16"/>
+                <w:rFonts w:ascii="Times New Roman" w:hAnsi="Times New Roman" w:eastAsia="Times New Roman" w:cs="Times New Roman"/>
+                <w:b w:val="0"/>
+                <w:color w:val="000000"/>
+                <w:sz w:val="14"/>
               </w:rPr>
               <w:t>100 A; 100 B</w:t>
             </w:r>
@@ -335,11 +521,15 @@
           </w:tcPr>
           <w:p>
             <w:pPr>
-              <w:spacing w:before="40" w:after="40"/>
+              <w:spacing w:before="40" w:after="20" w:line="240" w:lineRule="auto"/>
+              <w:ind w:firstLine="0"/>
             </w:pPr>
             <w:r>
               <w:rPr>
-                <w:sz w:val="16"/>
+                <w:rFonts w:ascii="Times New Roman" w:hAnsi="Times New Roman" w:eastAsia="Times New Roman" w:cs="Times New Roman"/>
+                <w:b w:val="0"/>
+                <w:color w:val="000000"/>
+                <w:sz w:val="14"/>
               </w:rPr>
               <w:t>L, r</w:t>
             </w:r>
@@ -352,11 +542,15 @@
           </w:tcPr>
           <w:p>
             <w:pPr>
-              <w:spacing w:before="40" w:after="40"/>
+              <w:spacing w:before="40" w:after="20" w:line="240" w:lineRule="auto"/>
+              <w:ind w:firstLine="0"/>
             </w:pPr>
             <w:r>
               <w:rPr>
-                <w:sz w:val="16"/>
+                <w:rFonts w:ascii="Times New Roman" w:hAnsi="Times New Roman" w:eastAsia="Times New Roman" w:cs="Times New Roman"/>
+                <w:b w:val="0"/>
+                <w:color w:val="000000"/>
+                <w:sz w:val="14"/>
               </w:rPr>
               <w:t>LTV limit and flash fee rate</w:t>
             </w:r>
@@ -369,11 +563,15 @@
           </w:tcPr>
           <w:p>
             <w:pPr>
-              <w:spacing w:before="40" w:after="40"/>
+              <w:spacing w:before="40" w:after="20" w:line="240" w:lineRule="auto"/>
+              <w:ind w:firstLine="0"/>
             </w:pPr>
             <w:r>
               <w:rPr>
-                <w:sz w:val="16"/>
+                <w:rFonts w:ascii="Times New Roman" w:hAnsi="Times New Roman" w:eastAsia="Times New Roman" w:cs="Times New Roman"/>
+                <w:b w:val="0"/>
+                <w:color w:val="000000"/>
+                <w:sz w:val="14"/>
               </w:rPr>
               <w:t>0.75; 0.0009</w:t>
             </w:r>
@@ -392,11 +590,15 @@
           </w:tcPr>
           <w:p>
             <w:pPr>
-              <w:spacing w:before="40" w:after="40"/>
+              <w:spacing w:before="40" w:after="20" w:line="240" w:lineRule="auto"/>
+              <w:ind w:firstLine="0"/>
             </w:pPr>
             <w:r>
               <w:rPr>
-                <w:sz w:val="16"/>
+                <w:rFonts w:ascii="Times New Roman" w:hAnsi="Times New Roman" w:eastAsia="Times New Roman" w:cs="Times New Roman"/>
+                <w:b w:val="0"/>
+                <w:color w:val="000000"/>
+                <w:sz w:val="14"/>
               </w:rPr>
               <w:t>F, T</w:t>
             </w:r>
@@ -410,11 +612,15 @@
           </w:tcPr>
           <w:p>
             <w:pPr>
-              <w:spacing w:before="40" w:after="40"/>
+              <w:spacing w:before="40" w:after="20" w:line="240" w:lineRule="auto"/>
+              <w:ind w:firstLine="0"/>
             </w:pPr>
             <w:r>
               <w:rPr>
-                <w:sz w:val="16"/>
+                <w:rFonts w:ascii="Times New Roman" w:hAnsi="Times New Roman" w:eastAsia="Times New Roman" w:cs="Times New Roman"/>
+                <w:b w:val="0"/>
+                <w:color w:val="000000"/>
+                <w:sz w:val="14"/>
               </w:rPr>
               <w:t>Maximum flash loan and lender cash</w:t>
             </w:r>
@@ -428,11 +634,15 @@
           </w:tcPr>
           <w:p>
             <w:pPr>
-              <w:spacing w:before="40" w:after="40"/>
+              <w:spacing w:before="40" w:after="20" w:line="240" w:lineRule="auto"/>
+              <w:ind w:firstLine="0"/>
             </w:pPr>
             <w:r>
               <w:rPr>
-                <w:sz w:val="16"/>
+                <w:rFonts w:ascii="Times New Roman" w:hAnsi="Times New Roman" w:eastAsia="Times New Roman" w:cs="Times New Roman"/>
+                <w:b w:val="0"/>
+                <w:color w:val="000000"/>
+                <w:sz w:val="14"/>
               </w:rPr>
               <w:t>1000 B; 400 B</w:t>
             </w:r>
@@ -450,11 +660,15 @@
           </w:tcPr>
           <w:p>
             <w:pPr>
-              <w:spacing w:before="40" w:after="40"/>
+              <w:spacing w:before="40" w:after="20" w:line="240" w:lineRule="auto"/>
+              <w:ind w:firstLine="0"/>
             </w:pPr>
             <w:r>
               <w:rPr>
-                <w:sz w:val="16"/>
+                <w:rFonts w:ascii="Times New Roman" w:hAnsi="Times New Roman" w:eastAsia="Times New Roman" w:cs="Times New Roman"/>
+                <w:b w:val="0"/>
+                <w:color w:val="000000"/>
+                <w:sz w:val="14"/>
               </w:rPr>
               <w:t>f, b</w:t>
             </w:r>
@@ -467,11 +681,15 @@
           </w:tcPr>
           <w:p>
             <w:pPr>
-              <w:spacing w:before="40" w:after="40"/>
+              <w:spacing w:before="40" w:after="20" w:line="240" w:lineRule="auto"/>
+              <w:ind w:firstLine="0"/>
             </w:pPr>
             <w:r>
               <w:rPr>
-                <w:sz w:val="16"/>
+                <w:rFonts w:ascii="Times New Roman" w:hAnsi="Times New Roman" w:eastAsia="Times New Roman" w:cs="Times New Roman"/>
+                <w:b w:val="0"/>
+                <w:color w:val="000000"/>
+                <w:sz w:val="14"/>
               </w:rPr>
               <w:t>Chosen flash loan and lending borrow</w:t>
             </w:r>
@@ -484,11 +702,15 @@
           </w:tcPr>
           <w:p>
             <w:pPr>
-              <w:spacing w:before="40" w:after="40"/>
+              <w:spacing w:before="40" w:after="20" w:line="240" w:lineRule="auto"/>
+              <w:ind w:firstLine="0"/>
             </w:pPr>
             <w:r>
               <w:rPr>
-                <w:sz w:val="16"/>
+                <w:rFonts w:ascii="Times New Roman" w:hAnsi="Times New Roman" w:eastAsia="Times New Roman" w:cs="Times New Roman"/>
+                <w:b w:val="0"/>
+                <w:color w:val="000000"/>
+                <w:sz w:val="14"/>
               </w:rPr>
               <w:t>Decision variables</w:t>
             </w:r>
@@ -498,86 +720,147 @@
     </w:tbl>
     <w:p>
       <w:pPr>
-        <w:spacing w:after="20"/>
+        <w:spacing w:after="60" w:before="0" w:line="240" w:lineRule="auto"/>
+        <w:ind w:firstLine="216"/>
       </w:pPr>
     </w:p>
     <w:p>
+      <w:pPr>
+        <w:spacing w:before="0" w:after="60" w:line="240" w:lineRule="auto"/>
+        <w:ind w:firstLine="216"/>
+      </w:pPr>
       <w:r>
+        <w:rPr>
+          <w:rFonts w:ascii="Times New Roman" w:hAnsi="Times New Roman" w:eastAsia="Times New Roman" w:cs="Times New Roman"/>
+          <w:color w:val="000000"/>
+          <w:sz w:val="20"/>
+        </w:rPr>
         <w:t>The fixed schedule does not enumerate arbitrary contract calls. The model omits AMM swap fees, gas, token rebases, other market participants, cross-block effects, contract storage semantics, and liquidation settlement. All numeric token amounts used below are synthetic unless specifically attributed to a historical source.</w:t>
       </w:r>
     </w:p>
     <w:p>
       <w:pPr>
         <w:pStyle w:val="Heading1"/>
+        <w:keepNext/>
+        <w:spacing w:before="180" w:after="80" w:line="240" w:lineRule="auto"/>
+        <w:ind w:firstLine="0"/>
+        <w:jc w:val="center"/>
       </w:pPr>
       <w:r>
-        <w:t>3 State transitions and extraction</w:t>
+        <w:rPr>
+          <w:rFonts w:ascii="Times New Roman" w:hAnsi="Times New Roman" w:eastAsia="Times New Roman" w:cs="Times New Roman"/>
+          <w:b/>
+          <w:color w:val="000000"/>
+          <w:sz w:val="20"/>
+        </w:rPr>
+        <w:t>III. STATE TRANSITIONS AND EXTRACTION</w:t>
       </w:r>
     </w:p>
     <w:p>
+      <w:pPr>
+        <w:spacing w:before="0" w:after="60" w:line="240" w:lineRule="auto"/>
+        <w:ind w:firstLine="216"/>
+      </w:pPr>
       <w:r>
+        <w:rPr>
+          <w:rFonts w:ascii="Times New Roman" w:hAnsi="Times New Roman" w:eastAsia="Times New Roman" w:cs="Times New Roman"/>
+          <w:color w:val="000000"/>
+          <w:sz w:val="20"/>
+        </w:rPr>
         <w:t>A flash input of B buys a = xf/(y+f) units of A. The first swap gives reserves x₁ = xy/(y+f) and y₁ = y+f. Since collateral A is priced in B, its post-swap AMM spot price rises to p₁ = p₀(1+f/y)². An input of A would move that price in the opposite direction.</w:t>
       </w:r>
     </w:p>
     <w:p>
       <w:pPr>
-        <w:spacing w:before="80" w:after="160"/>
+        <w:spacing w:before="0" w:after="60" w:line="240" w:lineRule="auto"/>
+        <w:ind w:firstLine="0"/>
         <w:jc w:val="center"/>
       </w:pPr>
       <w:r>
         <w:rPr>
-          <w:rFonts w:ascii="Cambria Math" w:hAnsi="Cambria Math"/>
+          <w:rFonts w:ascii="Times New Roman" w:hAnsi="Times New Roman" w:eastAsia="Times New Roman" w:cs="Times New Roman"/>
+          <w:color w:val="000000"/>
+          <w:sz w:val="18"/>
         </w:rPr>
         <w:t>y₁ = y + f;     x₁ = xy/(y + f);     a = xf/(y + f)     (1)</w:t>
       </w:r>
     </w:p>
     <w:p>
       <w:pPr>
-        <w:spacing w:before="80" w:after="160"/>
+        <w:spacing w:before="0" w:after="60" w:line="240" w:lineRule="auto"/>
+        <w:ind w:firstLine="0"/>
         <w:jc w:val="center"/>
       </w:pPr>
       <w:r>
         <w:rPr>
-          <w:rFonts w:ascii="Cambria Math" w:hAnsi="Cambria Math"/>
+          <w:rFonts w:ascii="Times New Roman" w:hAnsi="Times New Roman" w:eastAsia="Times New Roman" w:cs="Times New Roman"/>
+          <w:color w:val="000000"/>
+          <w:sz w:val="18"/>
         </w:rPr>
         <w:t>p₁ = p₀(1 + f/y)²;     0 ≤ b ≤ min(T, CLp₁)     (2)</w:t>
       </w:r>
     </w:p>
     <w:p>
+      <w:pPr>
+        <w:spacing w:before="0" w:after="60" w:line="240" w:lineRule="auto"/>
+        <w:ind w:firstLine="216"/>
+      </w:pPr>
       <w:r>
+        <w:rPr>
+          <w:rFonts w:ascii="Times New Roman" w:hAnsi="Times New Roman" w:eastAsia="Times New Roman" w:cs="Times New Roman"/>
+          <w:color w:val="000000"/>
+          <w:sz w:val="20"/>
+        </w:rPr>
         <w:t>The attacker pledges its pre-owned C units, separately from the newly acquired a units. Selling all a back to the same fee-free pool returns exactly f units of B and restores both AMM reserves. After repaying f(1+r), the wallet contains b−rf units of B. The flash lender receives fee rf; the lending protocol holds the forfeited C units and an outstanding claim for debt b. The attacker’s gain relative to its original collateral value is:</w:t>
       </w:r>
     </w:p>
     <w:p>
       <w:pPr>
-        <w:spacing w:before="80" w:after="160"/>
+        <w:spacing w:before="0" w:after="60" w:line="240" w:lineRule="auto"/>
+        <w:ind w:firstLine="0"/>
         <w:jc w:val="center"/>
       </w:pPr>
       <w:r>
         <w:rPr>
-          <w:rFonts w:ascii="Cambria Math" w:hAnsi="Cambria Math"/>
+          <w:rFonts w:ascii="Times New Roman" w:hAnsi="Times New Roman" w:eastAsia="Times New Roman" w:cs="Times New Roman"/>
+          <w:color w:val="000000"/>
+          <w:sz w:val="18"/>
         </w:rPr>
         <w:t>Π = b − rf − V     (3)</w:t>
       </w:r>
     </w:p>
     <w:p>
+      <w:pPr>
+        <w:spacing w:before="0" w:after="60" w:line="240" w:lineRule="auto"/>
+        <w:ind w:firstLine="216"/>
+      </w:pPr>
       <w:r>
+        <w:rPr>
+          <w:rFonts w:ascii="Times New Roman" w:hAnsi="Times New Roman" w:eastAsia="Times New Roman" w:cs="Times New Roman"/>
+          <w:color w:val="000000"/>
+          <w:sz w:val="20"/>
+        </w:rPr>
         <w:t>A positive Π therefore requires that the borrow exceed the collateral opportunity cost and flash fee. If ordinary debt must be repaid from the wallet, this fixed attack schedule has no such gain. The model does not treat the unpaid borrowing as a free asset.</w:t>
       </w:r>
     </w:p>
     <w:p>
       <w:pPr>
         <w:keepNext/>
+        <w:spacing w:before="100" w:after="20" w:line="240" w:lineRule="auto"/>
+        <w:ind w:firstLine="0"/>
         <w:jc w:val="center"/>
       </w:pPr>
       <w:r>
         <w:rPr>
+          <w:rFonts w:ascii="Times New Roman" w:hAnsi="Times New Roman" w:eastAsia="Times New Roman" w:cs="Times New Roman"/>
           <w:noProof/>
+          <w:color w:val="000000"/>
+          <w:sz w:val="20"/>
         </w:rPr>
         <w:lastRenderedPageBreak/>
         <w:drawing>
           <wp:inline distT="0" distB="0" distL="0" distR="0" wp14:anchorId="5AC987D5" wp14:editId="006CE0B5">
-            <wp:extent cx="6217920" cy="3754933"/>
+            <wp:extent cx="3127248" cy="1888510"/>
             <wp:effectExtent l="0" t="0" r="0" b="0"/>
             <wp:docPr id="1" name="Picture 1"/>
             <wp:cNvGraphicFramePr>
@@ -599,7 +882,7 @@
                   <pic:spPr>
                     <a:xfrm>
                       <a:off x="0" y="0"/>
-                      <a:ext cx="6217920" cy="3754933"/>
+                      <a:ext cx="3127248" cy="1888510"/>
                     </a:xfrm>
                     <a:prstGeom prst="rect">
                       <a:avLst/>
@@ -614,14 +897,16 @@
     </w:p>
     <w:p>
       <w:pPr>
-        <w:spacing w:after="100"/>
+        <w:spacing w:after="120" w:before="0" w:line="240" w:lineRule="auto"/>
+        <w:ind w:firstLine="0"/>
         <w:jc w:val="center"/>
       </w:pPr>
       <w:r>
         <w:rPr>
+          <w:rFonts w:ascii="Times New Roman" w:hAnsi="Times New Roman" w:eastAsia="Times New Roman" w:cs="Times New Roman"/>
           <w:i/>
-          <w:color w:val="46525D"/>
-          <w:sz w:val="17"/>
+          <w:color w:val="000000"/>
+          <w:sz w:val="16"/>
         </w:rPr>
         <w:t>Figure 1. The fixed model schedule. The diagram distinguishes pre-owned collateral from the tokens acquired in the AMM swap.</w:t>
       </w:r>
@@ -629,145 +914,307 @@
     <w:p>
       <w:pPr>
         <w:pStyle w:val="Heading1"/>
+        <w:keepNext/>
+        <w:spacing w:before="180" w:after="80" w:line="240" w:lineRule="auto"/>
+        <w:ind w:firstLine="0"/>
+        <w:jc w:val="center"/>
       </w:pPr>
       <w:r>
-        <w:t>4 Analytical results</w:t>
+        <w:rPr>
+          <w:rFonts w:ascii="Times New Roman" w:hAnsi="Times New Roman" w:eastAsia="Times New Roman" w:cs="Times New Roman"/>
+          <w:b/>
+          <w:color w:val="000000"/>
+          <w:sz w:val="20"/>
+        </w:rPr>
+        <w:t>IV. ANALYTICAL RESULTS</w:t>
       </w:r>
     </w:p>
     <w:p>
       <w:pPr>
         <w:pStyle w:val="Heading2"/>
+        <w:keepNext/>
+        <w:spacing w:before="120" w:after="60" w:line="240" w:lineRule="auto"/>
+        <w:ind w:firstLine="0"/>
       </w:pPr>
       <w:r>
-        <w:t>4.1 Exact profit criterion</w:t>
+        <w:rPr>
+          <w:rFonts w:ascii="Times New Roman" w:hAnsi="Times New Roman" w:eastAsia="Times New Roman" w:cs="Times New Roman"/>
+          <w:b w:val="0"/>
+          <w:i/>
+          <w:color w:val="000000"/>
+          <w:sz w:val="20"/>
+        </w:rPr>
+        <w:t>A. Exact profit criterion</w:t>
       </w:r>
     </w:p>
     <w:p>
+      <w:pPr>
+        <w:spacing w:before="0" w:after="60" w:line="240" w:lineRule="auto"/>
+        <w:ind w:firstLine="216"/>
+      </w:pPr>
       <w:r>
+        <w:rPr>
+          <w:rFonts w:ascii="Times New Roman" w:hAnsi="Times New Roman" w:eastAsia="Times New Roman" w:cs="Times New Roman"/>
+          <w:color w:val="000000"/>
+          <w:sz w:val="20"/>
+        </w:rPr>
         <w:t>For fixed f, the borrower chooses the largest permitted b. With A₀ = VL, the maximal net extraction is the capped function:</w:t>
       </w:r>
     </w:p>
     <w:p>
       <w:pPr>
-        <w:spacing w:before="80" w:after="160"/>
+        <w:spacing w:before="0" w:after="60" w:line="240" w:lineRule="auto"/>
+        <w:ind w:firstLine="0"/>
         <w:jc w:val="center"/>
       </w:pPr>
       <w:r>
         <w:rPr>
-          <w:rFonts w:ascii="Cambria Math" w:hAnsi="Cambria Math"/>
+          <w:rFonts w:ascii="Times New Roman" w:hAnsi="Times New Roman" w:eastAsia="Times New Roman" w:cs="Times New Roman"/>
+          <w:color w:val="000000"/>
+          <w:sz w:val="18"/>
         </w:rPr>
         <w:t>g(f) = min{T, A₀(1 + f/y)²} − V − rf,     0 &lt; f ≤ F     (4)</w:t>
       </w:r>
     </w:p>
     <w:p>
+      <w:pPr>
+        <w:spacing w:before="0" w:after="60" w:line="240" w:lineRule="auto"/>
+        <w:ind w:firstLine="216"/>
+      </w:pPr>
       <w:r>
+        <w:rPr>
+          <w:rFonts w:ascii="Times New Roman" w:hAnsi="Times New Roman" w:eastAsia="Times New Roman" w:cs="Times New Roman"/>
+          <w:color w:val="000000"/>
+          <w:sz w:val="20"/>
+        </w:rPr>
         <w:t>On its uncapped branch, g″(f) = 2A₀/y² &gt; 0. Thus any stationary point is a minimum, not a profit maximum. Once lending cash T binds, the slope becomes −r ≤ 0. The only candidate values needed for the global supremum are g(0) as an excluded endpoint limit, g(F), and the cash-cap kink when it lies in [0,F]:</w:t>
       </w:r>
     </w:p>
     <w:p>
       <w:pPr>
-        <w:spacing w:before="80" w:after="160"/>
+        <w:spacing w:before="0" w:after="60" w:line="240" w:lineRule="auto"/>
+        <w:ind w:firstLine="0"/>
         <w:jc w:val="center"/>
       </w:pPr>
       <w:r>
         <w:rPr>
-          <w:rFonts w:ascii="Cambria Math" w:hAnsi="Cambria Math"/>
+          <w:rFonts w:ascii="Times New Roman" w:hAnsi="Times New Roman" w:eastAsia="Times New Roman" w:cs="Times New Roman"/>
+          <w:color w:val="000000"/>
+          <w:sz w:val="18"/>
         </w:rPr>
         <w:t>f_c = y[√(T/A₀) − 1]     (5)</w:t>
       </w:r>
     </w:p>
     <w:p>
+      <w:pPr>
+        <w:spacing w:before="0" w:after="60" w:line="240" w:lineRule="auto"/>
+        <w:ind w:firstLine="216"/>
+      </w:pPr>
       <w:r>
+        <w:rPr>
+          <w:rFonts w:ascii="Times New Roman" w:hAnsi="Times New Roman" w:eastAsia="Times New Roman" w:cs="Times New Roman"/>
+          <w:color w:val="000000"/>
+          <w:sz w:val="20"/>
+        </w:rPr>
         <w:t>Theorem 1 (finite candidates). For C &gt; 0, the largest value among those admissible candidates is positive if and only if a feasible profitable trace exists. If T &lt; A₀, the cash cap already binds at f = 0 and the endpoints suffice. Proof. Convexity places the maximum of each closed uncapped subinterval at an endpoint. On the capped interval g is nonincreasing. Splitting [0,F] at f_c yields the candidate list. Because g(0) ≤ V(L−1) &lt; 0, any positive maximum occurs at an allowed nonzero f. For C = 0, b = 0 and Π cannot be positive.</w:t>
       </w:r>
     </w:p>
     <w:p>
+      <w:pPr>
+        <w:spacing w:before="0" w:after="60" w:line="240" w:lineRule="auto"/>
+        <w:ind w:firstLine="216"/>
+      </w:pPr>
       <w:r>
+        <w:rPr>
+          <w:rFonts w:ascii="Times New Roman" w:hAnsi="Times New Roman" w:eastAsia="Times New Roman" w:cs="Times New Roman"/>
+          <w:color w:val="000000"/>
+          <w:sz w:val="20"/>
+        </w:rPr>
         <w:t>For x = y = 1000, C = 100, L = 0.75, r = 0.0009, F = 1000, and T = 400, f = 1000 gives a = 500, p₁ = 4, b = 300, and Π = 199.1 B. These normalized values are illustrative, not bZx reserves or exploit proceeds.</w:t>
       </w:r>
     </w:p>
     <w:p>
       <w:pPr>
         <w:pStyle w:val="Heading2"/>
+        <w:keepNext/>
+        <w:spacing w:before="120" w:after="60" w:line="240" w:lineRule="auto"/>
+        <w:ind w:firstLine="0"/>
       </w:pPr>
       <w:r>
-        <w:t>4.2 Conditional defenses and depth</w:t>
+        <w:rPr>
+          <w:rFonts w:ascii="Times New Roman" w:hAnsi="Times New Roman" w:eastAsia="Times New Roman" w:cs="Times New Roman"/>
+          <w:b w:val="0"/>
+          <w:i/>
+          <w:color w:val="000000"/>
+          <w:sz w:val="20"/>
+        </w:rPr>
+        <w:t>B. Conditional defenses and depth</w:t>
       </w:r>
     </w:p>
     <w:p>
+      <w:pPr>
+        <w:spacing w:before="0" w:after="60" w:line="240" w:lineRule="auto"/>
+        <w:ind w:firstLine="216"/>
+      </w:pPr>
       <w:r>
+        <w:rPr>
+          <w:rFonts w:ascii="Times New Roman" w:hAnsi="Times New Roman" w:eastAsia="Times New Roman" w:cs="Times New Roman"/>
+          <w:color w:val="000000"/>
+          <w:sz w:val="20"/>
+        </w:rPr>
         <w:t>Proposition 2 (bounded oracle). Suppose the lender uses a price satisfying 0 &lt; p_oracle ≤ p₀(1+ε). If L(1+ε) ≤ 1, then b ≤ CLp₀(1+ε) ≤ V and Π ≤ −rf ≤ 0. The proof is conditional on the price bound; the software does not verify a deployed time-weighted oracle.</w:t>
       </w:r>
     </w:p>
     <w:p>
+      <w:pPr>
+        <w:spacing w:before="0" w:after="60" w:line="240" w:lineRule="auto"/>
+        <w:ind w:firstLine="216"/>
+      </w:pPr>
       <w:r>
+        <w:rPr>
+          <w:rFonts w:ascii="Times New Roman" w:hAnsi="Times New Roman" w:eastAsia="Times New Roman" w:cs="Times New Roman"/>
+          <w:color w:val="000000"/>
+          <w:sz w:val="20"/>
+        </w:rPr>
         <w:lastRenderedPageBreak/>
         <w:t>A rational dynamic policy L(f) = L₀/(1+f/y)² cancels the modeled price distortion and yields b ≤ VL₀ &lt; V when L₀ &lt; 1. An exponential policy L(f) = L₀e^(−λf) also suffices when λ ≥ 2/y, using log(1+u) ≤ u. The exponential condition is an analytical result and is not encoded exactly in the polynomial Z3 query.</w:t>
       </w:r>
     </w:p>
     <w:p>
+      <w:pPr>
+        <w:spacing w:before="0" w:after="60" w:line="240" w:lineRule="auto"/>
+        <w:ind w:firstLine="216"/>
+      </w:pPr>
       <w:r>
+        <w:rPr>
+          <w:rFonts w:ascii="Times New Roman" w:hAnsi="Times New Roman" w:eastAsia="Times New Roman" w:cs="Times New Roman"/>
+          <w:color w:val="000000"/>
+          <w:sz w:val="20"/>
+        </w:rPr>
         <w:t>Holding p₀, V, L, r, and F fixed, ignoring the lending cash cap gives a conservative depth threshold:</w:t>
       </w:r>
     </w:p>
     <w:p>
       <w:pPr>
-        <w:spacing w:before="80" w:after="160"/>
+        <w:spacing w:before="0" w:after="60" w:line="240" w:lineRule="auto"/>
+        <w:ind w:firstLine="0"/>
         <w:jc w:val="center"/>
       </w:pPr>
       <w:r>
         <w:rPr>
-          <w:rFonts w:ascii="Cambria Math" w:hAnsi="Cambria Math"/>
+          <w:rFonts w:ascii="Times New Roman" w:hAnsi="Times New Roman" w:eastAsia="Times New Roman" w:cs="Times New Roman"/>
+          <w:color w:val="000000"/>
+          <w:sz w:val="18"/>
         </w:rPr>
         <w:t>y_safe = F/[√((V + rF)/(VL)) − 1];     k_safe = y_safe²/p₀     (6)</w:t>
       </w:r>
     </w:p>
     <w:p>
+      <w:pPr>
+        <w:spacing w:before="0" w:after="60" w:line="240" w:lineRule="auto"/>
+        <w:ind w:firstLine="216"/>
+      </w:pPr>
       <w:r>
+        <w:rPr>
+          <w:rFonts w:ascii="Times New Roman" w:hAnsi="Times New Roman" w:eastAsia="Times New Roman" w:cs="Times New Roman"/>
+          <w:color w:val="000000"/>
+          <w:sz w:val="20"/>
+        </w:rPr>
         <w:t>If y ≥ y_safe, the uncapped value at F and the zero-endpoint limit are nonpositive, so convexity excludes positive extraction for every f ≤ F. With a binding cash cap, this bound is sufficient but may be unnecessarily large. It is not a universal minimum liquidity function of total value locked alone.</w:t>
       </w:r>
     </w:p>
     <w:p>
       <w:pPr>
         <w:pStyle w:val="Heading1"/>
+        <w:keepNext/>
+        <w:spacing w:before="180" w:after="80" w:line="240" w:lineRule="auto"/>
+        <w:ind w:firstLine="0"/>
+        <w:jc w:val="center"/>
       </w:pPr>
       <w:r>
-        <w:t>5 Implementation and reproducibility</w:t>
+        <w:rPr>
+          <w:rFonts w:ascii="Times New Roman" w:hAnsi="Times New Roman" w:eastAsia="Times New Roman" w:cs="Times New Roman"/>
+          <w:b/>
+          <w:color w:val="000000"/>
+          <w:sz w:val="20"/>
+        </w:rPr>
+        <w:t>V. IMPLEMENTATION AND REPRODUCIBILITY</w:t>
       </w:r>
     </w:p>
     <w:p>
+      <w:pPr>
+        <w:spacing w:before="0" w:after="60" w:line="240" w:lineRule="auto"/>
+        <w:ind w:firstLine="216"/>
+      </w:pPr>
       <w:r>
+        <w:rPr>
+          <w:rFonts w:ascii="Times New Roman" w:hAnsi="Times New Roman" w:eastAsia="Times New Roman" w:cs="Times New Roman"/>
+          <w:color w:val="000000"/>
+          <w:sz w:val="20"/>
+        </w:rPr>
         <w:t>The Python project separates AMM transitions, lending guards, Z3 encoding, analytical candidate evaluation, exact rational witness replay, and experiment drivers. The core query asks whether there exists a feasible f and b with Π &gt; 0. Z3 checks this negation of economic safety in nonlinear real arithmetic; the code records SAT, UNSAT, or UNKNOWN. SAT witnesses are independently replayed with Python Fraction arithmetic. UNSAT relies on the encoding and Z3; no independently checked proof certificate or contract-to-model refinement is produced.</w:t>
       </w:r>
     </w:p>
     <w:p>
+      <w:pPr>
+        <w:spacing w:before="0" w:after="60" w:line="240" w:lineRule="auto"/>
+        <w:ind w:firstLine="216"/>
+      </w:pPr>
       <w:r>
+        <w:rPr>
+          <w:rFonts w:ascii="Times New Roman" w:hAnsi="Times New Roman" w:eastAsia="Times New Roman" w:cs="Times New Roman"/>
+          <w:color w:val="000000"/>
+          <w:sz w:val="20"/>
+        </w:rPr>
         <w:t>The supplied environment was verified on 26 September 2026: Python 3.14.7, Z3 5.1.0, and SymPy 1.14.0. These match the saved run metadata. Z3 5.1.0 is therefore the installed solver version, rather than a transcribed table error. The optional unsigned 256-bit module checks a concrete arithmetic trace only; its SAT result is not a profitable exploit witness.</w:t>
       </w:r>
     </w:p>
     <w:p>
       <w:pPr>
         <w:pStyle w:val="Heading2"/>
+        <w:keepNext/>
+        <w:spacing w:before="120" w:after="60" w:line="240" w:lineRule="auto"/>
+        <w:ind w:firstLine="0"/>
       </w:pPr>
       <w:r>
-        <w:t>5.1 Code artifact and implementation</w:t>
+        <w:rPr>
+          <w:rFonts w:ascii="Times New Roman" w:hAnsi="Times New Roman" w:eastAsia="Times New Roman" w:cs="Times New Roman"/>
+          <w:b w:val="0"/>
+          <w:i/>
+          <w:color w:val="000000"/>
+          <w:sz w:val="20"/>
+        </w:rPr>
+        <w:t>A. Code artifact and implementation</w:t>
       </w:r>
     </w:p>
     <w:p>
+      <w:pPr>
+        <w:spacing w:before="0" w:after="60" w:line="240" w:lineRule="auto"/>
+        <w:ind w:firstLine="216"/>
+      </w:pPr>
       <w:r>
+        <w:rPr>
+          <w:rFonts w:ascii="Times New Roman" w:hAnsi="Times New Roman" w:eastAsia="Times New Roman" w:cs="Times New Roman"/>
+          <w:color w:val="000000"/>
+          <w:sz w:val="20"/>
+        </w:rPr>
         <w:t>The public repository https://github.com/shoryaj/crypto-paper contains the full source, tests, and saved outputs. Table 2 maps the mathematical steps to files a reader can inspect. The core is Python code, not a deployed smart contract.</w:t>
       </w:r>
     </w:p>
     <w:p>
       <w:pPr>
-        <w:spacing w:after="100"/>
+        <w:keepNext/>
+        <w:spacing w:after="40" w:before="100" w:line="240" w:lineRule="auto"/>
+        <w:ind w:firstLine="0"/>
         <w:jc w:val="center"/>
       </w:pPr>
       <w:r>
         <w:rPr>
+          <w:rFonts w:ascii="Times New Roman" w:hAnsi="Times New Roman" w:eastAsia="Times New Roman" w:cs="Times New Roman"/>
+          <w:b/>
           <w:i/>
-          <w:color w:val="46525D"/>
-          <w:sz w:val="17"/>
+          <w:color w:val="000000"/>
+          <w:sz w:val="16"/>
         </w:rPr>
         <w:t>Table 2. Where the executable parts of the paper are implemented.</w:t>
       </w:r>
@@ -777,6 +1224,7 @@
         <w:tblStyle w:val="TableGrid"/>
         <w:tblW w:w="0" w:type="auto"/>
         <w:jc w:val="center"/>
+        <w:tblLayout w:type="autofit"/>
         <w:tblLook w:val="04A0" w:firstRow="1" w:lastRow="0" w:firstColumn="1" w:lastColumn="0" w:noHBand="0" w:noVBand="1"/>
       </w:tblPr>
       <w:tblGrid>
@@ -787,18 +1235,25 @@
       <w:tr>
         <w:trPr>
           <w:jc w:val="center"/>
+          <w:tblHeader w:val="true"/>
         </w:trPr>
         <w:tc>
           <w:tcPr>
             <w:tcW w:w="3168" w:type="dxa"/>
             <w:shd w:val="clear" w:color="auto" w:fill="E7EFF3"/>
+            <w:vAlign w:val="center"/>
           </w:tcPr>
           <w:p>
+            <w:pPr>
+              <w:spacing w:after="20" w:line="240" w:lineRule="auto"/>
+              <w:ind w:firstLine="0"/>
+            </w:pPr>
             <w:r>
               <w:rPr>
+                <w:rFonts w:ascii="Times New Roman" w:hAnsi="Times New Roman" w:eastAsia="Times New Roman" w:cs="Times New Roman"/>
                 <w:b/>
-                <w:color w:val="17324D"/>
-                <w:sz w:val="17"/>
+                <w:color w:val="000000"/>
+                <w:sz w:val="14"/>
               </w:rPr>
               <w:t>Repository path</w:t>
             </w:r>
@@ -808,13 +1263,19 @@
           <w:tcPr>
             <w:tcW w:w="3672" w:type="dxa"/>
             <w:shd w:val="clear" w:color="auto" w:fill="E7EFF3"/>
+            <w:vAlign w:val="center"/>
           </w:tcPr>
           <w:p>
+            <w:pPr>
+              <w:spacing w:after="20" w:line="240" w:lineRule="auto"/>
+              <w:ind w:firstLine="0"/>
+            </w:pPr>
             <w:r>
               <w:rPr>
+                <w:rFonts w:ascii="Times New Roman" w:hAnsi="Times New Roman" w:eastAsia="Times New Roman" w:cs="Times New Roman"/>
                 <w:b/>
-                <w:color w:val="17324D"/>
-                <w:sz w:val="17"/>
+                <w:color w:val="000000"/>
+                <w:sz w:val="14"/>
               </w:rPr>
               <w:t>Purpose</w:t>
             </w:r>
@@ -824,13 +1285,19 @@
           <w:tcPr>
             <w:tcW w:w="2952" w:type="dxa"/>
             <w:shd w:val="clear" w:color="auto" w:fill="E7EFF3"/>
+            <w:vAlign w:val="center"/>
           </w:tcPr>
           <w:p>
+            <w:pPr>
+              <w:spacing w:after="20" w:line="240" w:lineRule="auto"/>
+              <w:ind w:firstLine="0"/>
+            </w:pPr>
             <w:r>
               <w:rPr>
+                <w:rFonts w:ascii="Times New Roman" w:hAnsi="Times New Roman" w:eastAsia="Times New Roman" w:cs="Times New Roman"/>
                 <w:b/>
-                <w:color w:val="17324D"/>
-                <w:sz w:val="17"/>
+                <w:color w:val="000000"/>
+                <w:sz w:val="14"/>
               </w:rPr>
               <w:t>Paper connection</w:t>
             </w:r>
@@ -848,11 +1315,15 @@
           </w:tcPr>
           <w:p>
             <w:pPr>
-              <w:spacing w:before="40" w:after="40"/>
+              <w:spacing w:before="40" w:after="20" w:line="240" w:lineRule="auto"/>
+              <w:ind w:firstLine="0"/>
             </w:pPr>
             <w:r>
               <w:rPr>
-                <w:sz w:val="16"/>
+                <w:rFonts w:ascii="Times New Roman" w:hAnsi="Times New Roman" w:eastAsia="Times New Roman" w:cs="Times New Roman"/>
+                <w:b w:val="0"/>
+                <w:color w:val="000000"/>
+                <w:sz w:val="14"/>
               </w:rPr>
               <w:t>src/core/amm_model.py</w:t>
             </w:r>
@@ -865,11 +1336,15 @@
           </w:tcPr>
           <w:p>
             <w:pPr>
-              <w:spacing w:before="40" w:after="40"/>
+              <w:spacing w:before="40" w:after="20" w:line="240" w:lineRule="auto"/>
+              <w:ind w:firstLine="0"/>
             </w:pPr>
             <w:r>
               <w:rPr>
-                <w:sz w:val="16"/>
+                <w:rFonts w:ascii="Times New Roman" w:hAnsi="Times New Roman" w:eastAsia="Times New Roman" w:cs="Times New Roman"/>
+                <w:b w:val="0"/>
+                <w:color w:val="000000"/>
+                <w:sz w:val="14"/>
               </w:rPr>
               <w:t>Encodes a fee-free constant-product swap</w:t>
             </w:r>
@@ -882,11 +1357,15 @@
           </w:tcPr>
           <w:p>
             <w:pPr>
-              <w:spacing w:before="40" w:after="40"/>
+              <w:spacing w:before="40" w:after="20" w:line="240" w:lineRule="auto"/>
+              <w:ind w:firstLine="0"/>
             </w:pPr>
             <w:r>
               <w:rPr>
-                <w:sz w:val="16"/>
+                <w:rFonts w:ascii="Times New Roman" w:hAnsi="Times New Roman" w:eastAsia="Times New Roman" w:cs="Times New Roman"/>
+                <w:b w:val="0"/>
+                <w:color w:val="000000"/>
+                <w:sz w:val="14"/>
               </w:rPr>
               <w:t>Reserve update in Eq. (1)</w:t>
             </w:r>
@@ -905,11 +1384,15 @@
           </w:tcPr>
           <w:p>
             <w:pPr>
-              <w:spacing w:before="40" w:after="40"/>
+              <w:spacing w:before="40" w:after="20" w:line="240" w:lineRule="auto"/>
+              <w:ind w:firstLine="0"/>
             </w:pPr>
             <w:r>
               <w:rPr>
-                <w:sz w:val="16"/>
+                <w:rFonts w:ascii="Times New Roman" w:hAnsi="Times New Roman" w:eastAsia="Times New Roman" w:cs="Times New Roman"/>
+                <w:b w:val="0"/>
+                <w:color w:val="000000"/>
+                <w:sz w:val="14"/>
               </w:rPr>
               <w:t>src/core/verifier.py</w:t>
             </w:r>
@@ -923,11 +1406,15 @@
           </w:tcPr>
           <w:p>
             <w:pPr>
-              <w:spacing w:before="40" w:after="40"/>
+              <w:spacing w:before="40" w:after="20" w:line="240" w:lineRule="auto"/>
+              <w:ind w:firstLine="0"/>
             </w:pPr>
             <w:r>
               <w:rPr>
-                <w:sz w:val="16"/>
+                <w:rFonts w:ascii="Times New Roman" w:hAnsi="Times New Roman" w:eastAsia="Times New Roman" w:cs="Times New Roman"/>
+                <w:b w:val="0"/>
+                <w:color w:val="000000"/>
+                <w:sz w:val="14"/>
               </w:rPr>
               <w:t>Builds swap, oracle, lending, profit, and Z3 constraints; replays SAT witnesses exactly</w:t>
             </w:r>
@@ -941,11 +1428,15 @@
           </w:tcPr>
           <w:p>
             <w:pPr>
-              <w:spacing w:before="40" w:after="40"/>
+              <w:spacing w:before="40" w:after="20" w:line="240" w:lineRule="auto"/>
+              <w:ind w:firstLine="0"/>
             </w:pPr>
             <w:r>
               <w:rPr>
-                <w:sz w:val="16"/>
+                <w:rFonts w:ascii="Times New Roman" w:hAnsi="Times New Roman" w:eastAsia="Times New Roman" w:cs="Times New Roman"/>
+                <w:b w:val="0"/>
+                <w:color w:val="000000"/>
+                <w:sz w:val="14"/>
               </w:rPr>
               <w:t>Eqs. (2)–(3) and invariant query</w:t>
             </w:r>
@@ -963,11 +1454,15 @@
           </w:tcPr>
           <w:p>
             <w:pPr>
-              <w:spacing w:before="40" w:after="40"/>
+              <w:spacing w:before="40" w:after="20" w:line="240" w:lineRule="auto"/>
+              <w:ind w:firstLine="0"/>
             </w:pPr>
             <w:r>
               <w:rPr>
-                <w:sz w:val="16"/>
+                <w:rFonts w:ascii="Times New Roman" w:hAnsi="Times New Roman" w:eastAsia="Times New Roman" w:cs="Times New Roman"/>
+                <w:b w:val="0"/>
+                <w:color w:val="000000"/>
+                <w:sz w:val="14"/>
               </w:rPr>
               <w:t>src/core/analysis.py</w:t>
             </w:r>
@@ -980,11 +1475,15 @@
           </w:tcPr>
           <w:p>
             <w:pPr>
-              <w:spacing w:before="40" w:after="40"/>
+              <w:spacing w:before="40" w:after="20" w:line="240" w:lineRule="auto"/>
+              <w:ind w:firstLine="0"/>
             </w:pPr>
             <w:r>
               <w:rPr>
-                <w:sz w:val="16"/>
+                <w:rFonts w:ascii="Times New Roman" w:hAnsi="Times New Roman" w:eastAsia="Times New Roman" w:cs="Times New Roman"/>
+                <w:b w:val="0"/>
+                <w:color w:val="000000"/>
+                <w:sz w:val="14"/>
               </w:rPr>
               <w:t>Computes finite candidate values and liquidity bound</w:t>
             </w:r>
@@ -997,11 +1496,15 @@
           </w:tcPr>
           <w:p>
             <w:pPr>
-              <w:spacing w:before="40" w:after="40"/>
+              <w:spacing w:before="40" w:after="20" w:line="240" w:lineRule="auto"/>
+              <w:ind w:firstLine="0"/>
             </w:pPr>
             <w:r>
               <w:rPr>
-                <w:sz w:val="16"/>
+                <w:rFonts w:ascii="Times New Roman" w:hAnsi="Times New Roman" w:eastAsia="Times New Roman" w:cs="Times New Roman"/>
+                <w:b w:val="0"/>
+                <w:color w:val="000000"/>
+                <w:sz w:val="14"/>
               </w:rPr>
               <w:t>Theorem 1 and Eq. (6)</w:t>
             </w:r>
@@ -1020,11 +1523,15 @@
           </w:tcPr>
           <w:p>
             <w:pPr>
-              <w:spacing w:before="40" w:after="40"/>
+              <w:spacing w:before="40" w:after="20" w:line="240" w:lineRule="auto"/>
+              <w:ind w:firstLine="0"/>
             </w:pPr>
             <w:r>
               <w:rPr>
-                <w:sz w:val="16"/>
+                <w:rFonts w:ascii="Times New Roman" w:hAnsi="Times New Roman" w:eastAsia="Times New Roman" w:cs="Times New Roman"/>
+                <w:b w:val="0"/>
+                <w:color w:val="000000"/>
+                <w:sz w:val="14"/>
               </w:rPr>
               <w:t>src/utils/benchmark.py</w:t>
             </w:r>
@@ -1038,11 +1545,15 @@
           </w:tcPr>
           <w:p>
             <w:pPr>
-              <w:spacing w:before="40" w:after="40"/>
+              <w:spacing w:before="40" w:after="20" w:line="240" w:lineRule="auto"/>
+              <w:ind w:firstLine="0"/>
             </w:pPr>
             <w:r>
               <w:rPr>
-                <w:sz w:val="16"/>
+                <w:rFonts w:ascii="Times New Roman" w:hAnsi="Times New Roman" w:eastAsia="Times New Roman" w:cs="Times New Roman"/>
+                <w:b w:val="0"/>
+                <w:color w:val="000000"/>
+                <w:sz w:val="14"/>
               </w:rPr>
               <w:t>Runs the 90-setting synthetic grid and exports SMT-LIB queries</w:t>
             </w:r>
@@ -1056,11 +1567,15 @@
           </w:tcPr>
           <w:p>
             <w:pPr>
-              <w:spacing w:before="40" w:after="40"/>
+              <w:spacing w:before="40" w:after="20" w:line="240" w:lineRule="auto"/>
+              <w:ind w:firstLine="0"/>
             </w:pPr>
             <w:r>
               <w:rPr>
-                <w:sz w:val="16"/>
+                <w:rFonts w:ascii="Times New Roman" w:hAnsi="Times New Roman" w:eastAsia="Times New Roman" w:cs="Times New Roman"/>
+                <w:b w:val="0"/>
+                <w:color w:val="000000"/>
+                <w:sz w:val="14"/>
               </w:rPr>
               <w:t>Section 7.1</w:t>
             </w:r>
@@ -1078,11 +1593,15 @@
           </w:tcPr>
           <w:p>
             <w:pPr>
-              <w:spacing w:before="40" w:after="40"/>
+              <w:spacing w:before="40" w:after="20" w:line="240" w:lineRule="auto"/>
+              <w:ind w:firstLine="0"/>
             </w:pPr>
             <w:r>
               <w:rPr>
-                <w:sz w:val="16"/>
+                <w:rFonts w:ascii="Times New Roman" w:hAnsi="Times New Roman" w:eastAsia="Times New Roman" w:cs="Times New Roman"/>
+                <w:b w:val="0"/>
+                <w:color w:val="000000"/>
+                <w:sz w:val="14"/>
               </w:rPr>
               <w:t>src/utils/reviewer_extensions.py</w:t>
             </w:r>
@@ -1095,11 +1614,15 @@
           </w:tcPr>
           <w:p>
             <w:pPr>
-              <w:spacing w:before="40" w:after="40"/>
+              <w:spacing w:before="40" w:after="20" w:line="240" w:lineRule="auto"/>
+              <w:ind w:firstLine="0"/>
             </w:pPr>
             <w:r>
               <w:rPr>
-                <w:sz w:val="16"/>
+                <w:rFonts w:ascii="Times New Roman" w:hAnsi="Times New Roman" w:eastAsia="Times New Roman" w:cs="Times New Roman"/>
+                <w:b w:val="0"/>
+                <w:color w:val="000000"/>
+                <w:sz w:val="14"/>
               </w:rPr>
               <w:t>Runs published-reserve counterfactual and pool scaling experiment</w:t>
             </w:r>
@@ -1112,11 +1635,15 @@
           </w:tcPr>
           <w:p>
             <w:pPr>
-              <w:spacing w:before="40" w:after="40"/>
+              <w:spacing w:before="40" w:after="20" w:line="240" w:lineRule="auto"/>
+              <w:ind w:firstLine="0"/>
             </w:pPr>
             <w:r>
               <w:rPr>
-                <w:sz w:val="16"/>
+                <w:rFonts w:ascii="Times New Roman" w:hAnsi="Times New Roman" w:eastAsia="Times New Roman" w:cs="Times New Roman"/>
+                <w:b w:val="0"/>
+                <w:color w:val="000000"/>
+                <w:sz w:val="14"/>
               </w:rPr>
               <w:t>Sections 7.3–7.4</w:t>
             </w:r>
@@ -1135,11 +1662,15 @@
           </w:tcPr>
           <w:p>
             <w:pPr>
-              <w:spacing w:before="40" w:after="40"/>
+              <w:spacing w:before="40" w:after="20" w:line="240" w:lineRule="auto"/>
+              <w:ind w:firstLine="0"/>
             </w:pPr>
             <w:r>
               <w:rPr>
-                <w:sz w:val="16"/>
+                <w:rFonts w:ascii="Times New Roman" w:hAnsi="Times New Roman" w:eastAsia="Times New Roman" w:cs="Times New Roman"/>
+                <w:b w:val="0"/>
+                <w:color w:val="000000"/>
+                <w:sz w:val="14"/>
               </w:rPr>
               <w:t>tests/test_verification.py</w:t>
             </w:r>
@@ -1153,11 +1684,15 @@
           </w:tcPr>
           <w:p>
             <w:pPr>
-              <w:spacing w:before="40" w:after="40"/>
+              <w:spacing w:before="40" w:after="20" w:line="240" w:lineRule="auto"/>
+              <w:ind w:firstLine="0"/>
             </w:pPr>
             <w:r>
               <w:rPr>
-                <w:sz w:val="16"/>
+                <w:rFonts w:ascii="Times New Roman" w:hAnsi="Times New Roman" w:eastAsia="Times New Roman" w:cs="Times New Roman"/>
+                <w:b w:val="0"/>
+                <w:color w:val="000000"/>
+                <w:sz w:val="14"/>
               </w:rPr>
               <w:t>Exercises economic decisions, controls, and model accounting</w:t>
             </w:r>
@@ -1171,11 +1706,15 @@
           </w:tcPr>
           <w:p>
             <w:pPr>
-              <w:spacing w:before="40" w:after="40"/>
+              <w:spacing w:before="40" w:after="20" w:line="240" w:lineRule="auto"/>
+              <w:ind w:firstLine="0"/>
             </w:pPr>
             <w:r>
               <w:rPr>
-                <w:sz w:val="16"/>
+                <w:rFonts w:ascii="Times New Roman" w:hAnsi="Times New Roman" w:eastAsia="Times New Roman" w:cs="Times New Roman"/>
+                <w:b w:val="0"/>
+                <w:color w:val="000000"/>
+                <w:sz w:val="14"/>
               </w:rPr>
               <w:t>Regression checks</w:t>
             </w:r>
@@ -1185,11 +1724,21 @@
     </w:tbl>
     <w:p>
       <w:pPr>
-        <w:spacing w:after="20"/>
+        <w:spacing w:after="60" w:before="0" w:line="240" w:lineRule="auto"/>
+        <w:ind w:firstLine="216"/>
       </w:pPr>
     </w:p>
     <w:p>
+      <w:pPr>
+        <w:spacing w:before="0" w:after="60" w:line="240" w:lineRule="auto"/>
+        <w:ind w:firstLine="216"/>
+      </w:pPr>
       <w:r>
+        <w:rPr>
+          <w:rFonts w:ascii="Times New Roman" w:hAnsi="Times New Roman" w:eastAsia="Times New Roman" w:cs="Times New Roman"/>
+          <w:color w:val="000000"/>
+          <w:sz w:val="20"/>
+        </w:rPr>
         <w:t>The AMM primitive implements the constant-product invariant as a polynomial equality. This avoids division by an unconstrained symbolic expression; positive reserve guards preserve the intended domain. The following lines are from src/core/amm_model.py:</w:t>
       </w:r>
     </w:p>
@@ -1197,43 +1746,56 @@
       <w:pPr>
         <w:keepLines/>
         <w:shd w:val="clear" w:color="auto" w:fill="F2F5F7"/>
-        <w:spacing w:before="80" w:after="140"/>
-        <w:ind w:left="403" w:right="259"/>
+        <w:spacing w:before="0" w:after="60" w:line="240" w:lineRule="auto"/>
+        <w:ind w:left="0" w:right="259" w:firstLine="0"/>
       </w:pPr>
       <w:r>
         <w:rPr>
-          <w:rFonts w:ascii="Consolas" w:hAnsi="Consolas"/>
-          <w:sz w:val="16"/>
+          <w:rFonts w:ascii="Times New Roman" w:hAnsi="Times New Roman" w:eastAsia="Times New Roman" w:cs="Times New Roman"/>
+          <w:color w:val="000000"/>
+          <w:sz w:val="15"/>
         </w:rPr>
         <w:t>solver.add(reserve_in &gt; 0, reserve_out &gt; 0, amount &gt;= 0,</w:t>
       </w:r>
       <w:r>
         <w:rPr>
-          <w:rFonts w:ascii="Consolas" w:hAnsi="Consolas"/>
-          <w:sz w:val="16"/>
+          <w:rFonts w:ascii="Times New Roman" w:hAnsi="Times New Roman" w:eastAsia="Times New Roman" w:cs="Times New Roman"/>
+          <w:color w:val="000000"/>
+          <w:sz w:val="15"/>
         </w:rPr>
         <w:br/>
         <w:t xml:space="preserve">           output &gt;= 0, output &lt; reserve_out,</w:t>
       </w:r>
       <w:r>
         <w:rPr>
-          <w:rFonts w:ascii="Consolas" w:hAnsi="Consolas"/>
-          <w:sz w:val="16"/>
+          <w:rFonts w:ascii="Times New Roman" w:hAnsi="Times New Roman" w:eastAsia="Times New Roman" w:cs="Times New Roman"/>
+          <w:color w:val="000000"/>
+          <w:sz w:val="15"/>
         </w:rPr>
         <w:br/>
         <w:t xml:space="preserve">           (reserve_in + amount) * (reserve_out - output)</w:t>
       </w:r>
       <w:r>
         <w:rPr>
-          <w:rFonts w:ascii="Consolas" w:hAnsi="Consolas"/>
-          <w:sz w:val="16"/>
+          <w:rFonts w:ascii="Times New Roman" w:hAnsi="Times New Roman" w:eastAsia="Times New Roman" w:cs="Times New Roman"/>
+          <w:color w:val="000000"/>
+          <w:sz w:val="15"/>
         </w:rPr>
         <w:br/>
         <w:t xml:space="preserve">           == reserve_in * reserve_out)</w:t>
       </w:r>
     </w:p>
     <w:p>
+      <w:pPr>
+        <w:spacing w:before="0" w:after="60" w:line="240" w:lineRule="auto"/>
+        <w:ind w:firstLine="216"/>
+      </w:pPr>
       <w:r>
+        <w:rPr>
+          <w:rFonts w:ascii="Times New Roman" w:hAnsi="Times New Roman" w:eastAsia="Times New Roman" w:cs="Times New Roman"/>
+          <w:color w:val="000000"/>
+          <w:sz w:val="20"/>
+        </w:rPr>
         <w:t>In src/core/verifier.py, the lending constraint produces borrow; then the program accounts for the AMM reversal, flash-loan repayment, and original collateral value. A positive profit is the counterexample sought by Z3:</w:t>
       </w:r>
     </w:p>
@@ -1241,59 +1803,77 @@
       <w:pPr>
         <w:keepLines/>
         <w:shd w:val="clear" w:color="auto" w:fill="F2F5F7"/>
-        <w:spacing w:before="80" w:after="140"/>
-        <w:ind w:left="403" w:right="259"/>
+        <w:spacing w:before="0" w:after="60" w:line="240" w:lineRule="auto"/>
+        <w:ind w:left="0" w:right="259" w:firstLine="0"/>
       </w:pPr>
       <w:r>
         <w:rPr>
-          <w:rFonts w:ascii="Consolas" w:hAnsi="Consolas"/>
-          <w:sz w:val="16"/>
+          <w:rFonts w:ascii="Times New Roman" w:hAnsi="Times New Roman" w:eastAsia="Times New Roman" w:cs="Times New Roman"/>
+          <w:color w:val="000000"/>
+          <w:sz w:val="15"/>
         </w:rPr>
         <w:lastRenderedPageBreak/>
         <w:t>self.borrow = borrowing(self.solver, self.c, oracle, ltv, self.T)</w:t>
       </w:r>
       <w:r>
         <w:rPr>
-          <w:rFonts w:ascii="Consolas" w:hAnsi="Consolas"/>
-          <w:sz w:val="16"/>
+          <w:rFonts w:ascii="Times New Roman" w:hAnsi="Times New Roman" w:eastAsia="Times New Roman" w:cs="Times New Roman"/>
+          <w:color w:val="000000"/>
+          <w:sz w:val="15"/>
         </w:rPr>
         <w:br/>
         <w:t>self.wallet_final = self.borrow + self.b_return - self.f * (1 + self.r)</w:t>
       </w:r>
       <w:r>
         <w:rPr>
-          <w:rFonts w:ascii="Consolas" w:hAnsi="Consolas"/>
-          <w:sz w:val="16"/>
+          <w:rFonts w:ascii="Times New Roman" w:hAnsi="Times New Roman" w:eastAsia="Times New Roman" w:cs="Times New Roman"/>
+          <w:color w:val="000000"/>
+          <w:sz w:val="15"/>
         </w:rPr>
         <w:br/>
         <w:t>self.profit = self.wallet_final - self.c * self.p0</w:t>
       </w:r>
       <w:r>
         <w:rPr>
-          <w:rFonts w:ascii="Consolas" w:hAnsi="Consolas"/>
-          <w:sz w:val="16"/>
+          <w:rFonts w:ascii="Times New Roman" w:hAnsi="Times New Roman" w:eastAsia="Times New Roman" w:cs="Times New Roman"/>
+          <w:color w:val="000000"/>
+          <w:sz w:val="15"/>
         </w:rPr>
         <w:br/>
         <w:t>self.solver.add(self.wallet_final &gt;= 0)</w:t>
       </w:r>
     </w:p>
     <w:p>
+      <w:pPr>
+        <w:spacing w:before="0" w:after="60" w:line="240" w:lineRule="auto"/>
+        <w:ind w:firstLine="216"/>
+      </w:pPr>
       <w:r>
+        <w:rPr>
+          <w:rFonts w:ascii="Times New Roman" w:hAnsi="Times New Roman" w:eastAsia="Times New Roman" w:cs="Times New Roman"/>
+          <w:color w:val="000000"/>
+          <w:sz w:val="20"/>
+        </w:rPr>
         <w:t>The independent analytical path in src/core/analysis.py evaluates f = 0, f = F, and any admissible cash-cap kink. It compares their exact symbolic values with the Z3 decision. The benchmark stores each solver query under results/queries and records outcomes in results/sweep.csv and results/sweep.json. The tests run with python -m pytest -q; the recorded run passed 31 tests. Readers can rerun the benchmark with python -m src.utils.benchmark and the added case studies with python -m src.utils.reviewer_extensions. These short excerpts show the coding logic without using screenshots as scientific evidence; the complete functions remain in the repository.</w:t>
       </w:r>
     </w:p>
     <w:p>
       <w:pPr>
         <w:keepNext/>
+        <w:spacing w:before="100" w:after="20" w:line="240" w:lineRule="auto"/>
+        <w:ind w:firstLine="0"/>
         <w:jc w:val="center"/>
       </w:pPr>
       <w:r>
         <w:rPr>
+          <w:rFonts w:ascii="Times New Roman" w:hAnsi="Times New Roman" w:eastAsia="Times New Roman" w:cs="Times New Roman"/>
           <w:noProof/>
+          <w:color w:val="000000"/>
+          <w:sz w:val="20"/>
         </w:rPr>
         <w:drawing>
           <wp:inline distT="0" distB="0" distL="0" distR="0" wp14:anchorId="6BF52990" wp14:editId="374860CA">
-            <wp:extent cx="5669280" cy="3187395"/>
+            <wp:extent cx="3127248" cy="1758208"/>
             <wp:effectExtent l="0" t="0" r="0" b="0"/>
             <wp:docPr id="2" name="Picture 2"/>
             <wp:cNvGraphicFramePr>
@@ -1315,7 +1895,7 @@
                   <pic:spPr>
                     <a:xfrm>
                       <a:off x="0" y="0"/>
-                      <a:ext cx="5669280" cy="3187395"/>
+                      <a:ext cx="3127248" cy="1758208"/>
                     </a:xfrm>
                     <a:prstGeom prst="rect">
                       <a:avLst/>
@@ -1330,14 +1910,16 @@
     </w:p>
     <w:p>
       <w:pPr>
-        <w:spacing w:after="100"/>
+        <w:spacing w:after="120" w:before="0" w:line="240" w:lineRule="auto"/>
+        <w:ind w:firstLine="0"/>
         <w:jc w:val="center"/>
       </w:pPr>
       <w:r>
         <w:rPr>
+          <w:rFonts w:ascii="Times New Roman" w:hAnsi="Times New Roman" w:eastAsia="Times New Roman" w:cs="Times New Roman"/>
           <w:i/>
-          <w:color w:val="46525D"/>
-          <w:sz w:val="17"/>
+          <w:color w:val="000000"/>
+          <w:sz w:val="16"/>
         </w:rPr>
         <w:t>Figure 2. Verification path. Analytical classification and exact replay are separate checks; UNKNOWN is unresolved.</w:t>
       </w:r>
@@ -1345,26 +1927,49 @@
     <w:p>
       <w:pPr>
         <w:pStyle w:val="Heading1"/>
+        <w:keepNext/>
+        <w:spacing w:before="180" w:after="80" w:line="240" w:lineRule="auto"/>
+        <w:ind w:firstLine="0"/>
+        <w:jc w:val="center"/>
       </w:pPr>
       <w:r>
-        <w:t>6 Case studies and relation to prior tools</w:t>
+        <w:rPr>
+          <w:rFonts w:ascii="Times New Roman" w:hAnsi="Times New Roman" w:eastAsia="Times New Roman" w:cs="Times New Roman"/>
+          <w:b/>
+          <w:color w:val="000000"/>
+          <w:sz w:val="20"/>
+        </w:rPr>
+        <w:t>VI. CASE STUDIES AND RELATION TO PRIOR TOOLS</w:t>
       </w:r>
     </w:p>
     <w:p>
+      <w:pPr>
+        <w:spacing w:before="0" w:after="60" w:line="240" w:lineRule="auto"/>
+        <w:ind w:firstLine="216"/>
+      </w:pPr>
       <w:r>
+        <w:rPr>
+          <w:rFonts w:ascii="Times New Roman" w:hAnsi="Times New Roman" w:eastAsia="Times New Roman" w:cs="Times New Roman"/>
+          <w:color w:val="000000"/>
+          <w:sz w:val="20"/>
+        </w:rPr>
         <w:t>The bZx-inspired example isolates transient spot-price inflation before lending [1]. A reserve-calibrated counterfactual based on the historical Uniswap sUSD/ETH pool is reported in Section 7.3. The Harvest proxy uses two independent constant-product pools to perturb a vault valuation, then checks fee-net share redemption; the corrected proxy mints shares from true assets [12]. The Euler proxy asks whether a donation can cause an unhealthy collateral position; a post-donation health check blocks that transition [13]. These simplified examples capture different failure mechanisms. They are not historical transaction replays, and the Euler SAT result concerns health reachability rather than profit.</w:t>
       </w:r>
     </w:p>
     <w:p>
       <w:pPr>
-        <w:spacing w:after="100"/>
+        <w:keepNext/>
+        <w:spacing w:after="40" w:before="100" w:line="240" w:lineRule="auto"/>
+        <w:ind w:firstLine="0"/>
         <w:jc w:val="center"/>
       </w:pPr>
       <w:r>
         <w:rPr>
+          <w:rFonts w:ascii="Times New Roman" w:hAnsi="Times New Roman" w:eastAsia="Times New Roman" w:cs="Times New Roman"/>
+          <w:b/>
           <w:i/>
-          <w:color w:val="46525D"/>
-          <w:sz w:val="17"/>
+          <w:color w:val="000000"/>
+          <w:sz w:val="16"/>
         </w:rPr>
         <w:t>Table 3. Scope of this artifact and established systems.</w:t>
       </w:r>
@@ -1374,6 +1979,7 @@
         <w:tblStyle w:val="TableGrid"/>
         <w:tblW w:w="0" w:type="auto"/>
         <w:jc w:val="center"/>
+        <w:tblLayout w:type="autofit"/>
         <w:tblLook w:val="04A0" w:firstRow="1" w:lastRow="0" w:firstColumn="1" w:lastColumn="0" w:noHBand="0" w:noVBand="1"/>
       </w:tblPr>
       <w:tblGrid>
@@ -1384,18 +1990,25 @@
       <w:tr>
         <w:trPr>
           <w:jc w:val="center"/>
+          <w:tblHeader w:val="true"/>
         </w:trPr>
         <w:tc>
           <w:tcPr>
             <w:tcW w:w="2088" w:type="dxa"/>
             <w:shd w:val="clear" w:color="auto" w:fill="E7EFF3"/>
+            <w:vAlign w:val="center"/>
           </w:tcPr>
           <w:p>
+            <w:pPr>
+              <w:spacing w:after="20" w:line="240" w:lineRule="auto"/>
+              <w:ind w:firstLine="0"/>
+            </w:pPr>
             <w:r>
               <w:rPr>
+                <w:rFonts w:ascii="Times New Roman" w:hAnsi="Times New Roman" w:eastAsia="Times New Roman" w:cs="Times New Roman"/>
                 <w:b/>
-                <w:color w:val="17324D"/>
-                <w:sz w:val="17"/>
+                <w:color w:val="000000"/>
+                <w:sz w:val="14"/>
               </w:rPr>
               <w:t>System</w:t>
             </w:r>
@@ -1405,13 +2018,19 @@
           <w:tcPr>
             <w:tcW w:w="3600" w:type="dxa"/>
             <w:shd w:val="clear" w:color="auto" w:fill="E7EFF3"/>
+            <w:vAlign w:val="center"/>
           </w:tcPr>
           <w:p>
+            <w:pPr>
+              <w:spacing w:after="20" w:line="240" w:lineRule="auto"/>
+              <w:ind w:firstLine="0"/>
+            </w:pPr>
             <w:r>
               <w:rPr>
+                <w:rFonts w:ascii="Times New Roman" w:hAnsi="Times New Roman" w:eastAsia="Times New Roman" w:cs="Times New Roman"/>
                 <w:b/>
-                <w:color w:val="17324D"/>
-                <w:sz w:val="17"/>
+                <w:color w:val="000000"/>
+                <w:sz w:val="14"/>
               </w:rPr>
               <w:t>Published focus</w:t>
             </w:r>
@@ -1421,13 +2040,19 @@
           <w:tcPr>
             <w:tcW w:w="4320" w:type="dxa"/>
             <w:shd w:val="clear" w:color="auto" w:fill="E7EFF3"/>
+            <w:vAlign w:val="center"/>
           </w:tcPr>
           <w:p>
+            <w:pPr>
+              <w:spacing w:after="20" w:line="240" w:lineRule="auto"/>
+              <w:ind w:firstLine="0"/>
+            </w:pPr>
             <w:r>
               <w:rPr>
+                <w:rFonts w:ascii="Times New Roman" w:hAnsi="Times New Roman" w:eastAsia="Times New Roman" w:cs="Times New Roman"/>
                 <w:b/>
-                <w:color w:val="17324D"/>
-                <w:sz w:val="17"/>
+                <w:color w:val="000000"/>
+                <w:sz w:val="14"/>
               </w:rPr>
               <w:t>Comparison to this paper</w:t>
             </w:r>
@@ -1445,11 +2070,15 @@
           </w:tcPr>
           <w:p>
             <w:pPr>
-              <w:spacing w:before="40" w:after="40"/>
+              <w:spacing w:before="40" w:after="20" w:line="240" w:lineRule="auto"/>
+              <w:ind w:firstLine="0"/>
             </w:pPr>
             <w:r>
               <w:rPr>
-                <w:sz w:val="16"/>
+                <w:rFonts w:ascii="Times New Roman" w:hAnsi="Times New Roman" w:eastAsia="Times New Roman" w:cs="Times New Roman"/>
+                <w:b w:val="0"/>
+                <w:color w:val="000000"/>
+                <w:sz w:val="14"/>
               </w:rPr>
               <w:t>DeFiPoser [2]</w:t>
             </w:r>
@@ -1462,11 +2091,15 @@
           </w:tcPr>
           <w:p>
             <w:pPr>
-              <w:spacing w:before="40" w:after="40"/>
+              <w:spacing w:before="40" w:after="20" w:line="240" w:lineRule="auto"/>
+              <w:ind w:firstLine="0"/>
             </w:pPr>
             <w:r>
               <w:rPr>
-                <w:sz w:val="16"/>
+                <w:rFonts w:ascii="Times New Roman" w:hAnsi="Times New Roman" w:eastAsia="Times New Roman" w:cs="Times New Roman"/>
+                <w:b w:val="0"/>
+                <w:color w:val="000000"/>
+                <w:sz w:val="14"/>
               </w:rPr>
               <w:t>Profitable transaction discovery across DeFi actions</w:t>
             </w:r>
@@ -1479,11 +2112,15 @@
           </w:tcPr>
           <w:p>
             <w:pPr>
-              <w:spacing w:before="40" w:after="40"/>
+              <w:spacing w:before="40" w:after="20" w:line="240" w:lineRule="auto"/>
+              <w:ind w:firstLine="0"/>
             </w:pPr>
             <w:r>
               <w:rPr>
-                <w:sz w:val="16"/>
+                <w:rFonts w:ascii="Times New Roman" w:hAnsi="Times New Roman" w:eastAsia="Times New Roman" w:cs="Times New Roman"/>
+                <w:b w:val="0"/>
+                <w:color w:val="000000"/>
+                <w:sz w:val="14"/>
               </w:rPr>
               <w:t>Broader action search; includes an economic bZx case.</w:t>
             </w:r>
@@ -1502,11 +2139,15 @@
           </w:tcPr>
           <w:p>
             <w:pPr>
-              <w:spacing w:before="40" w:after="40"/>
+              <w:spacing w:before="40" w:after="20" w:line="240" w:lineRule="auto"/>
+              <w:ind w:firstLine="0"/>
             </w:pPr>
             <w:r>
               <w:rPr>
-                <w:sz w:val="16"/>
+                <w:rFonts w:ascii="Times New Roman" w:hAnsi="Times New Roman" w:eastAsia="Times New Roman" w:cs="Times New Roman"/>
+                <w:b w:val="0"/>
+                <w:color w:val="000000"/>
+                <w:sz w:val="14"/>
               </w:rPr>
               <w:t>Clockwork Finance [3]</w:t>
             </w:r>
@@ -1520,11 +2161,15 @@
           </w:tcPr>
           <w:p>
             <w:pPr>
-              <w:spacing w:before="40" w:after="40"/>
+              <w:spacing w:before="40" w:after="20" w:line="240" w:lineRule="auto"/>
+              <w:ind w:firstLine="0"/>
             </w:pPr>
             <w:r>
               <w:rPr>
-                <w:sz w:val="16"/>
+                <w:rFonts w:ascii="Times New Roman" w:hAnsi="Times New Roman" w:eastAsia="Times New Roman" w:cs="Times New Roman"/>
+                <w:b w:val="0"/>
+                <w:color w:val="000000"/>
+                <w:sz w:val="14"/>
               </w:rPr>
               <w:t>Mechanized economic properties of composed contracts</w:t>
             </w:r>
@@ -1538,11 +2183,15 @@
           </w:tcPr>
           <w:p>
             <w:pPr>
-              <w:spacing w:before="40" w:after="40"/>
+              <w:spacing w:before="40" w:after="20" w:line="240" w:lineRule="auto"/>
+              <w:ind w:firstLine="0"/>
             </w:pPr>
             <w:r>
               <w:rPr>
-                <w:sz w:val="16"/>
+                <w:rFonts w:ascii="Times New Roman" w:hAnsi="Times New Roman" w:eastAsia="Times New Roman" w:cs="Times New Roman"/>
+                <w:b w:val="0"/>
+                <w:color w:val="000000"/>
+                <w:sz w:val="14"/>
               </w:rPr>
               <w:t>Broader formal framework and richer compositions.</w:t>
             </w:r>
@@ -1560,11 +2209,15 @@
           </w:tcPr>
           <w:p>
             <w:pPr>
-              <w:spacing w:before="40" w:after="40"/>
+              <w:spacing w:before="40" w:after="20" w:line="240" w:lineRule="auto"/>
+              <w:ind w:firstLine="0"/>
             </w:pPr>
             <w:r>
               <w:rPr>
-                <w:sz w:val="16"/>
+                <w:rFonts w:ascii="Times New Roman" w:hAnsi="Times New Roman" w:eastAsia="Times New Roman" w:cs="Times New Roman"/>
+                <w:b w:val="0"/>
+                <w:color w:val="000000"/>
+                <w:sz w:val="14"/>
               </w:rPr>
               <w:t>FlashSyn [4]</w:t>
             </w:r>
@@ -1577,11 +2230,15 @@
           </w:tcPr>
           <w:p>
             <w:pPr>
-              <w:spacing w:before="40" w:after="40"/>
+              <w:spacing w:before="40" w:after="20" w:line="240" w:lineRule="auto"/>
+              <w:ind w:firstLine="0"/>
             </w:pPr>
             <w:r>
               <w:rPr>
-                <w:sz w:val="16"/>
+                <w:rFonts w:ascii="Times New Roman" w:hAnsi="Times New Roman" w:eastAsia="Times New Roman" w:cs="Times New Roman"/>
+                <w:b w:val="0"/>
+                <w:color w:val="000000"/>
+                <w:sz w:val="14"/>
               </w:rPr>
               <w:t>Counterexample-guided attack synthesis from approximations</w:t>
             </w:r>
@@ -1594,11 +2251,15 @@
           </w:tcPr>
           <w:p>
             <w:pPr>
-              <w:spacing w:before="40" w:after="40"/>
+              <w:spacing w:before="40" w:after="20" w:line="240" w:lineRule="auto"/>
+              <w:ind w:firstLine="0"/>
             </w:pPr>
             <w:r>
               <w:rPr>
-                <w:sz w:val="16"/>
+                <w:rFonts w:ascii="Times New Roman" w:hAnsi="Times New Roman" w:eastAsia="Times New Roman" w:cs="Times New Roman"/>
+                <w:b w:val="0"/>
+                <w:color w:val="000000"/>
+                <w:sz w:val="14"/>
               </w:rPr>
               <w:t>Historical benchmark synthesis beyond this fixed schedule.</w:t>
             </w:r>
@@ -1617,11 +2278,15 @@
           </w:tcPr>
           <w:p>
             <w:pPr>
-              <w:spacing w:before="40" w:after="40"/>
+              <w:spacing w:before="40" w:after="20" w:line="240" w:lineRule="auto"/>
+              <w:ind w:firstLine="0"/>
             </w:pPr>
             <w:r>
               <w:rPr>
-                <w:sz w:val="16"/>
+                <w:rFonts w:ascii="Times New Roman" w:hAnsi="Times New Roman" w:eastAsia="Times New Roman" w:cs="Times New Roman"/>
+                <w:b w:val="0"/>
+                <w:color w:val="000000"/>
+                <w:sz w:val="14"/>
               </w:rPr>
               <w:t>FORAY [5]</w:t>
             </w:r>
@@ -1635,11 +2300,15 @@
           </w:tcPr>
           <w:p>
             <w:pPr>
-              <w:spacing w:before="40" w:after="40"/>
+              <w:spacing w:before="40" w:after="20" w:line="240" w:lineRule="auto"/>
+              <w:ind w:firstLine="0"/>
             </w:pPr>
             <w:r>
               <w:rPr>
-                <w:sz w:val="16"/>
+                <w:rFonts w:ascii="Times New Roman" w:hAnsi="Times New Roman" w:eastAsia="Times New Roman" w:cs="Times New Roman"/>
+                <w:b w:val="0"/>
+                <w:color w:val="000000"/>
+                <w:sz w:val="14"/>
               </w:rPr>
               <w:t>Token-flow attack sketches and SMT completion</w:t>
             </w:r>
@@ -1653,11 +2322,15 @@
           </w:tcPr>
           <w:p>
             <w:pPr>
-              <w:spacing w:before="40" w:after="40"/>
+              <w:spacing w:before="40" w:after="20" w:line="240" w:lineRule="auto"/>
+              <w:ind w:firstLine="0"/>
             </w:pPr>
             <w:r>
               <w:rPr>
-                <w:sz w:val="16"/>
+                <w:rFonts w:ascii="Times New Roman" w:hAnsi="Times New Roman" w:eastAsia="Times New Roman" w:cs="Times New Roman"/>
+                <w:b w:val="0"/>
+                <w:color w:val="000000"/>
+                <w:sz w:val="14"/>
               </w:rPr>
               <w:t>Automated path synthesis; this paper assumes a fixed path.</w:t>
             </w:r>
@@ -1675,11 +2348,15 @@
           </w:tcPr>
           <w:p>
             <w:pPr>
-              <w:spacing w:before="40" w:after="40"/>
+              <w:spacing w:before="40" w:after="20" w:line="240" w:lineRule="auto"/>
+              <w:ind w:firstLine="0"/>
             </w:pPr>
             <w:r>
               <w:rPr>
-                <w:sz w:val="16"/>
+                <w:rFonts w:ascii="Times New Roman" w:hAnsi="Times New Roman" w:eastAsia="Times New Roman" w:cs="Times New Roman"/>
+                <w:b w:val="0"/>
+                <w:color w:val="000000"/>
+                <w:sz w:val="14"/>
               </w:rPr>
               <w:t>This artifact</w:t>
             </w:r>
@@ -1692,11 +2369,15 @@
           </w:tcPr>
           <w:p>
             <w:pPr>
-              <w:spacing w:before="40" w:after="40"/>
+              <w:spacing w:before="40" w:after="20" w:line="240" w:lineRule="auto"/>
+              <w:ind w:firstLine="0"/>
             </w:pPr>
             <w:r>
               <w:rPr>
-                <w:sz w:val="16"/>
+                <w:rFonts w:ascii="Times New Roman" w:hAnsi="Times New Roman" w:eastAsia="Times New Roman" w:cs="Times New Roman"/>
+                <w:b w:val="0"/>
+                <w:color w:val="000000"/>
+                <w:sz w:val="14"/>
               </w:rPr>
               <w:t>Exact closed-form criterion for one capped lending composition</w:t>
             </w:r>
@@ -1709,11 +2390,15 @@
           </w:tcPr>
           <w:p>
             <w:pPr>
-              <w:spacing w:before="40" w:after="40"/>
+              <w:spacing w:before="40" w:after="20" w:line="240" w:lineRule="auto"/>
+              <w:ind w:firstLine="0"/>
             </w:pPr>
             <w:r>
               <w:rPr>
-                <w:sz w:val="16"/>
+                <w:rFonts w:ascii="Times New Roman" w:hAnsi="Times New Roman" w:eastAsia="Times New Roman" w:cs="Times New Roman"/>
+                <w:b w:val="0"/>
+                <w:color w:val="000000"/>
+                <w:sz w:val="14"/>
               </w:rPr>
               <w:t>Transparent settlement accounting and a conditional depth bound.</w:t>
             </w:r>
@@ -1723,45 +2408,88 @@
     </w:tbl>
     <w:p>
       <w:pPr>
-        <w:spacing w:after="20"/>
+        <w:spacing w:after="60" w:before="0" w:line="240" w:lineRule="auto"/>
+        <w:ind w:firstLine="216"/>
       </w:pPr>
     </w:p>
     <w:p>
+      <w:pPr>
+        <w:spacing w:before="0" w:after="60" w:line="240" w:lineRule="auto"/>
+        <w:ind w:firstLine="216"/>
+      </w:pPr>
       <w:r>
+        <w:rPr>
+          <w:rFonts w:ascii="Times New Roman" w:hAnsi="Times New Roman" w:eastAsia="Times New Roman" w:cs="Times New Roman"/>
+          <w:color w:val="000000"/>
+          <w:sz w:val="20"/>
+        </w:rPr>
         <w:t>FlashSyn provides an executable research artifact with a bZx1 benchmark [14]. Its authors specify a Linux/Docker setup and note that the artifact is not supported on Windows. The present experiment uses a preselected, fee-free swap–lend–reverse schedule and a non-recourse settlement rule; FlashSyn synthesizes action sequences against its own benchmark semantics. Thus a direct agreement or speed comparison would require porting one common model and state into both tools. The comparison here is methodological and reproducibility-focused, not a matched runtime claim. Formal AMM models and oracle research likewise predate this work [6–8].</w:t>
       </w:r>
     </w:p>
     <w:p>
       <w:pPr>
         <w:pStyle w:val="Heading1"/>
+        <w:keepNext/>
+        <w:spacing w:before="180" w:after="80" w:line="240" w:lineRule="auto"/>
+        <w:ind w:firstLine="0"/>
+        <w:jc w:val="center"/>
       </w:pPr>
       <w:r>
-        <w:t>7 Evaluation</w:t>
+        <w:rPr>
+          <w:rFonts w:ascii="Times New Roman" w:hAnsi="Times New Roman" w:eastAsia="Times New Roman" w:cs="Times New Roman"/>
+          <w:b/>
+          <w:color w:val="000000"/>
+          <w:sz w:val="20"/>
+        </w:rPr>
+        <w:t>VII. EVALUATION</w:t>
       </w:r>
     </w:p>
     <w:p>
       <w:pPr>
         <w:pStyle w:val="Heading2"/>
+        <w:keepNext/>
+        <w:spacing w:before="120" w:after="60" w:line="240" w:lineRule="auto"/>
+        <w:ind w:firstLine="0"/>
       </w:pPr>
       <w:r>
-        <w:t>7.1 Experimental grid</w:t>
+        <w:rPr>
+          <w:rFonts w:ascii="Times New Roman" w:hAnsi="Times New Roman" w:eastAsia="Times New Roman" w:cs="Times New Roman"/>
+          <w:b w:val="0"/>
+          <w:i/>
+          <w:color w:val="000000"/>
+          <w:sz w:val="20"/>
+        </w:rPr>
+        <w:t>A. Experimental grid</w:t>
       </w:r>
     </w:p>
     <w:p>
+      <w:pPr>
+        <w:spacing w:before="0" w:after="60" w:line="240" w:lineRule="auto"/>
+        <w:ind w:firstLine="216"/>
+      </w:pPr>
       <w:r>
+        <w:rPr>
+          <w:rFonts w:ascii="Times New Roman" w:hAnsi="Times New Roman" w:eastAsia="Times New Roman" w:cs="Times New Roman"/>
+          <w:color w:val="000000"/>
+          <w:sz w:val="20"/>
+        </w:rPr>
         <w:t>The saved benchmark varies equal reserve depths x = y in {100, 1000, 10000}, LTV values from 0.50 through 0.95 in steps of 0.05, and flash fees 0.0009, 0.0015, and 0.003. The remaining values are fixed at C = 100, F = 1000, and T = 400. This gives 90 distinct settings and three sequential Z3 calls per setting. The analytical candidate method classifies all 90 settings; its decisions agree with every Z3 result. All recorded core SAT witnesses replay exactly. Sequential repeats are reproducibility checks, not independent samples or additional protocol cases.</w:t>
       </w:r>
     </w:p>
     <w:p>
       <w:pPr>
-        <w:spacing w:after="100"/>
+        <w:keepNext/>
+        <w:spacing w:after="40" w:before="100" w:line="240" w:lineRule="auto"/>
+        <w:ind w:firstLine="0"/>
         <w:jc w:val="center"/>
       </w:pPr>
       <w:r>
         <w:rPr>
+          <w:rFonts w:ascii="Times New Roman" w:hAnsi="Times New Roman" w:eastAsia="Times New Roman" w:cs="Times New Roman"/>
+          <w:b/>
           <w:i/>
-          <w:color w:val="46525D"/>
-          <w:sz w:val="17"/>
+          <w:color w:val="000000"/>
+          <w:sz w:val="16"/>
         </w:rPr>
         <w:t>Table 4. Recorded model decisions and solver-check times.</w:t>
       </w:r>
@@ -1771,6 +2499,7 @@
         <w:tblStyle w:val="TableGrid"/>
         <w:tblW w:w="0" w:type="auto"/>
         <w:jc w:val="center"/>
+        <w:tblLayout w:type="autofit"/>
         <w:tblLook w:val="04A0" w:firstRow="1" w:lastRow="0" w:firstColumn="1" w:lastColumn="0" w:noHBand="0" w:noVBand="1"/>
       </w:tblPr>
       <w:tblGrid>
@@ -1784,18 +2513,25 @@
       <w:tr>
         <w:trPr>
           <w:jc w:val="center"/>
+          <w:tblHeader w:val="true"/>
         </w:trPr>
         <w:tc>
           <w:tcPr>
             <w:tcW w:w="1800" w:type="dxa"/>
             <w:shd w:val="clear" w:color="auto" w:fill="E7EFF3"/>
+            <w:vAlign w:val="center"/>
           </w:tcPr>
           <w:p>
+            <w:pPr>
+              <w:spacing w:after="20" w:line="240" w:lineRule="auto"/>
+              <w:ind w:firstLine="0"/>
+            </w:pPr>
             <w:r>
               <w:rPr>
+                <w:rFonts w:ascii="Times New Roman" w:hAnsi="Times New Roman" w:eastAsia="Times New Roman" w:cs="Times New Roman"/>
                 <w:b/>
-                <w:color w:val="17324D"/>
-                <w:sz w:val="17"/>
+                <w:color w:val="000000"/>
+                <w:sz w:val="14"/>
               </w:rPr>
               <w:t>Equal reserves</w:t>
             </w:r>
@@ -1805,13 +2541,19 @@
           <w:tcPr>
             <w:tcW w:w="1656" w:type="dxa"/>
             <w:shd w:val="clear" w:color="auto" w:fill="E7EFF3"/>
+            <w:vAlign w:val="center"/>
           </w:tcPr>
           <w:p>
+            <w:pPr>
+              <w:spacing w:after="20" w:line="240" w:lineRule="auto"/>
+              <w:ind w:firstLine="0"/>
+            </w:pPr>
             <w:r>
               <w:rPr>
+                <w:rFonts w:ascii="Times New Roman" w:hAnsi="Times New Roman" w:eastAsia="Times New Roman" w:cs="Times New Roman"/>
                 <w:b/>
-                <w:color w:val="17324D"/>
-                <w:sz w:val="17"/>
+                <w:color w:val="000000"/>
+                <w:sz w:val="14"/>
               </w:rPr>
               <w:t>SAT settings</w:t>
             </w:r>
@@ -1821,13 +2563,19 @@
           <w:tcPr>
             <w:tcW w:w="1800" w:type="dxa"/>
             <w:shd w:val="clear" w:color="auto" w:fill="E7EFF3"/>
+            <w:vAlign w:val="center"/>
           </w:tcPr>
           <w:p>
+            <w:pPr>
+              <w:spacing w:after="20" w:line="240" w:lineRule="auto"/>
+              <w:ind w:firstLine="0"/>
+            </w:pPr>
             <w:r>
               <w:rPr>
+                <w:rFonts w:ascii="Times New Roman" w:hAnsi="Times New Roman" w:eastAsia="Times New Roman" w:cs="Times New Roman"/>
                 <w:b/>
-                <w:color w:val="17324D"/>
-                <w:sz w:val="17"/>
+                <w:color w:val="000000"/>
+                <w:sz w:val="14"/>
               </w:rPr>
               <w:t>UNSAT settings</w:t>
             </w:r>
@@ -1837,13 +2585,19 @@
           <w:tcPr>
             <w:tcW w:w="1440" w:type="dxa"/>
             <w:shd w:val="clear" w:color="auto" w:fill="E7EFF3"/>
+            <w:vAlign w:val="center"/>
           </w:tcPr>
           <w:p>
+            <w:pPr>
+              <w:spacing w:after="20" w:line="240" w:lineRule="auto"/>
+              <w:ind w:firstLine="0"/>
+            </w:pPr>
             <w:r>
               <w:rPr>
+                <w:rFonts w:ascii="Times New Roman" w:hAnsi="Times New Roman" w:eastAsia="Times New Roman" w:cs="Times New Roman"/>
                 <w:b/>
-                <w:color w:val="17324D"/>
-                <w:sz w:val="17"/>
+                <w:color w:val="000000"/>
+                <w:sz w:val="14"/>
               </w:rPr>
               <w:t>SAT calls</w:t>
             </w:r>
@@ -1853,13 +2607,19 @@
           <w:tcPr>
             <w:tcW w:w="1440" w:type="dxa"/>
             <w:shd w:val="clear" w:color="auto" w:fill="E7EFF3"/>
+            <w:vAlign w:val="center"/>
           </w:tcPr>
           <w:p>
+            <w:pPr>
+              <w:spacing w:after="20" w:line="240" w:lineRule="auto"/>
+              <w:ind w:firstLine="0"/>
+            </w:pPr>
             <w:r>
               <w:rPr>
+                <w:rFonts w:ascii="Times New Roman" w:hAnsi="Times New Roman" w:eastAsia="Times New Roman" w:cs="Times New Roman"/>
                 <w:b/>
-                <w:color w:val="17324D"/>
-                <w:sz w:val="17"/>
+                <w:color w:val="000000"/>
+                <w:sz w:val="14"/>
               </w:rPr>
               <w:t>UNSAT calls</w:t>
             </w:r>
@@ -1869,13 +2629,19 @@
           <w:tcPr>
             <w:tcW w:w="1584" w:type="dxa"/>
             <w:shd w:val="clear" w:color="auto" w:fill="E7EFF3"/>
+            <w:vAlign w:val="center"/>
           </w:tcPr>
           <w:p>
+            <w:pPr>
+              <w:spacing w:after="20" w:line="240" w:lineRule="auto"/>
+              <w:ind w:firstLine="0"/>
+            </w:pPr>
             <w:r>
               <w:rPr>
+                <w:rFonts w:ascii="Times New Roman" w:hAnsi="Times New Roman" w:eastAsia="Times New Roman" w:cs="Times New Roman"/>
                 <w:b/>
-                <w:color w:val="17324D"/>
-                <w:sz w:val="17"/>
+                <w:color w:val="000000"/>
+                <w:sz w:val="14"/>
               </w:rPr>
               <w:t>Median ms</w:t>
             </w:r>
@@ -1893,11 +2659,15 @@
           </w:tcPr>
           <w:p>
             <w:pPr>
-              <w:spacing w:before="40" w:after="40"/>
+              <w:spacing w:before="40" w:after="20" w:line="240" w:lineRule="auto"/>
+              <w:ind w:firstLine="0"/>
             </w:pPr>
             <w:r>
               <w:rPr>
-                <w:sz w:val="16"/>
+                <w:rFonts w:ascii="Times New Roman" w:hAnsi="Times New Roman" w:eastAsia="Times New Roman" w:cs="Times New Roman"/>
+                <w:b w:val="0"/>
+                <w:color w:val="000000"/>
+                <w:sz w:val="14"/>
               </w:rPr>
               <w:t>100</w:t>
             </w:r>
@@ -1910,11 +2680,15 @@
           </w:tcPr>
           <w:p>
             <w:pPr>
-              <w:spacing w:before="40" w:after="40"/>
+              <w:spacing w:before="40" w:after="20" w:line="240" w:lineRule="auto"/>
+              <w:ind w:firstLine="0"/>
             </w:pPr>
             <w:r>
               <w:rPr>
-                <w:sz w:val="16"/>
+                <w:rFonts w:ascii="Times New Roman" w:hAnsi="Times New Roman" w:eastAsia="Times New Roman" w:cs="Times New Roman"/>
+                <w:b w:val="0"/>
+                <w:color w:val="000000"/>
+                <w:sz w:val="14"/>
               </w:rPr>
               <w:t>30</w:t>
             </w:r>
@@ -1927,11 +2701,15 @@
           </w:tcPr>
           <w:p>
             <w:pPr>
-              <w:spacing w:before="40" w:after="40"/>
+              <w:spacing w:before="40" w:after="20" w:line="240" w:lineRule="auto"/>
+              <w:ind w:firstLine="0"/>
             </w:pPr>
             <w:r>
               <w:rPr>
-                <w:sz w:val="16"/>
+                <w:rFonts w:ascii="Times New Roman" w:hAnsi="Times New Roman" w:eastAsia="Times New Roman" w:cs="Times New Roman"/>
+                <w:b w:val="0"/>
+                <w:color w:val="000000"/>
+                <w:sz w:val="14"/>
               </w:rPr>
               <w:t>0</w:t>
             </w:r>
@@ -1944,11 +2722,15 @@
           </w:tcPr>
           <w:p>
             <w:pPr>
-              <w:spacing w:before="40" w:after="40"/>
+              <w:spacing w:before="40" w:after="20" w:line="240" w:lineRule="auto"/>
+              <w:ind w:firstLine="0"/>
             </w:pPr>
             <w:r>
               <w:rPr>
-                <w:sz w:val="16"/>
+                <w:rFonts w:ascii="Times New Roman" w:hAnsi="Times New Roman" w:eastAsia="Times New Roman" w:cs="Times New Roman"/>
+                <w:b w:val="0"/>
+                <w:color w:val="000000"/>
+                <w:sz w:val="14"/>
               </w:rPr>
               <w:t>90</w:t>
             </w:r>
@@ -1961,11 +2743,15 @@
           </w:tcPr>
           <w:p>
             <w:pPr>
-              <w:spacing w:before="40" w:after="40"/>
+              <w:spacing w:before="40" w:after="20" w:line="240" w:lineRule="auto"/>
+              <w:ind w:firstLine="0"/>
             </w:pPr>
             <w:r>
               <w:rPr>
-                <w:sz w:val="16"/>
+                <w:rFonts w:ascii="Times New Roman" w:hAnsi="Times New Roman" w:eastAsia="Times New Roman" w:cs="Times New Roman"/>
+                <w:b w:val="0"/>
+                <w:color w:val="000000"/>
+                <w:sz w:val="14"/>
               </w:rPr>
               <w:t>0</w:t>
             </w:r>
@@ -1978,11 +2764,15 @@
           </w:tcPr>
           <w:p>
             <w:pPr>
-              <w:spacing w:before="40" w:after="40"/>
+              <w:spacing w:before="40" w:after="20" w:line="240" w:lineRule="auto"/>
+              <w:ind w:firstLine="0"/>
             </w:pPr>
             <w:r>
               <w:rPr>
-                <w:sz w:val="16"/>
+                <w:rFonts w:ascii="Times New Roman" w:hAnsi="Times New Roman" w:eastAsia="Times New Roman" w:cs="Times New Roman"/>
+                <w:b w:val="0"/>
+                <w:color w:val="000000"/>
+                <w:sz w:val="14"/>
               </w:rPr>
               <w:t>20.606</w:t>
             </w:r>
@@ -2001,11 +2791,15 @@
           </w:tcPr>
           <w:p>
             <w:pPr>
-              <w:spacing w:before="40" w:after="40"/>
+              <w:spacing w:before="40" w:after="20" w:line="240" w:lineRule="auto"/>
+              <w:ind w:firstLine="0"/>
             </w:pPr>
             <w:r>
               <w:rPr>
-                <w:sz w:val="16"/>
+                <w:rFonts w:ascii="Times New Roman" w:hAnsi="Times New Roman" w:eastAsia="Times New Roman" w:cs="Times New Roman"/>
+                <w:b w:val="0"/>
+                <w:color w:val="000000"/>
+                <w:sz w:val="14"/>
               </w:rPr>
               <w:t>1000</w:t>
             </w:r>
@@ -2019,11 +2813,15 @@
           </w:tcPr>
           <w:p>
             <w:pPr>
-              <w:spacing w:before="40" w:after="40"/>
+              <w:spacing w:before="40" w:after="20" w:line="240" w:lineRule="auto"/>
+              <w:ind w:firstLine="0"/>
             </w:pPr>
             <w:r>
               <w:rPr>
-                <w:sz w:val="16"/>
+                <w:rFonts w:ascii="Times New Roman" w:hAnsi="Times New Roman" w:eastAsia="Times New Roman" w:cs="Times New Roman"/>
+                <w:b w:val="0"/>
+                <w:color w:val="000000"/>
+                <w:sz w:val="14"/>
               </w:rPr>
               <w:t>30</w:t>
             </w:r>
@@ -2037,11 +2835,15 @@
           </w:tcPr>
           <w:p>
             <w:pPr>
-              <w:spacing w:before="40" w:after="40"/>
+              <w:spacing w:before="40" w:after="20" w:line="240" w:lineRule="auto"/>
+              <w:ind w:firstLine="0"/>
             </w:pPr>
             <w:r>
               <w:rPr>
-                <w:sz w:val="16"/>
+                <w:rFonts w:ascii="Times New Roman" w:hAnsi="Times New Roman" w:eastAsia="Times New Roman" w:cs="Times New Roman"/>
+                <w:b w:val="0"/>
+                <w:color w:val="000000"/>
+                <w:sz w:val="14"/>
               </w:rPr>
               <w:t>0</w:t>
             </w:r>
@@ -2055,11 +2857,15 @@
           </w:tcPr>
           <w:p>
             <w:pPr>
-              <w:spacing w:before="40" w:after="40"/>
+              <w:spacing w:before="40" w:after="20" w:line="240" w:lineRule="auto"/>
+              <w:ind w:firstLine="0"/>
             </w:pPr>
             <w:r>
               <w:rPr>
-                <w:sz w:val="16"/>
+                <w:rFonts w:ascii="Times New Roman" w:hAnsi="Times New Roman" w:eastAsia="Times New Roman" w:cs="Times New Roman"/>
+                <w:b w:val="0"/>
+                <w:color w:val="000000"/>
+                <w:sz w:val="14"/>
               </w:rPr>
               <w:t>90</w:t>
             </w:r>
@@ -2073,11 +2879,15 @@
           </w:tcPr>
           <w:p>
             <w:pPr>
-              <w:spacing w:before="40" w:after="40"/>
+              <w:spacing w:before="40" w:after="20" w:line="240" w:lineRule="auto"/>
+              <w:ind w:firstLine="0"/>
             </w:pPr>
             <w:r>
               <w:rPr>
-                <w:sz w:val="16"/>
+                <w:rFonts w:ascii="Times New Roman" w:hAnsi="Times New Roman" w:eastAsia="Times New Roman" w:cs="Times New Roman"/>
+                <w:b w:val="0"/>
+                <w:color w:val="000000"/>
+                <w:sz w:val="14"/>
               </w:rPr>
               <w:t>0</w:t>
             </w:r>
@@ -2091,11 +2901,15 @@
           </w:tcPr>
           <w:p>
             <w:pPr>
-              <w:spacing w:before="40" w:after="40"/>
+              <w:spacing w:before="40" w:after="20" w:line="240" w:lineRule="auto"/>
+              <w:ind w:firstLine="0"/>
             </w:pPr>
             <w:r>
               <w:rPr>
-                <w:sz w:val="16"/>
+                <w:rFonts w:ascii="Times New Roman" w:hAnsi="Times New Roman" w:eastAsia="Times New Roman" w:cs="Times New Roman"/>
+                <w:b w:val="0"/>
+                <w:color w:val="000000"/>
+                <w:sz w:val="14"/>
               </w:rPr>
               <w:t>20.785</w:t>
             </w:r>
@@ -2113,11 +2927,15 @@
           </w:tcPr>
           <w:p>
             <w:pPr>
-              <w:spacing w:before="40" w:after="40"/>
+              <w:spacing w:before="40" w:after="20" w:line="240" w:lineRule="auto"/>
+              <w:ind w:firstLine="0"/>
             </w:pPr>
             <w:r>
               <w:rPr>
-                <w:sz w:val="16"/>
+                <w:rFonts w:ascii="Times New Roman" w:hAnsi="Times New Roman" w:eastAsia="Times New Roman" w:cs="Times New Roman"/>
+                <w:b w:val="0"/>
+                <w:color w:val="000000"/>
+                <w:sz w:val="14"/>
               </w:rPr>
               <w:t>10000</w:t>
             </w:r>
@@ -2130,11 +2948,15 @@
           </w:tcPr>
           <w:p>
             <w:pPr>
-              <w:spacing w:before="40" w:after="40"/>
+              <w:spacing w:before="40" w:after="20" w:line="240" w:lineRule="auto"/>
+              <w:ind w:firstLine="0"/>
             </w:pPr>
             <w:r>
               <w:rPr>
-                <w:sz w:val="16"/>
+                <w:rFonts w:ascii="Times New Roman" w:hAnsi="Times New Roman" w:eastAsia="Times New Roman" w:cs="Times New Roman"/>
+                <w:b w:val="0"/>
+                <w:color w:val="000000"/>
+                <w:sz w:val="14"/>
               </w:rPr>
               <w:t>8</w:t>
             </w:r>
@@ -2147,11 +2969,15 @@
           </w:tcPr>
           <w:p>
             <w:pPr>
-              <w:spacing w:before="40" w:after="40"/>
+              <w:spacing w:before="40" w:after="20" w:line="240" w:lineRule="auto"/>
+              <w:ind w:firstLine="0"/>
             </w:pPr>
             <w:r>
               <w:rPr>
-                <w:sz w:val="16"/>
+                <w:rFonts w:ascii="Times New Roman" w:hAnsi="Times New Roman" w:eastAsia="Times New Roman" w:cs="Times New Roman"/>
+                <w:b w:val="0"/>
+                <w:color w:val="000000"/>
+                <w:sz w:val="14"/>
               </w:rPr>
               <w:t>22</w:t>
             </w:r>
@@ -2164,11 +2990,15 @@
           </w:tcPr>
           <w:p>
             <w:pPr>
-              <w:spacing w:before="40" w:after="40"/>
+              <w:spacing w:before="40" w:after="20" w:line="240" w:lineRule="auto"/>
+              <w:ind w:firstLine="0"/>
             </w:pPr>
             <w:r>
               <w:rPr>
-                <w:sz w:val="16"/>
+                <w:rFonts w:ascii="Times New Roman" w:hAnsi="Times New Roman" w:eastAsia="Times New Roman" w:cs="Times New Roman"/>
+                <w:b w:val="0"/>
+                <w:color w:val="000000"/>
+                <w:sz w:val="14"/>
               </w:rPr>
               <w:t>24</w:t>
             </w:r>
@@ -2181,11 +3011,15 @@
           </w:tcPr>
           <w:p>
             <w:pPr>
-              <w:spacing w:before="40" w:after="40"/>
+              <w:spacing w:before="40" w:after="20" w:line="240" w:lineRule="auto"/>
+              <w:ind w:firstLine="0"/>
             </w:pPr>
             <w:r>
               <w:rPr>
-                <w:sz w:val="16"/>
+                <w:rFonts w:ascii="Times New Roman" w:hAnsi="Times New Roman" w:eastAsia="Times New Roman" w:cs="Times New Roman"/>
+                <w:b w:val="0"/>
+                <w:color w:val="000000"/>
+                <w:sz w:val="14"/>
               </w:rPr>
               <w:t>66</w:t>
             </w:r>
@@ -2198,11 +3032,15 @@
           </w:tcPr>
           <w:p>
             <w:pPr>
-              <w:spacing w:before="40" w:after="40"/>
+              <w:spacing w:before="40" w:after="20" w:line="240" w:lineRule="auto"/>
+              <w:ind w:firstLine="0"/>
             </w:pPr>
             <w:r>
               <w:rPr>
-                <w:sz w:val="16"/>
+                <w:rFonts w:ascii="Times New Roman" w:hAnsi="Times New Roman" w:eastAsia="Times New Roman" w:cs="Times New Roman"/>
+                <w:b w:val="0"/>
+                <w:color w:val="000000"/>
+                <w:sz w:val="14"/>
               </w:rPr>
               <w:t>2.233</w:t>
             </w:r>
@@ -2221,11 +3059,15 @@
           </w:tcPr>
           <w:p>
             <w:pPr>
-              <w:spacing w:before="40" w:after="40"/>
+              <w:spacing w:before="40" w:after="20" w:line="240" w:lineRule="auto"/>
+              <w:ind w:firstLine="0"/>
             </w:pPr>
             <w:r>
               <w:rPr>
-                <w:sz w:val="16"/>
+                <w:rFonts w:ascii="Times New Roman" w:hAnsi="Times New Roman" w:eastAsia="Times New Roman" w:cs="Times New Roman"/>
+                <w:b w:val="0"/>
+                <w:color w:val="000000"/>
+                <w:sz w:val="14"/>
               </w:rPr>
               <w:t>Total</w:t>
             </w:r>
@@ -2239,11 +3081,15 @@
           </w:tcPr>
           <w:p>
             <w:pPr>
-              <w:spacing w:before="40" w:after="40"/>
+              <w:spacing w:before="40" w:after="20" w:line="240" w:lineRule="auto"/>
+              <w:ind w:firstLine="0"/>
             </w:pPr>
             <w:r>
               <w:rPr>
-                <w:sz w:val="16"/>
+                <w:rFonts w:ascii="Times New Roman" w:hAnsi="Times New Roman" w:eastAsia="Times New Roman" w:cs="Times New Roman"/>
+                <w:b w:val="0"/>
+                <w:color w:val="000000"/>
+                <w:sz w:val="14"/>
               </w:rPr>
               <w:t>68</w:t>
             </w:r>
@@ -2257,11 +3103,15 @@
           </w:tcPr>
           <w:p>
             <w:pPr>
-              <w:spacing w:before="40" w:after="40"/>
+              <w:spacing w:before="40" w:after="20" w:line="240" w:lineRule="auto"/>
+              <w:ind w:firstLine="0"/>
             </w:pPr>
             <w:r>
               <w:rPr>
-                <w:sz w:val="16"/>
+                <w:rFonts w:ascii="Times New Roman" w:hAnsi="Times New Roman" w:eastAsia="Times New Roman" w:cs="Times New Roman"/>
+                <w:b w:val="0"/>
+                <w:color w:val="000000"/>
+                <w:sz w:val="14"/>
               </w:rPr>
               <w:t>22</w:t>
             </w:r>
@@ -2275,11 +3125,15 @@
           </w:tcPr>
           <w:p>
             <w:pPr>
-              <w:spacing w:before="40" w:after="40"/>
+              <w:spacing w:before="40" w:after="20" w:line="240" w:lineRule="auto"/>
+              <w:ind w:firstLine="0"/>
             </w:pPr>
             <w:r>
               <w:rPr>
-                <w:sz w:val="16"/>
+                <w:rFonts w:ascii="Times New Roman" w:hAnsi="Times New Roman" w:eastAsia="Times New Roman" w:cs="Times New Roman"/>
+                <w:b w:val="0"/>
+                <w:color w:val="000000"/>
+                <w:sz w:val="14"/>
               </w:rPr>
               <w:t>204</w:t>
             </w:r>
@@ -2293,11 +3147,15 @@
           </w:tcPr>
           <w:p>
             <w:pPr>
-              <w:spacing w:before="40" w:after="40"/>
+              <w:spacing w:before="40" w:after="20" w:line="240" w:lineRule="auto"/>
+              <w:ind w:firstLine="0"/>
             </w:pPr>
             <w:r>
               <w:rPr>
-                <w:sz w:val="16"/>
+                <w:rFonts w:ascii="Times New Roman" w:hAnsi="Times New Roman" w:eastAsia="Times New Roman" w:cs="Times New Roman"/>
+                <w:b w:val="0"/>
+                <w:color w:val="000000"/>
+                <w:sz w:val="14"/>
               </w:rPr>
               <w:t>66</w:t>
             </w:r>
@@ -2311,11 +3169,15 @@
           </w:tcPr>
           <w:p>
             <w:pPr>
-              <w:spacing w:before="40" w:after="40"/>
+              <w:spacing w:before="40" w:after="20" w:line="240" w:lineRule="auto"/>
+              <w:ind w:firstLine="0"/>
             </w:pPr>
             <w:r>
               <w:rPr>
-                <w:sz w:val="16"/>
+                <w:rFonts w:ascii="Times New Roman" w:hAnsi="Times New Roman" w:eastAsia="Times New Roman" w:cs="Times New Roman"/>
+                <w:b w:val="0"/>
+                <w:color w:val="000000"/>
+                <w:sz w:val="14"/>
               </w:rPr>
               <w:t>—</w:t>
             </w:r>
@@ -2325,26 +3187,41 @@
     </w:tbl>
     <w:p>
       <w:pPr>
-        <w:spacing w:after="20"/>
+        <w:spacing w:after="60" w:before="0" w:line="240" w:lineRule="auto"/>
+        <w:ind w:firstLine="216"/>
       </w:pPr>
     </w:p>
     <w:p>
+      <w:pPr>
+        <w:spacing w:before="0" w:after="60" w:line="240" w:lineRule="auto"/>
+        <w:ind w:firstLine="216"/>
+      </w:pPr>
       <w:r>
+        <w:rPr>
+          <w:rFonts w:ascii="Times New Roman" w:hAnsi="Times New Roman" w:eastAsia="Times New Roman" w:cs="Times New Roman"/>
+          <w:color w:val="000000"/>
+          <w:sz w:val="20"/>
+        </w:rPr>
         <w:t>The 204 SAT and 66 UNSAT totals count solver calls, whereas 68 and 22 count distinct settings. All 270 checks were decisive. Timing covers solver.check only, excluding encoding, analysis, and exact replay. RSS snapshots in the raw results are process-wide and do not measure peak solver overhead.</w:t>
       </w:r>
     </w:p>
     <w:p>
       <w:pPr>
         <w:keepNext/>
+        <w:spacing w:before="100" w:after="20" w:line="240" w:lineRule="auto"/>
+        <w:ind w:firstLine="0"/>
         <w:jc w:val="center"/>
       </w:pPr>
       <w:r>
         <w:rPr>
+          <w:rFonts w:ascii="Times New Roman" w:hAnsi="Times New Roman" w:eastAsia="Times New Roman" w:cs="Times New Roman"/>
           <w:noProof/>
+          <w:color w:val="000000"/>
+          <w:sz w:val="20"/>
         </w:rPr>
         <w:drawing>
           <wp:inline distT="0" distB="0" distL="0" distR="0" wp14:anchorId="6EB604EA" wp14:editId="57E7758D">
-            <wp:extent cx="6217920" cy="2344645"/>
+            <wp:extent cx="3127248" cy="1179219"/>
             <wp:effectExtent l="0" t="0" r="0" b="0"/>
             <wp:docPr id="3" name="Picture 3"/>
             <wp:cNvGraphicFramePr>
@@ -2366,7 +3243,7 @@
                   <pic:spPr>
                     <a:xfrm>
                       <a:off x="0" y="0"/>
-                      <a:ext cx="6217920" cy="2344645"/>
+                      <a:ext cx="3127248" cy="1179219"/>
                     </a:xfrm>
                     <a:prstGeom prst="rect">
                       <a:avLst/>
@@ -2381,14 +3258,16 @@
     </w:p>
     <w:p>
       <w:pPr>
-        <w:spacing w:after="100"/>
+        <w:spacing w:after="120" w:before="0" w:line="240" w:lineRule="auto"/>
+        <w:ind w:firstLine="0"/>
         <w:jc w:val="center"/>
       </w:pPr>
       <w:r>
         <w:rPr>
+          <w:rFonts w:ascii="Times New Roman" w:hAnsi="Times New Roman" w:eastAsia="Times New Roman" w:cs="Times New Roman"/>
           <w:i/>
-          <w:color w:val="46525D"/>
-          <w:sz w:val="17"/>
+          <w:color w:val="000000"/>
+          <w:sz w:val="16"/>
         </w:rPr>
         <w:t>Figure 3. Recorded decisions by distinct setting and distribution of all 270 solver-check times.</w:t>
       </w:r>
@@ -2396,16 +3275,21 @@
     <w:p>
       <w:pPr>
         <w:keepNext/>
+        <w:spacing w:before="100" w:after="20" w:line="240" w:lineRule="auto"/>
+        <w:ind w:firstLine="0"/>
         <w:jc w:val="center"/>
       </w:pPr>
       <w:r>
         <w:rPr>
+          <w:rFonts w:ascii="Times New Roman" w:hAnsi="Times New Roman" w:eastAsia="Times New Roman" w:cs="Times New Roman"/>
           <w:noProof/>
+          <w:color w:val="000000"/>
+          <w:sz w:val="20"/>
         </w:rPr>
         <w:lastRenderedPageBreak/>
         <w:drawing>
           <wp:inline distT="0" distB="0" distL="0" distR="0" wp14:anchorId="65957577" wp14:editId="31C84EDE">
-            <wp:extent cx="6217920" cy="2836489"/>
+            <wp:extent cx="3127248" cy="1426587"/>
             <wp:effectExtent l="0" t="0" r="0" b="0"/>
             <wp:docPr id="4" name="Picture 4"/>
             <wp:cNvGraphicFramePr>
@@ -2427,7 +3311,7 @@
                   <pic:spPr>
                     <a:xfrm>
                       <a:off x="0" y="0"/>
-                      <a:ext cx="6217920" cy="2836489"/>
+                      <a:ext cx="3127248" cy="1426587"/>
                     </a:xfrm>
                     <a:prstGeom prst="rect">
                       <a:avLst/>
@@ -2442,14 +3326,16 @@
     </w:p>
     <w:p>
       <w:pPr>
-        <w:spacing w:after="100"/>
+        <w:spacing w:after="120" w:before="0" w:line="240" w:lineRule="auto"/>
+        <w:ind w:firstLine="0"/>
         <w:jc w:val="center"/>
       </w:pPr>
       <w:r>
         <w:rPr>
+          <w:rFonts w:ascii="Times New Roman" w:hAnsi="Times New Roman" w:eastAsia="Times New Roman" w:cs="Times New Roman"/>
           <w:i/>
-          <w:color w:val="46525D"/>
-          <w:sz w:val="17"/>
+          <w:color w:val="000000"/>
+          <w:sz w:val="16"/>
         </w:rPr>
         <w:t>Figure 4. The 90 recorded decisions. Each cell is one setting, with three agreeing Z3 repeats.</w:t>
       </w:r>
@@ -2457,26 +3343,49 @@
     <w:p>
       <w:pPr>
         <w:pStyle w:val="Heading2"/>
+        <w:keepNext/>
+        <w:spacing w:before="120" w:after="60" w:line="240" w:lineRule="auto"/>
+        <w:ind w:firstLine="0"/>
       </w:pPr>
       <w:r>
-        <w:t>7.2 Analytical baseline and example witnesses</w:t>
+        <w:rPr>
+          <w:rFonts w:ascii="Times New Roman" w:hAnsi="Times New Roman" w:eastAsia="Times New Roman" w:cs="Times New Roman"/>
+          <w:b w:val="0"/>
+          <w:i/>
+          <w:color w:val="000000"/>
+          <w:sz w:val="20"/>
+        </w:rPr>
+        <w:t>B. Analytical baseline and example witnesses</w:t>
       </w:r>
     </w:p>
     <w:p>
+      <w:pPr>
+        <w:spacing w:before="0" w:after="60" w:line="240" w:lineRule="auto"/>
+        <w:ind w:firstLine="216"/>
+      </w:pPr>
       <w:r>
+        <w:rPr>
+          <w:rFonts w:ascii="Times New Roman" w:hAnsi="Times New Roman" w:eastAsia="Times New Roman" w:cs="Times New Roman"/>
+          <w:color w:val="000000"/>
+          <w:sz w:val="20"/>
+        </w:rPr>
         <w:t>For this restricted model, the closed-form candidate rule is a complete decision baseline: it checks at most three candidate amounts instead of searching the nonlinear constraint system. The comparison yields 90/90 agreement at the level of distinct settings, and 270/270 agreement across repeated solver calls. This establishes internal consistency, not independent correctness of the model or superior performance over DeFiPoser, Clockwork Finance, FlashSyn, or FORAY.</w:t>
       </w:r>
     </w:p>
     <w:p>
       <w:pPr>
-        <w:spacing w:after="100"/>
+        <w:keepNext/>
+        <w:spacing w:after="40" w:before="100" w:line="240" w:lineRule="auto"/>
+        <w:ind w:firstLine="0"/>
         <w:jc w:val="center"/>
       </w:pPr>
       <w:r>
         <w:rPr>
+          <w:rFonts w:ascii="Times New Roman" w:hAnsi="Times New Roman" w:eastAsia="Times New Roman" w:cs="Times New Roman"/>
+          <w:b/>
           <w:i/>
-          <w:color w:val="46525D"/>
-          <w:sz w:val="17"/>
+          <w:color w:val="000000"/>
+          <w:sz w:val="16"/>
         </w:rPr>
         <w:t>Table 5. Decision targets for selected controls.</w:t>
       </w:r>
@@ -2486,6 +3395,7 @@
         <w:tblStyle w:val="TableGrid"/>
         <w:tblW w:w="0" w:type="auto"/>
         <w:jc w:val="center"/>
+        <w:tblLayout w:type="autofit"/>
         <w:tblLook w:val="04A0" w:firstRow="1" w:lastRow="0" w:firstColumn="1" w:lastColumn="0" w:noHBand="0" w:noVBand="1"/>
       </w:tblPr>
       <w:tblGrid>
@@ -2496,18 +3406,25 @@
       <w:tr>
         <w:trPr>
           <w:jc w:val="center"/>
+          <w:tblHeader w:val="true"/>
         </w:trPr>
         <w:tc>
           <w:tcPr>
             <w:tcW w:w="3168" w:type="dxa"/>
             <w:shd w:val="clear" w:color="auto" w:fill="E7EFF3"/>
+            <w:vAlign w:val="center"/>
           </w:tcPr>
           <w:p>
+            <w:pPr>
+              <w:spacing w:after="20" w:line="240" w:lineRule="auto"/>
+              <w:ind w:firstLine="0"/>
+            </w:pPr>
             <w:r>
               <w:rPr>
+                <w:rFonts w:ascii="Times New Roman" w:hAnsi="Times New Roman" w:eastAsia="Times New Roman" w:cs="Times New Roman"/>
                 <w:b/>
-                <w:color w:val="17324D"/>
-                <w:sz w:val="17"/>
+                <w:color w:val="000000"/>
+                <w:sz w:val="14"/>
               </w:rPr>
               <w:t>Encoded property</w:t>
             </w:r>
@@ -2517,13 +3434,19 @@
           <w:tcPr>
             <w:tcW w:w="1512" w:type="dxa"/>
             <w:shd w:val="clear" w:color="auto" w:fill="E7EFF3"/>
+            <w:vAlign w:val="center"/>
           </w:tcPr>
           <w:p>
+            <w:pPr>
+              <w:spacing w:after="20" w:line="240" w:lineRule="auto"/>
+              <w:ind w:firstLine="0"/>
+            </w:pPr>
             <w:r>
               <w:rPr>
+                <w:rFonts w:ascii="Times New Roman" w:hAnsi="Times New Roman" w:eastAsia="Times New Roman" w:cs="Times New Roman"/>
                 <w:b/>
-                <w:color w:val="17324D"/>
-                <w:sz w:val="17"/>
+                <w:color w:val="000000"/>
+                <w:sz w:val="14"/>
               </w:rPr>
               <w:t>Result</w:t>
             </w:r>
@@ -2533,13 +3456,19 @@
           <w:tcPr>
             <w:tcW w:w="5328" w:type="dxa"/>
             <w:shd w:val="clear" w:color="auto" w:fill="E7EFF3"/>
+            <w:vAlign w:val="center"/>
           </w:tcPr>
           <w:p>
+            <w:pPr>
+              <w:spacing w:after="20" w:line="240" w:lineRule="auto"/>
+              <w:ind w:firstLine="0"/>
+            </w:pPr>
             <w:r>
               <w:rPr>
+                <w:rFonts w:ascii="Times New Roman" w:hAnsi="Times New Roman" w:eastAsia="Times New Roman" w:cs="Times New Roman"/>
                 <w:b/>
-                <w:color w:val="17324D"/>
-                <w:sz w:val="17"/>
+                <w:color w:val="000000"/>
+                <w:sz w:val="14"/>
               </w:rPr>
               <w:t>Meaning</w:t>
             </w:r>
@@ -2557,11 +3486,15 @@
           </w:tcPr>
           <w:p>
             <w:pPr>
-              <w:spacing w:before="40" w:after="40"/>
+              <w:spacing w:before="40" w:after="20" w:line="240" w:lineRule="auto"/>
+              <w:ind w:firstLine="0"/>
             </w:pPr>
             <w:r>
               <w:rPr>
-                <w:sz w:val="16"/>
+                <w:rFonts w:ascii="Times New Roman" w:hAnsi="Times New Roman" w:eastAsia="Times New Roman" w:cs="Times New Roman"/>
+                <w:b w:val="0"/>
+                <w:color w:val="000000"/>
+                <w:sz w:val="14"/>
               </w:rPr>
               <w:t>Spot-price core extraction</w:t>
             </w:r>
@@ -2574,11 +3507,15 @@
           </w:tcPr>
           <w:p>
             <w:pPr>
-              <w:spacing w:before="40" w:after="40"/>
+              <w:spacing w:before="40" w:after="20" w:line="240" w:lineRule="auto"/>
+              <w:ind w:firstLine="0"/>
             </w:pPr>
             <w:r>
               <w:rPr>
-                <w:sz w:val="16"/>
+                <w:rFonts w:ascii="Times New Roman" w:hAnsi="Times New Roman" w:eastAsia="Times New Roman" w:cs="Times New Roman"/>
+                <w:b w:val="0"/>
+                <w:color w:val="000000"/>
+                <w:sz w:val="14"/>
               </w:rPr>
               <w:t>SAT</w:t>
             </w:r>
@@ -2591,11 +3528,15 @@
           </w:tcPr>
           <w:p>
             <w:pPr>
-              <w:spacing w:before="40" w:after="40"/>
+              <w:spacing w:before="40" w:after="20" w:line="240" w:lineRule="auto"/>
+              <w:ind w:firstLine="0"/>
             </w:pPr>
             <w:r>
               <w:rPr>
-                <w:sz w:val="16"/>
+                <w:rFonts w:ascii="Times New Roman" w:hAnsi="Times New Roman" w:eastAsia="Times New Roman" w:cs="Times New Roman"/>
+                <w:b w:val="0"/>
+                <w:color w:val="000000"/>
+                <w:sz w:val="14"/>
               </w:rPr>
               <w:t>Positive model extraction exists.</w:t>
             </w:r>
@@ -2614,11 +3555,15 @@
           </w:tcPr>
           <w:p>
             <w:pPr>
-              <w:spacing w:before="40" w:after="40"/>
+              <w:spacing w:before="40" w:after="20" w:line="240" w:lineRule="auto"/>
+              <w:ind w:firstLine="0"/>
             </w:pPr>
             <w:r>
               <w:rPr>
-                <w:sz w:val="16"/>
+                <w:rFonts w:ascii="Times New Roman" w:hAnsi="Times New Roman" w:eastAsia="Times New Roman" w:cs="Times New Roman"/>
+                <w:b w:val="0"/>
+                <w:color w:val="000000"/>
+                <w:sz w:val="14"/>
               </w:rPr>
               <w:t>Tight oracle bound ε = 0.1</w:t>
             </w:r>
@@ -2632,11 +3577,15 @@
           </w:tcPr>
           <w:p>
             <w:pPr>
-              <w:spacing w:before="40" w:after="40"/>
+              <w:spacing w:before="40" w:after="20" w:line="240" w:lineRule="auto"/>
+              <w:ind w:firstLine="0"/>
             </w:pPr>
             <w:r>
               <w:rPr>
-                <w:sz w:val="16"/>
+                <w:rFonts w:ascii="Times New Roman" w:hAnsi="Times New Roman" w:eastAsia="Times New Roman" w:cs="Times New Roman"/>
+                <w:b w:val="0"/>
+                <w:color w:val="000000"/>
+                <w:sz w:val="14"/>
               </w:rPr>
               <w:t>UNSAT</w:t>
             </w:r>
@@ -2650,11 +3599,15 @@
           </w:tcPr>
           <w:p>
             <w:pPr>
-              <w:spacing w:before="40" w:after="40"/>
+              <w:spacing w:before="40" w:after="20" w:line="240" w:lineRule="auto"/>
+              <w:ind w:firstLine="0"/>
             </w:pPr>
             <w:r>
               <w:rPr>
-                <w:sz w:val="16"/>
+                <w:rFonts w:ascii="Times New Roman" w:hAnsi="Times New Roman" w:eastAsia="Times New Roman" w:cs="Times New Roman"/>
+                <w:b w:val="0"/>
+                <w:color w:val="000000"/>
+                <w:sz w:val="14"/>
               </w:rPr>
               <w:t>Positive core extraction excluded under assumed bound.</w:t>
             </w:r>
@@ -2672,11 +3625,15 @@
           </w:tcPr>
           <w:p>
             <w:pPr>
-              <w:spacing w:before="40" w:after="40"/>
+              <w:spacing w:before="40" w:after="20" w:line="240" w:lineRule="auto"/>
+              <w:ind w:firstLine="0"/>
             </w:pPr>
             <w:r>
               <w:rPr>
-                <w:sz w:val="16"/>
+                <w:rFonts w:ascii="Times New Roman" w:hAnsi="Times New Roman" w:eastAsia="Times New Roman" w:cs="Times New Roman"/>
+                <w:b w:val="0"/>
+                <w:color w:val="000000"/>
+                <w:sz w:val="14"/>
               </w:rPr>
               <w:t>Loose oracle bound ε = 1</w:t>
             </w:r>
@@ -2689,11 +3646,15 @@
           </w:tcPr>
           <w:p>
             <w:pPr>
-              <w:spacing w:before="40" w:after="40"/>
+              <w:spacing w:before="40" w:after="20" w:line="240" w:lineRule="auto"/>
+              <w:ind w:firstLine="0"/>
             </w:pPr>
             <w:r>
               <w:rPr>
-                <w:sz w:val="16"/>
+                <w:rFonts w:ascii="Times New Roman" w:hAnsi="Times New Roman" w:eastAsia="Times New Roman" w:cs="Times New Roman"/>
+                <w:b w:val="0"/>
+                <w:color w:val="000000"/>
+                <w:sz w:val="14"/>
               </w:rPr>
               <w:t>SAT</w:t>
             </w:r>
@@ -2706,11 +3667,15 @@
           </w:tcPr>
           <w:p>
             <w:pPr>
-              <w:spacing w:before="40" w:after="40"/>
+              <w:spacing w:before="40" w:after="20" w:line="240" w:lineRule="auto"/>
+              <w:ind w:firstLine="0"/>
             </w:pPr>
             <w:r>
               <w:rPr>
-                <w:sz w:val="16"/>
+                <w:rFonts w:ascii="Times New Roman" w:hAnsi="Times New Roman" w:eastAsia="Times New Roman" w:cs="Times New Roman"/>
+                <w:b w:val="0"/>
+                <w:color w:val="000000"/>
+                <w:sz w:val="14"/>
               </w:rPr>
               <w:t>An allowed abstract oracle price permits extraction.</w:t>
             </w:r>
@@ -2729,11 +3694,15 @@
           </w:tcPr>
           <w:p>
             <w:pPr>
-              <w:spacing w:before="40" w:after="40"/>
+              <w:spacing w:before="40" w:after="20" w:line="240" w:lineRule="auto"/>
+              <w:ind w:firstLine="0"/>
             </w:pPr>
             <w:r>
               <w:rPr>
-                <w:sz w:val="16"/>
+                <w:rFonts w:ascii="Times New Roman" w:hAnsi="Times New Roman" w:eastAsia="Times New Roman" w:cs="Times New Roman"/>
+                <w:b w:val="0"/>
+                <w:color w:val="000000"/>
+                <w:sz w:val="14"/>
               </w:rPr>
               <w:t>Rational dynamic LTV</w:t>
             </w:r>
@@ -2747,11 +3716,15 @@
           </w:tcPr>
           <w:p>
             <w:pPr>
-              <w:spacing w:before="40" w:after="40"/>
+              <w:spacing w:before="40" w:after="20" w:line="240" w:lineRule="auto"/>
+              <w:ind w:firstLine="0"/>
             </w:pPr>
             <w:r>
               <w:rPr>
-                <w:sz w:val="16"/>
+                <w:rFonts w:ascii="Times New Roman" w:hAnsi="Times New Roman" w:eastAsia="Times New Roman" w:cs="Times New Roman"/>
+                <w:b w:val="0"/>
+                <w:color w:val="000000"/>
+                <w:sz w:val="14"/>
               </w:rPr>
               <w:t>UNSAT</w:t>
             </w:r>
@@ -2765,11 +3738,15 @@
           </w:tcPr>
           <w:p>
             <w:pPr>
-              <w:spacing w:before="40" w:after="40"/>
+              <w:spacing w:before="40" w:after="20" w:line="240" w:lineRule="auto"/>
+              <w:ind w:firstLine="0"/>
             </w:pPr>
             <w:r>
               <w:rPr>
-                <w:sz w:val="16"/>
+                <w:rFonts w:ascii="Times New Roman" w:hAnsi="Times New Roman" w:eastAsia="Times New Roman" w:cs="Times New Roman"/>
+                <w:b w:val="0"/>
+                <w:color w:val="000000"/>
+                <w:sz w:val="14"/>
               </w:rPr>
               <w:t>Positive core extraction excluded under this policy.</w:t>
             </w:r>
@@ -2787,11 +3764,15 @@
           </w:tcPr>
           <w:p>
             <w:pPr>
-              <w:spacing w:before="40" w:after="40"/>
+              <w:spacing w:before="40" w:after="20" w:line="240" w:lineRule="auto"/>
+              <w:ind w:firstLine="0"/>
             </w:pPr>
             <w:r>
               <w:rPr>
-                <w:sz w:val="16"/>
+                <w:rFonts w:ascii="Times New Roman" w:hAnsi="Times New Roman" w:eastAsia="Times New Roman" w:cs="Times New Roman"/>
+                <w:b w:val="0"/>
+                <w:color w:val="000000"/>
+                <w:sz w:val="14"/>
               </w:rPr>
               <w:t>Harvest vault proxy / corrected proxy</w:t>
             </w:r>
@@ -2804,11 +3785,15 @@
           </w:tcPr>
           <w:p>
             <w:pPr>
-              <w:spacing w:before="40" w:after="40"/>
+              <w:spacing w:before="40" w:after="20" w:line="240" w:lineRule="auto"/>
+              <w:ind w:firstLine="0"/>
             </w:pPr>
             <w:r>
               <w:rPr>
-                <w:sz w:val="16"/>
+                <w:rFonts w:ascii="Times New Roman" w:hAnsi="Times New Roman" w:eastAsia="Times New Roman" w:cs="Times New Roman"/>
+                <w:b w:val="0"/>
+                <w:color w:val="000000"/>
+                <w:sz w:val="14"/>
               </w:rPr>
               <w:t>SAT / UNSAT</w:t>
             </w:r>
@@ -2821,11 +3806,15 @@
           </w:tcPr>
           <w:p>
             <w:pPr>
-              <w:spacing w:before="40" w:after="40"/>
+              <w:spacing w:before="40" w:after="20" w:line="240" w:lineRule="auto"/>
+              <w:ind w:firstLine="0"/>
             </w:pPr>
             <w:r>
               <w:rPr>
-                <w:sz w:val="16"/>
+                <w:rFonts w:ascii="Times New Roman" w:hAnsi="Times New Roman" w:eastAsia="Times New Roman" w:cs="Times New Roman"/>
+                <w:b w:val="0"/>
+                <w:color w:val="000000"/>
+                <w:sz w:val="14"/>
               </w:rPr>
               <w:t>Fee-net proxy profit exists / is excluded.</w:t>
             </w:r>
@@ -2844,11 +3833,15 @@
           </w:tcPr>
           <w:p>
             <w:pPr>
-              <w:spacing w:before="40" w:after="40"/>
+              <w:spacing w:before="40" w:after="20" w:line="240" w:lineRule="auto"/>
+              <w:ind w:firstLine="0"/>
             </w:pPr>
             <w:r>
               <w:rPr>
-                <w:sz w:val="16"/>
+                <w:rFonts w:ascii="Times New Roman" w:hAnsi="Times New Roman" w:eastAsia="Times New Roman" w:cs="Times New Roman"/>
+                <w:b w:val="0"/>
+                <w:color w:val="000000"/>
+                <w:sz w:val="14"/>
               </w:rPr>
               <w:t>Euler donation / guarded donation</w:t>
             </w:r>
@@ -2862,11 +3855,15 @@
           </w:tcPr>
           <w:p>
             <w:pPr>
-              <w:spacing w:before="40" w:after="40"/>
+              <w:spacing w:before="40" w:after="20" w:line="240" w:lineRule="auto"/>
+              <w:ind w:firstLine="0"/>
             </w:pPr>
             <w:r>
               <w:rPr>
-                <w:sz w:val="16"/>
+                <w:rFonts w:ascii="Times New Roman" w:hAnsi="Times New Roman" w:eastAsia="Times New Roman" w:cs="Times New Roman"/>
+                <w:b w:val="0"/>
+                <w:color w:val="000000"/>
+                <w:sz w:val="14"/>
               </w:rPr>
               <w:t>SAT / UNSAT</w:t>
             </w:r>
@@ -2880,11 +3877,15 @@
           </w:tcPr>
           <w:p>
             <w:pPr>
-              <w:spacing w:before="40" w:after="40"/>
+              <w:spacing w:before="40" w:after="20" w:line="240" w:lineRule="auto"/>
+              <w:ind w:firstLine="0"/>
             </w:pPr>
             <w:r>
               <w:rPr>
-                <w:sz w:val="16"/>
+                <w:rFonts w:ascii="Times New Roman" w:hAnsi="Times New Roman" w:eastAsia="Times New Roman" w:cs="Times New Roman"/>
+                <w:b w:val="0"/>
+                <w:color w:val="000000"/>
+                <w:sz w:val="14"/>
               </w:rPr>
               <w:t>Unhealthy state reachable / guarded.</w:t>
             </w:r>
@@ -2894,27 +3895,42 @@
     </w:tbl>
     <w:p>
       <w:pPr>
-        <w:spacing w:after="20"/>
+        <w:spacing w:after="60" w:before="0" w:line="240" w:lineRule="auto"/>
+        <w:ind w:firstLine="216"/>
       </w:pPr>
     </w:p>
     <w:p>
+      <w:pPr>
+        <w:spacing w:before="0" w:after="60" w:line="240" w:lineRule="auto"/>
+        <w:ind w:firstLine="216"/>
+      </w:pPr>
       <w:r>
+        <w:rPr>
+          <w:rFonts w:ascii="Times New Roman" w:hAnsi="Times New Roman" w:eastAsia="Times New Roman" w:cs="Times New Roman"/>
+          <w:color w:val="000000"/>
+          <w:sz w:val="20"/>
+        </w:rPr>
         <w:t>One saved spot witness uses f = 156, b = 1603/16 and Π = 471/10000 = 0.0471 B. It proves satisfiability but is not an optimum. The analytical baseline example at f = 1000 yields 199.1 B. This difference is expected because a SAT solver needs only one profitable point.</w:t>
       </w:r>
     </w:p>
     <w:p>
       <w:pPr>
         <w:keepNext/>
+        <w:spacing w:before="100" w:after="20" w:line="240" w:lineRule="auto"/>
+        <w:ind w:firstLine="0"/>
         <w:jc w:val="center"/>
       </w:pPr>
       <w:r>
         <w:rPr>
+          <w:rFonts w:ascii="Times New Roman" w:hAnsi="Times New Roman" w:eastAsia="Times New Roman" w:cs="Times New Roman"/>
           <w:noProof/>
+          <w:color w:val="000000"/>
+          <w:sz w:val="20"/>
         </w:rPr>
         <w:lastRenderedPageBreak/>
         <w:drawing>
           <wp:inline distT="0" distB="0" distL="0" distR="0" wp14:anchorId="6C865F0E" wp14:editId="79F99611">
-            <wp:extent cx="6217920" cy="3409493"/>
+            <wp:extent cx="3127248" cy="1714774"/>
             <wp:effectExtent l="0" t="0" r="0" b="0"/>
             <wp:docPr id="5" name="Picture 5"/>
             <wp:cNvGraphicFramePr>
@@ -2936,7 +3952,7 @@
                   <pic:spPr>
                     <a:xfrm>
                       <a:off x="0" y="0"/>
-                      <a:ext cx="6217920" cy="3409493"/>
+                      <a:ext cx="3127248" cy="1714774"/>
                     </a:xfrm>
                     <a:prstGeom prst="rect">
                       <a:avLst/>
@@ -2951,14 +3967,16 @@
     </w:p>
     <w:p>
       <w:pPr>
-        <w:spacing w:after="100"/>
+        <w:spacing w:after="120" w:before="0" w:line="240" w:lineRule="auto"/>
+        <w:ind w:firstLine="0"/>
         <w:jc w:val="center"/>
       </w:pPr>
       <w:r>
         <w:rPr>
+          <w:rFonts w:ascii="Times New Roman" w:hAnsi="Times New Roman" w:eastAsia="Times New Roman" w:cs="Times New Roman"/>
           <w:i/>
-          <w:color w:val="46525D"/>
-          <w:sz w:val="17"/>
+          <w:color w:val="000000"/>
+          <w:sz w:val="16"/>
         </w:rPr>
         <w:t>Figure 5. Analytical profit curves for fixed V = 100, L = 0.75, r = 0.0009, F = 1000, and T = 400. These are computed from the formula, not new solver measurements.</w:t>
       </w:r>
@@ -2966,26 +3984,49 @@
     <w:p>
       <w:pPr>
         <w:pStyle w:val="Heading2"/>
+        <w:keepNext/>
+        <w:spacing w:before="120" w:after="60" w:line="240" w:lineRule="auto"/>
+        <w:ind w:firstLine="0"/>
       </w:pPr>
       <w:r>
-        <w:t>7.3 Case calibrated to published historical reserves</w:t>
+        <w:rPr>
+          <w:rFonts w:ascii="Times New Roman" w:hAnsi="Times New Roman" w:eastAsia="Times New Roman" w:cs="Times New Roman"/>
+          <w:b w:val="0"/>
+          <w:i/>
+          <w:color w:val="000000"/>
+          <w:sz w:val="20"/>
+        </w:rPr>
+        <w:t>C. Case calibrated to published historical reserves</w:t>
       </w:r>
     </w:p>
     <w:p>
+      <w:pPr>
+        <w:spacing w:before="0" w:after="60" w:line="240" w:lineRule="auto"/>
+        <w:ind w:firstLine="216"/>
+      </w:pPr>
       <w:r>
+        <w:rPr>
+          <w:rFonts w:ascii="Times New Roman" w:hAnsi="Times New Roman" w:eastAsia="Times New Roman" w:cs="Times New Roman"/>
+          <w:color w:val="000000"/>
+          <w:sz w:val="20"/>
+        </w:rPr>
         <w:t>Qin et al. report that the Uniswap sUSD/ETH pool held 243,441.12 sUSD and 879.76 ETH immediately before the February 2020 bZx oracle manipulation; 540 ETH was sent to that pool, after which its reported reserves were 151,021.42 sUSD and 1,419.76 ETH [1, Fig. 4]. These are rounded published figures, not values independently fetched from an archive node. We set x and y to the reported starting reserves and F to the reported 540 ETH pool input. The hypothetical lender instead uses pre-owned C = 100,000 sUSD, L = 0.75, T = 500 ETH, and r = 0.0009. Those four quantities are scenario assumptions, not historical bZx parameters.</w:t>
       </w:r>
     </w:p>
     <w:p>
       <w:pPr>
-        <w:spacing w:after="100"/>
+        <w:keepNext/>
+        <w:spacing w:after="40" w:before="100" w:line="240" w:lineRule="auto"/>
+        <w:ind w:firstLine="0"/>
         <w:jc w:val="center"/>
       </w:pPr>
       <w:r>
         <w:rPr>
+          <w:rFonts w:ascii="Times New Roman" w:hAnsi="Times New Roman" w:eastAsia="Times New Roman" w:cs="Times New Roman"/>
+          <w:b/>
           <w:i/>
-          <w:color w:val="46525D"/>
-          <w:sz w:val="17"/>
+          <w:color w:val="000000"/>
+          <w:sz w:val="16"/>
         </w:rPr>
         <w:t>Table 6. Published pool reserves and a fee-free model counterfactual.</w:t>
       </w:r>
@@ -2995,6 +4036,7 @@
         <w:tblStyle w:val="TableGrid"/>
         <w:tblW w:w="0" w:type="auto"/>
         <w:jc w:val="center"/>
+        <w:tblLayout w:type="autofit"/>
         <w:tblLook w:val="04A0" w:firstRow="1" w:lastRow="0" w:firstColumn="1" w:lastColumn="0" w:noHBand="0" w:noVBand="1"/>
       </w:tblPr>
       <w:tblGrid>
@@ -3005,18 +4047,25 @@
       <w:tr>
         <w:trPr>
           <w:jc w:val="center"/>
+          <w:tblHeader w:val="true"/>
         </w:trPr>
         <w:tc>
           <w:tcPr>
             <w:tcW w:w="2880" w:type="dxa"/>
             <w:shd w:val="clear" w:color="auto" w:fill="E7EFF3"/>
+            <w:vAlign w:val="center"/>
           </w:tcPr>
           <w:p>
+            <w:pPr>
+              <w:spacing w:after="20" w:line="240" w:lineRule="auto"/>
+              <w:ind w:firstLine="0"/>
+            </w:pPr>
             <w:r>
               <w:rPr>
+                <w:rFonts w:ascii="Times New Roman" w:hAnsi="Times New Roman" w:eastAsia="Times New Roman" w:cs="Times New Roman"/>
                 <w:b/>
-                <w:color w:val="17324D"/>
-                <w:sz w:val="17"/>
+                <w:color w:val="000000"/>
+                <w:sz w:val="14"/>
               </w:rPr>
               <w:t>Quantity</w:t>
             </w:r>
@@ -3026,13 +4075,19 @@
           <w:tcPr>
             <w:tcW w:w="3096" w:type="dxa"/>
             <w:shd w:val="clear" w:color="auto" w:fill="E7EFF3"/>
+            <w:vAlign w:val="center"/>
           </w:tcPr>
           <w:p>
+            <w:pPr>
+              <w:spacing w:after="20" w:line="240" w:lineRule="auto"/>
+              <w:ind w:firstLine="0"/>
+            </w:pPr>
             <w:r>
               <w:rPr>
+                <w:rFonts w:ascii="Times New Roman" w:hAnsi="Times New Roman" w:eastAsia="Times New Roman" w:cs="Times New Roman"/>
                 <w:b/>
-                <w:color w:val="17324D"/>
-                <w:sz w:val="17"/>
+                <w:color w:val="000000"/>
+                <w:sz w:val="14"/>
               </w:rPr>
               <w:t>Published bZx pool [1]</w:t>
             </w:r>
@@ -3042,13 +4097,19 @@
           <w:tcPr>
             <w:tcW w:w="3816" w:type="dxa"/>
             <w:shd w:val="clear" w:color="auto" w:fill="E7EFF3"/>
+            <w:vAlign w:val="center"/>
           </w:tcPr>
           <w:p>
+            <w:pPr>
+              <w:spacing w:after="20" w:line="240" w:lineRule="auto"/>
+              <w:ind w:firstLine="0"/>
+            </w:pPr>
             <w:r>
               <w:rPr>
+                <w:rFonts w:ascii="Times New Roman" w:hAnsi="Times New Roman" w:eastAsia="Times New Roman" w:cs="Times New Roman"/>
                 <w:b/>
-                <w:color w:val="17324D"/>
-                <w:sz w:val="17"/>
+                <w:color w:val="000000"/>
+                <w:sz w:val="14"/>
               </w:rPr>
               <w:t>This model</w:t>
             </w:r>
@@ -3066,11 +4127,15 @@
           </w:tcPr>
           <w:p>
             <w:pPr>
-              <w:spacing w:before="40" w:after="40"/>
+              <w:spacing w:before="40" w:after="20" w:line="240" w:lineRule="auto"/>
+              <w:ind w:firstLine="0"/>
             </w:pPr>
             <w:r>
               <w:rPr>
-                <w:sz w:val="16"/>
+                <w:rFonts w:ascii="Times New Roman" w:hAnsi="Times New Roman" w:eastAsia="Times New Roman" w:cs="Times New Roman"/>
+                <w:b w:val="0"/>
+                <w:color w:val="000000"/>
+                <w:sz w:val="14"/>
               </w:rPr>
               <w:t>Initial sUSD / ETH</w:t>
             </w:r>
@@ -3083,11 +4148,15 @@
           </w:tcPr>
           <w:p>
             <w:pPr>
-              <w:spacing w:before="40" w:after="40"/>
+              <w:spacing w:before="40" w:after="20" w:line="240" w:lineRule="auto"/>
+              <w:ind w:firstLine="0"/>
             </w:pPr>
             <w:r>
               <w:rPr>
-                <w:sz w:val="16"/>
+                <w:rFonts w:ascii="Times New Roman" w:hAnsi="Times New Roman" w:eastAsia="Times New Roman" w:cs="Times New Roman"/>
+                <w:b w:val="0"/>
+                <w:color w:val="000000"/>
+                <w:sz w:val="14"/>
               </w:rPr>
               <w:t>243,441.12 / 879.76</w:t>
             </w:r>
@@ -3100,11 +4169,15 @@
           </w:tcPr>
           <w:p>
             <w:pPr>
-              <w:spacing w:before="40" w:after="40"/>
+              <w:spacing w:before="40" w:after="20" w:line="240" w:lineRule="auto"/>
+              <w:ind w:firstLine="0"/>
             </w:pPr>
             <w:r>
               <w:rPr>
-                <w:sz w:val="16"/>
+                <w:rFonts w:ascii="Times New Roman" w:hAnsi="Times New Roman" w:eastAsia="Times New Roman" w:cs="Times New Roman"/>
+                <w:b w:val="0"/>
+                <w:color w:val="000000"/>
+                <w:sz w:val="14"/>
               </w:rPr>
               <w:t>Same starting reserves</w:t>
             </w:r>
@@ -3123,11 +4196,15 @@
           </w:tcPr>
           <w:p>
             <w:pPr>
-              <w:spacing w:before="40" w:after="40"/>
+              <w:spacing w:before="40" w:after="20" w:line="240" w:lineRule="auto"/>
+              <w:ind w:firstLine="0"/>
             </w:pPr>
             <w:r>
               <w:rPr>
-                <w:sz w:val="16"/>
+                <w:rFonts w:ascii="Times New Roman" w:hAnsi="Times New Roman" w:eastAsia="Times New Roman" w:cs="Times New Roman"/>
+                <w:b w:val="0"/>
+                <w:color w:val="000000"/>
+                <w:sz w:val="14"/>
               </w:rPr>
               <w:t>Input to pool</w:t>
             </w:r>
@@ -3141,11 +4218,15 @@
           </w:tcPr>
           <w:p>
             <w:pPr>
-              <w:spacing w:before="40" w:after="40"/>
+              <w:spacing w:before="40" w:after="20" w:line="240" w:lineRule="auto"/>
+              <w:ind w:firstLine="0"/>
             </w:pPr>
             <w:r>
               <w:rPr>
-                <w:sz w:val="16"/>
+                <w:rFonts w:ascii="Times New Roman" w:hAnsi="Times New Roman" w:eastAsia="Times New Roman" w:cs="Times New Roman"/>
+                <w:b w:val="0"/>
+                <w:color w:val="000000"/>
+                <w:sz w:val="14"/>
               </w:rPr>
               <w:t>540 ETH</w:t>
             </w:r>
@@ -3159,11 +4240,15 @@
           </w:tcPr>
           <w:p>
             <w:pPr>
-              <w:spacing w:before="40" w:after="40"/>
+              <w:spacing w:before="40" w:after="20" w:line="240" w:lineRule="auto"/>
+              <w:ind w:firstLine="0"/>
             </w:pPr>
             <w:r>
               <w:rPr>
-                <w:sz w:val="16"/>
+                <w:rFonts w:ascii="Times New Roman" w:hAnsi="Times New Roman" w:eastAsia="Times New Roman" w:cs="Times New Roman"/>
+                <w:b w:val="0"/>
+                <w:color w:val="000000"/>
+                <w:sz w:val="14"/>
               </w:rPr>
               <w:t>F = 540 ETH</w:t>
             </w:r>
@@ -3181,11 +4266,15 @@
           </w:tcPr>
           <w:p>
             <w:pPr>
-              <w:spacing w:before="40" w:after="40"/>
+              <w:spacing w:before="40" w:after="20" w:line="240" w:lineRule="auto"/>
+              <w:ind w:firstLine="0"/>
             </w:pPr>
             <w:r>
               <w:rPr>
-                <w:sz w:val="16"/>
+                <w:rFonts w:ascii="Times New Roman" w:hAnsi="Times New Roman" w:eastAsia="Times New Roman" w:cs="Times New Roman"/>
+                <w:b w:val="0"/>
+                <w:color w:val="000000"/>
+                <w:sz w:val="14"/>
               </w:rPr>
               <w:t>sUSD after input</w:t>
             </w:r>
@@ -3198,11 +4287,15 @@
           </w:tcPr>
           <w:p>
             <w:pPr>
-              <w:spacing w:before="40" w:after="40"/>
+              <w:spacing w:before="40" w:after="20" w:line="240" w:lineRule="auto"/>
+              <w:ind w:firstLine="0"/>
             </w:pPr>
             <w:r>
               <w:rPr>
-                <w:sz w:val="16"/>
+                <w:rFonts w:ascii="Times New Roman" w:hAnsi="Times New Roman" w:eastAsia="Times New Roman" w:cs="Times New Roman"/>
+                <w:b w:val="0"/>
+                <w:color w:val="000000"/>
+                <w:sz w:val="14"/>
               </w:rPr>
               <w:t>151,021.42</w:t>
             </w:r>
@@ -3215,11 +4308,15 @@
           </w:tcPr>
           <w:p>
             <w:pPr>
-              <w:spacing w:before="40" w:after="40"/>
+              <w:spacing w:before="40" w:after="20" w:line="240" w:lineRule="auto"/>
+              <w:ind w:firstLine="0"/>
             </w:pPr>
             <w:r>
               <w:rPr>
-                <w:sz w:val="16"/>
+                <w:rFonts w:ascii="Times New Roman" w:hAnsi="Times New Roman" w:eastAsia="Times New Roman" w:cs="Times New Roman"/>
+                <w:b w:val="0"/>
+                <w:color w:val="000000"/>
+                <w:sz w:val="14"/>
               </w:rPr>
               <w:t>150,849.27</w:t>
             </w:r>
@@ -3238,11 +4335,15 @@
           </w:tcPr>
           <w:p>
             <w:pPr>
-              <w:spacing w:before="40" w:after="40"/>
+              <w:spacing w:before="40" w:after="20" w:line="240" w:lineRule="auto"/>
+              <w:ind w:firstLine="0"/>
             </w:pPr>
             <w:r>
               <w:rPr>
-                <w:sz w:val="16"/>
+                <w:rFonts w:ascii="Times New Roman" w:hAnsi="Times New Roman" w:eastAsia="Times New Roman" w:cs="Times New Roman"/>
+                <w:b w:val="0"/>
+                <w:color w:val="000000"/>
+                <w:sz w:val="14"/>
               </w:rPr>
               <w:t>sUSD paid out</w:t>
             </w:r>
@@ -3256,11 +4357,15 @@
           </w:tcPr>
           <w:p>
             <w:pPr>
-              <w:spacing w:before="40" w:after="40"/>
+              <w:spacing w:before="40" w:after="20" w:line="240" w:lineRule="auto"/>
+              <w:ind w:firstLine="0"/>
             </w:pPr>
             <w:r>
               <w:rPr>
-                <w:sz w:val="16"/>
+                <w:rFonts w:ascii="Times New Roman" w:hAnsi="Times New Roman" w:eastAsia="Times New Roman" w:cs="Times New Roman"/>
+                <w:b w:val="0"/>
+                <w:color w:val="000000"/>
+                <w:sz w:val="14"/>
               </w:rPr>
               <w:t>92,419.70</w:t>
             </w:r>
@@ -3274,11 +4379,15 @@
           </w:tcPr>
           <w:p>
             <w:pPr>
-              <w:spacing w:before="40" w:after="40"/>
+              <w:spacing w:before="40" w:after="20" w:line="240" w:lineRule="auto"/>
+              <w:ind w:firstLine="0"/>
             </w:pPr>
             <w:r>
               <w:rPr>
-                <w:sz w:val="16"/>
+                <w:rFonts w:ascii="Times New Roman" w:hAnsi="Times New Roman" w:eastAsia="Times New Roman" w:cs="Times New Roman"/>
+                <w:b w:val="0"/>
+                <w:color w:val="000000"/>
+                <w:sz w:val="14"/>
               </w:rPr>
               <w:t>92,591.85</w:t>
             </w:r>
@@ -3296,11 +4405,15 @@
           </w:tcPr>
           <w:p>
             <w:pPr>
-              <w:spacing w:before="40" w:after="40"/>
+              <w:spacing w:before="40" w:after="20" w:line="240" w:lineRule="auto"/>
+              <w:ind w:firstLine="0"/>
             </w:pPr>
             <w:r>
               <w:rPr>
-                <w:sz w:val="16"/>
+                <w:rFonts w:ascii="Times New Roman" w:hAnsi="Times New Roman" w:eastAsia="Times New Roman" w:cs="Times New Roman"/>
+                <w:b w:val="0"/>
+                <w:color w:val="000000"/>
+                <w:sz w:val="14"/>
               </w:rPr>
               <w:t>Collateral, LTV, cash, flash fee</w:t>
             </w:r>
@@ -3313,11 +4426,15 @@
           </w:tcPr>
           <w:p>
             <w:pPr>
-              <w:spacing w:before="40" w:after="40"/>
+              <w:spacing w:before="40" w:after="20" w:line="240" w:lineRule="auto"/>
+              <w:ind w:firstLine="0"/>
             </w:pPr>
             <w:r>
               <w:rPr>
-                <w:sz w:val="16"/>
+                <w:rFonts w:ascii="Times New Roman" w:hAnsi="Times New Roman" w:eastAsia="Times New Roman" w:cs="Times New Roman"/>
+                <w:b w:val="0"/>
+                <w:color w:val="000000"/>
+                <w:sz w:val="14"/>
               </w:rPr>
               <w:t>Different historical mechanism</w:t>
             </w:r>
@@ -3330,11 +4447,15 @@
           </w:tcPr>
           <w:p>
             <w:pPr>
-              <w:spacing w:before="40" w:after="40"/>
+              <w:spacing w:before="40" w:after="20" w:line="240" w:lineRule="auto"/>
+              <w:ind w:firstLine="0"/>
             </w:pPr>
             <w:r>
               <w:rPr>
-                <w:sz w:val="16"/>
+                <w:rFonts w:ascii="Times New Roman" w:hAnsi="Times New Roman" w:eastAsia="Times New Roman" w:cs="Times New Roman"/>
+                <w:b w:val="0"/>
+                <w:color w:val="000000"/>
+                <w:sz w:val="14"/>
               </w:rPr>
               <w:t>100,000 sUSD; 0.75; 500 ETH; 0.0009</w:t>
             </w:r>
@@ -3353,11 +4474,15 @@
           </w:tcPr>
           <w:p>
             <w:pPr>
-              <w:spacing w:before="40" w:after="40"/>
+              <w:spacing w:before="40" w:after="20" w:line="240" w:lineRule="auto"/>
+              <w:ind w:firstLine="0"/>
             </w:pPr>
             <w:r>
               <w:rPr>
-                <w:sz w:val="16"/>
+                <w:rFonts w:ascii="Times New Roman" w:hAnsi="Times New Roman" w:eastAsia="Times New Roman" w:cs="Times New Roman"/>
+                <w:b w:val="0"/>
+                <w:color w:val="000000"/>
+                <w:sz w:val="14"/>
               </w:rPr>
               <w:t>Modeled gain at f = 540</w:t>
             </w:r>
@@ -3371,11 +4496,15 @@
           </w:tcPr>
           <w:p>
             <w:pPr>
-              <w:spacing w:before="40" w:after="40"/>
+              <w:spacing w:before="40" w:after="20" w:line="240" w:lineRule="auto"/>
+              <w:ind w:firstLine="0"/>
             </w:pPr>
             <w:r>
               <w:rPr>
-                <w:sz w:val="16"/>
+                <w:rFonts w:ascii="Times New Roman" w:hAnsi="Times New Roman" w:eastAsia="Times New Roman" w:cs="Times New Roman"/>
+                <w:b w:val="0"/>
+                <w:color w:val="000000"/>
+                <w:sz w:val="14"/>
               </w:rPr>
               <w:t>Not comparable to historical proceeds</w:t>
             </w:r>
@@ -3389,11 +4518,15 @@
           </w:tcPr>
           <w:p>
             <w:pPr>
-              <w:spacing w:before="40" w:after="40"/>
+              <w:spacing w:before="40" w:after="20" w:line="240" w:lineRule="auto"/>
+              <w:ind w:firstLine="0"/>
             </w:pPr>
             <w:r>
               <w:rPr>
-                <w:sz w:val="16"/>
+                <w:rFonts w:ascii="Times New Roman" w:hAnsi="Times New Roman" w:eastAsia="Times New Roman" w:cs="Times New Roman"/>
+                <w:b w:val="0"/>
+                <w:color w:val="000000"/>
+                <w:sz w:val="14"/>
               </w:rPr>
               <w:t>138.129 ETH</w:t>
             </w:r>
@@ -3403,44 +4536,80 @@
     </w:tbl>
     <w:p>
       <w:pPr>
-        <w:spacing w:after="20"/>
+        <w:spacing w:after="60" w:before="0" w:line="240" w:lineRule="auto"/>
+        <w:ind w:firstLine="216"/>
       </w:pPr>
     </w:p>
     <w:p>
       <w:pPr>
         <w:keepLines/>
+        <w:spacing w:before="0" w:after="60" w:line="240" w:lineRule="auto"/>
+        <w:ind w:firstLine="216"/>
       </w:pPr>
       <w:r>
+        <w:rPr>
+          <w:rFonts w:ascii="Times New Roman" w:hAnsi="Times New Roman" w:eastAsia="Times New Roman" w:cs="Times New Roman"/>
+          <w:color w:val="000000"/>
+          <w:sz w:val="20"/>
+        </w:rPr>
         <w:t>The fee-free formula predicts 150,849.27 sUSD after the input, 172.15 sUSD below the published reserve because it omits the historical swap fee. The modeled spot-price multiplier is 2.6044. Under the hypothetical lender settings, the collateral reference value is 361.385 ETH and the 500 ETH cash cap yields g(540) = 138.129 ETH. Z3 returns SAT with an exactly replayed witness; the analytical rule agrees. This tests sensitivity to historical pool depth, not actual bZx profit. Inputs and outputs are saved in results/reviewer_extensions/historical_reserve_case.json.</w:t>
       </w:r>
     </w:p>
     <w:p>
       <w:pPr>
         <w:pStyle w:val="Heading2"/>
+        <w:keepNext/>
+        <w:spacing w:before="120" w:after="60" w:line="240" w:lineRule="auto"/>
+        <w:ind w:firstLine="0"/>
       </w:pPr>
       <w:r>
-        <w:t>7.4 Structural scaling of the auxiliary pool model</w:t>
+        <w:rPr>
+          <w:rFonts w:ascii="Times New Roman" w:hAnsi="Times New Roman" w:eastAsia="Times New Roman" w:cs="Times New Roman"/>
+          <w:b w:val="0"/>
+          <w:i/>
+          <w:color w:val="000000"/>
+          <w:sz w:val="20"/>
+        </w:rPr>
+        <w:t>D. Structural scaling of the auxiliary pool model</w:t>
       </w:r>
     </w:p>
     <w:p>
+      <w:pPr>
+        <w:spacing w:before="0" w:after="60" w:line="240" w:lineRule="auto"/>
+        <w:ind w:firstLine="216"/>
+      </w:pPr>
       <w:r>
+        <w:rPr>
+          <w:rFonts w:ascii="Times New Roman" w:hAnsi="Times New Roman" w:eastAsia="Times New Roman" w:cs="Times New Roman"/>
+          <w:color w:val="000000"/>
+          <w:sz w:val="20"/>
+        </w:rPr>
         <w:t xml:space="preserve">To vary model size rather than merely repeat a fixed query, we generated 1, 2, 4, 8, 16, and 32 distinct pools with one symbolic A-to-B swap per pool. Initial pool reserves are 1000 A and 1000 B; the wallet begins with 1000 A. </w:t>
       </w:r>
       <w:r>
+        <w:rPr>
+          <w:rFonts w:ascii="Times New Roman" w:hAnsi="Times New Roman" w:eastAsia="Times New Roman" w:cs="Times New Roman"/>
+          <w:color w:val="000000"/>
+          <w:sz w:val="20"/>
+        </w:rPr>
         <w:lastRenderedPageBreak/>
         <w:t>Each query first checks feasibility, then asks for a violation of total token conservation. Three fresh queries were run per size on Windows with Python 3.12.14 and Z3 5.1.0; Table 7 reports median end-to-end check times, including both solver checks but excluding model construction. All cases were feasible and the conservation counterexample was UNSAT.</w:t>
       </w:r>
     </w:p>
     <w:p>
       <w:pPr>
-        <w:spacing w:after="100"/>
+        <w:keepNext/>
+        <w:spacing w:after="40" w:before="100" w:line="240" w:lineRule="auto"/>
+        <w:ind w:firstLine="0"/>
         <w:jc w:val="center"/>
       </w:pPr>
       <w:r>
         <w:rPr>
+          <w:rFonts w:ascii="Times New Roman" w:hAnsi="Times New Roman" w:eastAsia="Times New Roman" w:cs="Times New Roman"/>
+          <w:b/>
           <w:i/>
-          <w:color w:val="46525D"/>
-          <w:sz w:val="17"/>
+          <w:color w:val="000000"/>
+          <w:sz w:val="16"/>
         </w:rPr>
         <w:t>Table 7. Auxiliary DAG structural scaling; three fresh runs per size.</w:t>
       </w:r>
@@ -3450,6 +4619,7 @@
         <w:tblStyle w:val="TableGrid"/>
         <w:tblW w:w="0" w:type="auto"/>
         <w:jc w:val="center"/>
+        <w:tblLayout w:type="autofit"/>
         <w:tblLook w:val="04A0" w:firstRow="1" w:lastRow="0" w:firstColumn="1" w:lastColumn="0" w:noHBand="0" w:noVBand="1"/>
       </w:tblPr>
       <w:tblGrid>
@@ -3461,18 +4631,25 @@
       <w:tr>
         <w:trPr>
           <w:jc w:val="center"/>
+          <w:tblHeader w:val="true"/>
         </w:trPr>
         <w:tc>
           <w:tcPr>
             <w:tcW w:w="2376" w:type="dxa"/>
             <w:shd w:val="clear" w:color="auto" w:fill="E7EFF3"/>
+            <w:vAlign w:val="center"/>
           </w:tcPr>
           <w:p>
+            <w:pPr>
+              <w:spacing w:after="20" w:line="240" w:lineRule="auto"/>
+              <w:ind w:firstLine="0"/>
+            </w:pPr>
             <w:r>
               <w:rPr>
+                <w:rFonts w:ascii="Times New Roman" w:hAnsi="Times New Roman" w:eastAsia="Times New Roman" w:cs="Times New Roman"/>
                 <w:b/>
-                <w:color w:val="17324D"/>
-                <w:sz w:val="17"/>
+                <w:color w:val="000000"/>
+                <w:sz w:val="14"/>
               </w:rPr>
               <w:t>Pools / swaps</w:t>
             </w:r>
@@ -3482,13 +4659,19 @@
           <w:tcPr>
             <w:tcW w:w="1800" w:type="dxa"/>
             <w:shd w:val="clear" w:color="auto" w:fill="E7EFF3"/>
+            <w:vAlign w:val="center"/>
           </w:tcPr>
           <w:p>
+            <w:pPr>
+              <w:spacing w:after="20" w:line="240" w:lineRule="auto"/>
+              <w:ind w:firstLine="0"/>
+            </w:pPr>
             <w:r>
               <w:rPr>
+                <w:rFonts w:ascii="Times New Roman" w:hAnsi="Times New Roman" w:eastAsia="Times New Roman" w:cs="Times New Roman"/>
                 <w:b/>
-                <w:color w:val="17324D"/>
-                <w:sz w:val="17"/>
+                <w:color w:val="000000"/>
+                <w:sz w:val="14"/>
               </w:rPr>
               <w:t>Assertions</w:t>
             </w:r>
@@ -3498,13 +4681,19 @@
           <w:tcPr>
             <w:tcW w:w="2592" w:type="dxa"/>
             <w:shd w:val="clear" w:color="auto" w:fill="E7EFF3"/>
+            <w:vAlign w:val="center"/>
           </w:tcPr>
           <w:p>
+            <w:pPr>
+              <w:spacing w:after="20" w:line="240" w:lineRule="auto"/>
+              <w:ind w:firstLine="0"/>
+            </w:pPr>
             <w:r>
               <w:rPr>
+                <w:rFonts w:ascii="Times New Roman" w:hAnsi="Times New Roman" w:eastAsia="Times New Roman" w:cs="Times New Roman"/>
                 <w:b/>
-                <w:color w:val="17324D"/>
-                <w:sz w:val="17"/>
+                <w:color w:val="000000"/>
+                <w:sz w:val="14"/>
               </w:rPr>
               <w:t>Median encoding ms</w:t>
             </w:r>
@@ -3514,13 +4703,19 @@
           <w:tcPr>
             <w:tcW w:w="2592" w:type="dxa"/>
             <w:shd w:val="clear" w:color="auto" w:fill="E7EFF3"/>
+            <w:vAlign w:val="center"/>
           </w:tcPr>
           <w:p>
+            <w:pPr>
+              <w:spacing w:after="20" w:line="240" w:lineRule="auto"/>
+              <w:ind w:firstLine="0"/>
+            </w:pPr>
             <w:r>
               <w:rPr>
+                <w:rFonts w:ascii="Times New Roman" w:hAnsi="Times New Roman" w:eastAsia="Times New Roman" w:cs="Times New Roman"/>
                 <w:b/>
-                <w:color w:val="17324D"/>
-                <w:sz w:val="17"/>
+                <w:color w:val="000000"/>
+                <w:sz w:val="14"/>
               </w:rPr>
               <w:t>Median checks ms</w:t>
             </w:r>
@@ -3538,11 +4733,15 @@
           </w:tcPr>
           <w:p>
             <w:pPr>
-              <w:spacing w:before="40" w:after="40"/>
+              <w:spacing w:before="40" w:after="20" w:line="240" w:lineRule="auto"/>
+              <w:ind w:firstLine="0"/>
             </w:pPr>
             <w:r>
               <w:rPr>
-                <w:sz w:val="16"/>
+                <w:rFonts w:ascii="Times New Roman" w:hAnsi="Times New Roman" w:eastAsia="Times New Roman" w:cs="Times New Roman"/>
+                <w:b w:val="0"/>
+                <w:color w:val="000000"/>
+                <w:sz w:val="14"/>
               </w:rPr>
               <w:t>1</w:t>
             </w:r>
@@ -3555,11 +4754,15 @@
           </w:tcPr>
           <w:p>
             <w:pPr>
-              <w:spacing w:before="40" w:after="40"/>
+              <w:spacing w:before="40" w:after="20" w:line="240" w:lineRule="auto"/>
+              <w:ind w:firstLine="0"/>
             </w:pPr>
             <w:r>
               <w:rPr>
-                <w:sz w:val="16"/>
+                <w:rFonts w:ascii="Times New Roman" w:hAnsi="Times New Roman" w:eastAsia="Times New Roman" w:cs="Times New Roman"/>
+                <w:b w:val="0"/>
+                <w:color w:val="000000"/>
+                <w:sz w:val="14"/>
               </w:rPr>
               <w:t>11</w:t>
             </w:r>
@@ -3572,11 +4775,15 @@
           </w:tcPr>
           <w:p>
             <w:pPr>
-              <w:spacing w:before="40" w:after="40"/>
+              <w:spacing w:before="40" w:after="20" w:line="240" w:lineRule="auto"/>
+              <w:ind w:firstLine="0"/>
             </w:pPr>
             <w:r>
               <w:rPr>
-                <w:sz w:val="16"/>
+                <w:rFonts w:ascii="Times New Roman" w:hAnsi="Times New Roman" w:eastAsia="Times New Roman" w:cs="Times New Roman"/>
+                <w:b w:val="0"/>
+                <w:color w:val="000000"/>
+                <w:sz w:val="14"/>
               </w:rPr>
               <w:t>1.628</w:t>
             </w:r>
@@ -3589,11 +4796,15 @@
           </w:tcPr>
           <w:p>
             <w:pPr>
-              <w:spacing w:before="40" w:after="40"/>
+              <w:spacing w:before="40" w:after="20" w:line="240" w:lineRule="auto"/>
+              <w:ind w:firstLine="0"/>
             </w:pPr>
             <w:r>
               <w:rPr>
-                <w:sz w:val="16"/>
+                <w:rFonts w:ascii="Times New Roman" w:hAnsi="Times New Roman" w:eastAsia="Times New Roman" w:cs="Times New Roman"/>
+                <w:b w:val="0"/>
+                <w:color w:val="000000"/>
+                <w:sz w:val="14"/>
               </w:rPr>
               <w:t>6.138</w:t>
             </w:r>
@@ -3612,11 +4823,15 @@
           </w:tcPr>
           <w:p>
             <w:pPr>
-              <w:spacing w:before="40" w:after="40"/>
+              <w:spacing w:before="40" w:after="20" w:line="240" w:lineRule="auto"/>
+              <w:ind w:firstLine="0"/>
             </w:pPr>
             <w:r>
               <w:rPr>
-                <w:sz w:val="16"/>
+                <w:rFonts w:ascii="Times New Roman" w:hAnsi="Times New Roman" w:eastAsia="Times New Roman" w:cs="Times New Roman"/>
+                <w:b w:val="0"/>
+                <w:color w:val="000000"/>
+                <w:sz w:val="14"/>
               </w:rPr>
               <w:t>2</w:t>
             </w:r>
@@ -3630,11 +4845,15 @@
           </w:tcPr>
           <w:p>
             <w:pPr>
-              <w:spacing w:before="40" w:after="40"/>
+              <w:spacing w:before="40" w:after="20" w:line="240" w:lineRule="auto"/>
+              <w:ind w:firstLine="0"/>
             </w:pPr>
             <w:r>
               <w:rPr>
-                <w:sz w:val="16"/>
+                <w:rFonts w:ascii="Times New Roman" w:hAnsi="Times New Roman" w:eastAsia="Times New Roman" w:cs="Times New Roman"/>
+                <w:b w:val="0"/>
+                <w:color w:val="000000"/>
+                <w:sz w:val="14"/>
               </w:rPr>
               <w:t>20</w:t>
             </w:r>
@@ -3648,11 +4867,15 @@
           </w:tcPr>
           <w:p>
             <w:pPr>
-              <w:spacing w:before="40" w:after="40"/>
+              <w:spacing w:before="40" w:after="20" w:line="240" w:lineRule="auto"/>
+              <w:ind w:firstLine="0"/>
             </w:pPr>
             <w:r>
               <w:rPr>
-                <w:sz w:val="16"/>
+                <w:rFonts w:ascii="Times New Roman" w:hAnsi="Times New Roman" w:eastAsia="Times New Roman" w:cs="Times New Roman"/>
+                <w:b w:val="0"/>
+                <w:color w:val="000000"/>
+                <w:sz w:val="14"/>
               </w:rPr>
               <w:t>2.481</w:t>
             </w:r>
@@ -3666,11 +4889,15 @@
           </w:tcPr>
           <w:p>
             <w:pPr>
-              <w:spacing w:before="40" w:after="40"/>
+              <w:spacing w:before="40" w:after="20" w:line="240" w:lineRule="auto"/>
+              <w:ind w:firstLine="0"/>
             </w:pPr>
             <w:r>
               <w:rPr>
-                <w:sz w:val="16"/>
+                <w:rFonts w:ascii="Times New Roman" w:hAnsi="Times New Roman" w:eastAsia="Times New Roman" w:cs="Times New Roman"/>
+                <w:b w:val="0"/>
+                <w:color w:val="000000"/>
+                <w:sz w:val="14"/>
               </w:rPr>
               <w:t>5.923</w:t>
             </w:r>
@@ -3688,11 +4915,15 @@
           </w:tcPr>
           <w:p>
             <w:pPr>
-              <w:spacing w:before="40" w:after="40"/>
+              <w:spacing w:before="40" w:after="20" w:line="240" w:lineRule="auto"/>
+              <w:ind w:firstLine="0"/>
             </w:pPr>
             <w:r>
               <w:rPr>
-                <w:sz w:val="16"/>
+                <w:rFonts w:ascii="Times New Roman" w:hAnsi="Times New Roman" w:eastAsia="Times New Roman" w:cs="Times New Roman"/>
+                <w:b w:val="0"/>
+                <w:color w:val="000000"/>
+                <w:sz w:val="14"/>
               </w:rPr>
               <w:t>4</w:t>
             </w:r>
@@ -3705,11 +4936,15 @@
           </w:tcPr>
           <w:p>
             <w:pPr>
-              <w:spacing w:before="40" w:after="40"/>
+              <w:spacing w:before="40" w:after="20" w:line="240" w:lineRule="auto"/>
+              <w:ind w:firstLine="0"/>
             </w:pPr>
             <w:r>
               <w:rPr>
-                <w:sz w:val="16"/>
+                <w:rFonts w:ascii="Times New Roman" w:hAnsi="Times New Roman" w:eastAsia="Times New Roman" w:cs="Times New Roman"/>
+                <w:b w:val="0"/>
+                <w:color w:val="000000"/>
+                <w:sz w:val="14"/>
               </w:rPr>
               <w:t>38</w:t>
             </w:r>
@@ -3722,11 +4957,15 @@
           </w:tcPr>
           <w:p>
             <w:pPr>
-              <w:spacing w:before="40" w:after="40"/>
+              <w:spacing w:before="40" w:after="20" w:line="240" w:lineRule="auto"/>
+              <w:ind w:firstLine="0"/>
             </w:pPr>
             <w:r>
               <w:rPr>
-                <w:sz w:val="16"/>
+                <w:rFonts w:ascii="Times New Roman" w:hAnsi="Times New Roman" w:eastAsia="Times New Roman" w:cs="Times New Roman"/>
+                <w:b w:val="0"/>
+                <w:color w:val="000000"/>
+                <w:sz w:val="14"/>
               </w:rPr>
               <w:t>4.416</w:t>
             </w:r>
@@ -3739,11 +4978,15 @@
           </w:tcPr>
           <w:p>
             <w:pPr>
-              <w:spacing w:before="40" w:after="40"/>
+              <w:spacing w:before="40" w:after="20" w:line="240" w:lineRule="auto"/>
+              <w:ind w:firstLine="0"/>
             </w:pPr>
             <w:r>
               <w:rPr>
-                <w:sz w:val="16"/>
+                <w:rFonts w:ascii="Times New Roman" w:hAnsi="Times New Roman" w:eastAsia="Times New Roman" w:cs="Times New Roman"/>
+                <w:b w:val="0"/>
+                <w:color w:val="000000"/>
+                <w:sz w:val="14"/>
               </w:rPr>
               <w:t>5.142</w:t>
             </w:r>
@@ -3762,11 +5005,15 @@
           </w:tcPr>
           <w:p>
             <w:pPr>
-              <w:spacing w:before="40" w:after="40"/>
+              <w:spacing w:before="40" w:after="20" w:line="240" w:lineRule="auto"/>
+              <w:ind w:firstLine="0"/>
             </w:pPr>
             <w:r>
               <w:rPr>
-                <w:sz w:val="16"/>
+                <w:rFonts w:ascii="Times New Roman" w:hAnsi="Times New Roman" w:eastAsia="Times New Roman" w:cs="Times New Roman"/>
+                <w:b w:val="0"/>
+                <w:color w:val="000000"/>
+                <w:sz w:val="14"/>
               </w:rPr>
               <w:t>8</w:t>
             </w:r>
@@ -3780,11 +5027,15 @@
           </w:tcPr>
           <w:p>
             <w:pPr>
-              <w:spacing w:before="40" w:after="40"/>
+              <w:spacing w:before="40" w:after="20" w:line="240" w:lineRule="auto"/>
+              <w:ind w:firstLine="0"/>
             </w:pPr>
             <w:r>
               <w:rPr>
-                <w:sz w:val="16"/>
+                <w:rFonts w:ascii="Times New Roman" w:hAnsi="Times New Roman" w:eastAsia="Times New Roman" w:cs="Times New Roman"/>
+                <w:b w:val="0"/>
+                <w:color w:val="000000"/>
+                <w:sz w:val="14"/>
               </w:rPr>
               <w:t>74</w:t>
             </w:r>
@@ -3798,11 +5049,15 @@
           </w:tcPr>
           <w:p>
             <w:pPr>
-              <w:spacing w:before="40" w:after="40"/>
+              <w:spacing w:before="40" w:after="20" w:line="240" w:lineRule="auto"/>
+              <w:ind w:firstLine="0"/>
             </w:pPr>
             <w:r>
               <w:rPr>
-                <w:sz w:val="16"/>
+                <w:rFonts w:ascii="Times New Roman" w:hAnsi="Times New Roman" w:eastAsia="Times New Roman" w:cs="Times New Roman"/>
+                <w:b w:val="0"/>
+                <w:color w:val="000000"/>
+                <w:sz w:val="14"/>
               </w:rPr>
               <w:t>5.872</w:t>
             </w:r>
@@ -3816,11 +5071,15 @@
           </w:tcPr>
           <w:p>
             <w:pPr>
-              <w:spacing w:before="40" w:after="40"/>
+              <w:spacing w:before="40" w:after="20" w:line="240" w:lineRule="auto"/>
+              <w:ind w:firstLine="0"/>
             </w:pPr>
             <w:r>
               <w:rPr>
-                <w:sz w:val="16"/>
+                <w:rFonts w:ascii="Times New Roman" w:hAnsi="Times New Roman" w:eastAsia="Times New Roman" w:cs="Times New Roman"/>
+                <w:b w:val="0"/>
+                <w:color w:val="000000"/>
+                <w:sz w:val="14"/>
               </w:rPr>
               <w:t>7.415</w:t>
             </w:r>
@@ -3838,11 +5097,15 @@
           </w:tcPr>
           <w:p>
             <w:pPr>
-              <w:spacing w:before="40" w:after="40"/>
+              <w:spacing w:before="40" w:after="20" w:line="240" w:lineRule="auto"/>
+              <w:ind w:firstLine="0"/>
             </w:pPr>
             <w:r>
               <w:rPr>
-                <w:sz w:val="16"/>
+                <w:rFonts w:ascii="Times New Roman" w:hAnsi="Times New Roman" w:eastAsia="Times New Roman" w:cs="Times New Roman"/>
+                <w:b w:val="0"/>
+                <w:color w:val="000000"/>
+                <w:sz w:val="14"/>
               </w:rPr>
               <w:t>16</w:t>
             </w:r>
@@ -3855,11 +5118,15 @@
           </w:tcPr>
           <w:p>
             <w:pPr>
-              <w:spacing w:before="40" w:after="40"/>
+              <w:spacing w:before="40" w:after="20" w:line="240" w:lineRule="auto"/>
+              <w:ind w:firstLine="0"/>
             </w:pPr>
             <w:r>
               <w:rPr>
-                <w:sz w:val="16"/>
+                <w:rFonts w:ascii="Times New Roman" w:hAnsi="Times New Roman" w:eastAsia="Times New Roman" w:cs="Times New Roman"/>
+                <w:b w:val="0"/>
+                <w:color w:val="000000"/>
+                <w:sz w:val="14"/>
               </w:rPr>
               <w:t>146</w:t>
             </w:r>
@@ -3872,11 +5139,15 @@
           </w:tcPr>
           <w:p>
             <w:pPr>
-              <w:spacing w:before="40" w:after="40"/>
+              <w:spacing w:before="40" w:after="20" w:line="240" w:lineRule="auto"/>
+              <w:ind w:firstLine="0"/>
             </w:pPr>
             <w:r>
               <w:rPr>
-                <w:sz w:val="16"/>
+                <w:rFonts w:ascii="Times New Roman" w:hAnsi="Times New Roman" w:eastAsia="Times New Roman" w:cs="Times New Roman"/>
+                <w:b w:val="0"/>
+                <w:color w:val="000000"/>
+                <w:sz w:val="14"/>
               </w:rPr>
               <w:t>15.612</w:t>
             </w:r>
@@ -3889,11 +5160,15 @@
           </w:tcPr>
           <w:p>
             <w:pPr>
-              <w:spacing w:before="40" w:after="40"/>
+              <w:spacing w:before="40" w:after="20" w:line="240" w:lineRule="auto"/>
+              <w:ind w:firstLine="0"/>
             </w:pPr>
             <w:r>
               <w:rPr>
-                <w:sz w:val="16"/>
+                <w:rFonts w:ascii="Times New Roman" w:hAnsi="Times New Roman" w:eastAsia="Times New Roman" w:cs="Times New Roman"/>
+                <w:b w:val="0"/>
+                <w:color w:val="000000"/>
+                <w:sz w:val="14"/>
               </w:rPr>
               <w:t>10.009</w:t>
             </w:r>
@@ -3912,11 +5187,15 @@
           </w:tcPr>
           <w:p>
             <w:pPr>
-              <w:spacing w:before="40" w:after="40"/>
+              <w:spacing w:before="40" w:after="20" w:line="240" w:lineRule="auto"/>
+              <w:ind w:firstLine="0"/>
             </w:pPr>
             <w:r>
               <w:rPr>
-                <w:sz w:val="16"/>
+                <w:rFonts w:ascii="Times New Roman" w:hAnsi="Times New Roman" w:eastAsia="Times New Roman" w:cs="Times New Roman"/>
+                <w:b w:val="0"/>
+                <w:color w:val="000000"/>
+                <w:sz w:val="14"/>
               </w:rPr>
               <w:t>32</w:t>
             </w:r>
@@ -3930,11 +5209,15 @@
           </w:tcPr>
           <w:p>
             <w:pPr>
-              <w:spacing w:before="40" w:after="40"/>
+              <w:spacing w:before="40" w:after="20" w:line="240" w:lineRule="auto"/>
+              <w:ind w:firstLine="0"/>
             </w:pPr>
             <w:r>
               <w:rPr>
-                <w:sz w:val="16"/>
+                <w:rFonts w:ascii="Times New Roman" w:hAnsi="Times New Roman" w:eastAsia="Times New Roman" w:cs="Times New Roman"/>
+                <w:b w:val="0"/>
+                <w:color w:val="000000"/>
+                <w:sz w:val="14"/>
               </w:rPr>
               <w:t>290</w:t>
             </w:r>
@@ -3948,11 +5231,15 @@
           </w:tcPr>
           <w:p>
             <w:pPr>
-              <w:spacing w:before="40" w:after="40"/>
+              <w:spacing w:before="40" w:after="20" w:line="240" w:lineRule="auto"/>
+              <w:ind w:firstLine="0"/>
             </w:pPr>
             <w:r>
               <w:rPr>
-                <w:sz w:val="16"/>
+                <w:rFonts w:ascii="Times New Roman" w:hAnsi="Times New Roman" w:eastAsia="Times New Roman" w:cs="Times New Roman"/>
+                <w:b w:val="0"/>
+                <w:color w:val="000000"/>
+                <w:sz w:val="14"/>
               </w:rPr>
               <w:t>28.956</w:t>
             </w:r>
@@ -3966,11 +5253,15 @@
           </w:tcPr>
           <w:p>
             <w:pPr>
-              <w:spacing w:before="40" w:after="40"/>
+              <w:spacing w:before="40" w:after="20" w:line="240" w:lineRule="auto"/>
+              <w:ind w:firstLine="0"/>
             </w:pPr>
             <w:r>
               <w:rPr>
-                <w:sz w:val="16"/>
+                <w:rFonts w:ascii="Times New Roman" w:hAnsi="Times New Roman" w:eastAsia="Times New Roman" w:cs="Times New Roman"/>
+                <w:b w:val="0"/>
+                <w:color w:val="000000"/>
+                <w:sz w:val="14"/>
               </w:rPr>
               <w:t>14.377</w:t>
             </w:r>
@@ -3980,117 +5271,267 @@
     </w:tbl>
     <w:p>
       <w:pPr>
-        <w:spacing w:after="20"/>
+        <w:spacing w:after="60" w:before="0" w:line="240" w:lineRule="auto"/>
+        <w:ind w:firstLine="216"/>
       </w:pPr>
     </w:p>
     <w:p>
+      <w:pPr>
+        <w:spacing w:before="0" w:after="60" w:line="240" w:lineRule="auto"/>
+        <w:ind w:firstLine="216"/>
+      </w:pPr>
       <w:r>
+        <w:rPr>
+          <w:rFonts w:ascii="Times New Roman" w:hAnsi="Times New Roman" w:eastAsia="Times New Roman" w:cs="Times New Roman"/>
+          <w:color w:val="000000"/>
+          <w:sz w:val="20"/>
+        </w:rPr>
         <w:t>These small, independent swaps exercise only the auxiliary conservation encoding. They do not enlarge the core lender attack schedule, synthesize paths, or establish asymptotic scalability for realistic DeFi compositions. Raw per-run measurements and the generator are in results/reviewer_extensions/structural_scaling.json and src/utils/reviewer_extensions.py.</w:t>
       </w:r>
     </w:p>
     <w:p>
       <w:pPr>
         <w:pStyle w:val="Heading1"/>
+        <w:keepNext/>
+        <w:spacing w:before="180" w:after="80" w:line="240" w:lineRule="auto"/>
+        <w:ind w:firstLine="0"/>
+        <w:jc w:val="center"/>
       </w:pPr>
       <w:r>
-        <w:t>8 Discussion and answers to the research questions</w:t>
+        <w:rPr>
+          <w:rFonts w:ascii="Times New Roman" w:hAnsi="Times New Roman" w:eastAsia="Times New Roman" w:cs="Times New Roman"/>
+          <w:b/>
+          <w:color w:val="000000"/>
+          <w:sz w:val="20"/>
+        </w:rPr>
+        <w:t>VIII. DISCUSSION AND ANSWERS TO THE RESEARCH QUESTIONS</w:t>
       </w:r>
     </w:p>
     <w:p>
+      <w:pPr>
+        <w:spacing w:before="0" w:after="60" w:line="240" w:lineRule="auto"/>
+        <w:ind w:firstLine="216"/>
+      </w:pPr>
       <w:r>
+        <w:rPr>
+          <w:rFonts w:ascii="Times New Roman" w:hAnsi="Times New Roman" w:eastAsia="Times New Roman" w:cs="Times New Roman"/>
+          <w:color w:val="000000"/>
+          <w:sz w:val="20"/>
+        </w:rPr>
         <w:t>RQ1: Yes, in the specified model. A fee-free reverse trade restores x and y while the lender retains a debt claim against collateral whose reference value can be smaller than the borrowed amount. The positive 199.1 B example shows this explicitly. RQ2: A sufficiently tight oracle upper bound, the rational dynamic LTV policy, or sufficient reserve depth excludes positive extraction under their stated assumptions. A loose oracle bound does not. RQ3: Yes, all 90 distinct settings and 270 recorded Z3 calls agree with the exact candidate criterion, and each core SAT witness was replayed with rational arithmetic.</w:t>
       </w:r>
     </w:p>
     <w:p>
+      <w:pPr>
+        <w:spacing w:before="0" w:after="60" w:line="240" w:lineRule="auto"/>
+        <w:ind w:firstLine="216"/>
+      </w:pPr>
       <w:r>
+        <w:rPr>
+          <w:rFonts w:ascii="Times New Roman" w:hAnsi="Times New Roman" w:eastAsia="Times New Roman" w:cs="Times New Roman"/>
+          <w:color w:val="000000"/>
+          <w:sz w:val="20"/>
+        </w:rPr>
         <w:t>These answers do not establish exploit likelihood. The synthetic grid was chosen to exercise the model, not to sample deployed protocols. The reserve-calibrated counterfactual tests the model at one published historical pool depth, while Section 7.4 bounds what the auxiliary scaling experiment measures. A true historical transaction replay would require exact block state, oracle implementation, reserves, fees, liquidation behavior, and contract traces.</w:t>
       </w:r>
     </w:p>
     <w:p>
       <w:pPr>
         <w:pStyle w:val="Heading1"/>
+        <w:keepNext/>
+        <w:spacing w:before="180" w:after="80" w:line="240" w:lineRule="auto"/>
+        <w:ind w:firstLine="0"/>
+        <w:jc w:val="center"/>
       </w:pPr>
       <w:r>
-        <w:t>9 Limitations and validity</w:t>
+        <w:rPr>
+          <w:rFonts w:ascii="Times New Roman" w:hAnsi="Times New Roman" w:eastAsia="Times New Roman" w:cs="Times New Roman"/>
+          <w:b/>
+          <w:color w:val="000000"/>
+          <w:sz w:val="20"/>
+        </w:rPr>
+        <w:t>IX. LIMITATIONS AND VALIDITY</w:t>
       </w:r>
     </w:p>
     <w:p>
+      <w:pPr>
+        <w:spacing w:before="0" w:after="60" w:line="240" w:lineRule="auto"/>
+        <w:ind w:firstLine="216"/>
+      </w:pPr>
       <w:r>
+        <w:rPr>
+          <w:rFonts w:ascii="Times New Roman" w:hAnsi="Times New Roman" w:eastAsia="Times New Roman" w:cs="Times New Roman"/>
+          <w:color w:val="000000"/>
+          <w:sz w:val="20"/>
+        </w:rPr>
         <w:t>The model fixes a single transaction schedule and assumes non-recourse collateral forfeiture. It omits swap fees, gas, fee-on-transfer tokens, concurrent arbitrage, cross-block oracle behavior, and a deployed contract semantics. The auxiliary DAG module checks conservation for a finite topological list of distinct-pool swaps, but is not an exhaustive lending/liquidation composer. The case proxies should not be interpreted as recreations of bZx, Harvest, or Euler losses. Z3 UNSAT is conditional on the encoding; exact replay checks SAT witnesses but does not validate the mapping from real contracts to the abstraction.</w:t>
       </w:r>
     </w:p>
     <w:p>
+      <w:pPr>
+        <w:spacing w:before="0" w:after="60" w:line="240" w:lineRule="auto"/>
+        <w:ind w:firstLine="216"/>
+      </w:pPr>
       <w:r>
+        <w:rPr>
+          <w:rFonts w:ascii="Times New Roman" w:hAnsi="Times New Roman" w:eastAsia="Times New Roman" w:cs="Times New Roman"/>
+          <w:color w:val="000000"/>
+          <w:sz w:val="20"/>
+        </w:rPr>
         <w:t>The historical calibration uses rounded reserve figures from a published analysis rather than an archive-node extraction, and the remaining lender parameters are counterfactual. A matched executable comparison against another DeFi tool remains open: the available FlashSyn artifact requires a Linux/Docker environment and implements different action and settlement semantics [14]. The auxiliary scaling experiment is not an attack-synthesis benchmark. A repository URL is not an archival DOI; a DOI requires a separately deposited release.</w:t>
       </w:r>
     </w:p>
     <w:p>
       <w:pPr>
         <w:pStyle w:val="Heading1"/>
+        <w:keepNext/>
+        <w:spacing w:before="180" w:after="80" w:line="240" w:lineRule="auto"/>
+        <w:ind w:firstLine="0"/>
+        <w:jc w:val="center"/>
       </w:pPr>
       <w:r>
-        <w:lastRenderedPageBreak/>
-        <w:t>10 Conclusion</w:t>
+        <w:rPr>
+          <w:rFonts w:ascii="Times New Roman" w:hAnsi="Times New Roman" w:eastAsia="Times New Roman" w:cs="Times New Roman"/>
+          <w:b/>
+          <w:color w:val="000000"/>
+          <w:sz w:val="20"/>
+        </w:rPr>
+        <w:t>X. CONCLUSION</w:t>
       </w:r>
     </w:p>
     <w:p>
       <w:pPr>
         <w:keepLines/>
+        <w:spacing w:before="0" w:after="60" w:line="240" w:lineRule="auto"/>
+        <w:ind w:firstLine="216"/>
       </w:pPr>
       <w:r>
+        <w:rPr>
+          <w:rFonts w:ascii="Times New Roman" w:hAnsi="Times New Roman" w:eastAsia="Times New Roman" w:cs="Times New Roman"/>
+          <w:color w:val="000000"/>
+          <w:sz w:val="20"/>
+        </w:rPr>
         <w:t>Explicit accounting makes an oracle-driven lending failure checkable even when the AMM itself finishes at its starting reserves. In the fixed capped model, the maximum extraction is determined by a small finite set of candidate flash amounts. Conditional oracle, dynamic LTV, and depth bounds can exclude positive extraction. The implementation corroborates those classifications across 90 synthetic settings and a reserve-calibrated counterfactual. Extending the result to deployed systems requires a historical transaction replay, contract-level refinement, and matched comparison with existing tools.</w:t>
       </w:r>
     </w:p>
     <w:p>
       <w:pPr>
         <w:pStyle w:val="Heading1"/>
+        <w:keepNext/>
+        <w:spacing w:before="180" w:after="80" w:line="240" w:lineRule="auto"/>
+        <w:ind w:firstLine="0"/>
+        <w:jc w:val="center"/>
       </w:pPr>
       <w:r>
-        <w:t>Acknowledgments and declarations</w:t>
+        <w:rPr>
+          <w:rFonts w:ascii="Times New Roman" w:hAnsi="Times New Roman" w:eastAsia="Times New Roman" w:cs="Times New Roman"/>
+          <w:b/>
+          <w:color w:val="000000"/>
+          <w:sz w:val="20"/>
+        </w:rPr>
+        <w:t>ACKNOWLEDGMENTS AND DECLARATIONS</w:t>
       </w:r>
     </w:p>
     <w:p>
+      <w:pPr>
+        <w:spacing w:before="0" w:after="60" w:line="240" w:lineRule="auto"/>
+        <w:ind w:firstLine="216"/>
+      </w:pPr>
       <w:r>
+        <w:rPr>
+          <w:rFonts w:ascii="Times New Roman" w:hAnsi="Times New Roman" w:eastAsia="Times New Roman" w:cs="Times New Roman"/>
+          <w:color w:val="000000"/>
+          <w:sz w:val="20"/>
+        </w:rPr>
         <w:t>AI assistance: OpenAI Codex and Anthropic Claude were used to assist with manuscript drafting and editing, portions of the Python prototype, figure preparation, and document formatting.</w:t>
       </w:r>
     </w:p>
     <w:p>
+      <w:pPr>
+        <w:spacing w:before="0" w:after="60" w:line="240" w:lineRule="auto"/>
+        <w:ind w:firstLine="216"/>
+      </w:pPr>
       <w:r>
+        <w:rPr>
+          <w:rFonts w:ascii="Times New Roman" w:hAnsi="Times New Roman" w:eastAsia="Times New Roman" w:cs="Times New Roman"/>
+          <w:color w:val="000000"/>
+          <w:sz w:val="20"/>
+        </w:rPr>
         <w:t>Data and code availability: Project code, synthetic results, and the manuscript are publicly available at https://github.com/shoryaj/crypto-paper. No archival DOI has been assigned.</w:t>
       </w:r>
     </w:p>
     <w:p>
+      <w:pPr>
+        <w:spacing w:before="0" w:after="60" w:line="240" w:lineRule="auto"/>
+        <w:ind w:firstLine="216"/>
+      </w:pPr>
       <w:r>
+        <w:rPr>
+          <w:rFonts w:ascii="Times New Roman" w:hAnsi="Times New Roman" w:eastAsia="Times New Roman" w:cs="Times New Roman"/>
+          <w:color w:val="000000"/>
+          <w:sz w:val="20"/>
+        </w:rPr>
         <w:t>Funding: The author receiv</w:t>
       </w:r>
       <w:r>
+        <w:rPr>
+          <w:rFonts w:ascii="Times New Roman" w:hAnsi="Times New Roman" w:eastAsia="Times New Roman" w:cs="Times New Roman"/>
+          <w:color w:val="000000"/>
+          <w:sz w:val="20"/>
+        </w:rPr>
         <w:t>ed</w:t>
       </w:r>
       <w:r>
+        <w:rPr>
+          <w:rFonts w:ascii="Times New Roman" w:hAnsi="Times New Roman" w:eastAsia="Times New Roman" w:cs="Times New Roman"/>
+          <w:color w:val="000000"/>
+          <w:sz w:val="20"/>
+        </w:rPr>
         <w:t xml:space="preserve"> no funding or financial support for this work.</w:t>
       </w:r>
     </w:p>
     <w:p>
+      <w:pPr>
+        <w:spacing w:before="0" w:after="60" w:line="240" w:lineRule="auto"/>
+        <w:ind w:firstLine="216"/>
+      </w:pPr>
       <w:r>
+        <w:rPr>
+          <w:rFonts w:ascii="Times New Roman" w:hAnsi="Times New Roman" w:eastAsia="Times New Roman" w:cs="Times New Roman"/>
+          <w:color w:val="000000"/>
+          <w:sz w:val="20"/>
+        </w:rPr>
         <w:t>Conflicts of interest: The author declares no conflicts of interest.</w:t>
       </w:r>
     </w:p>
     <w:p>
       <w:pPr>
         <w:pStyle w:val="Heading1"/>
+        <w:keepNext/>
+        <w:spacing w:before="180" w:after="80" w:line="240" w:lineRule="auto"/>
+        <w:ind w:firstLine="0"/>
+        <w:jc w:val="center"/>
       </w:pPr>
       <w:r>
-        <w:t>References</w:t>
+        <w:rPr>
+          <w:rFonts w:ascii="Times New Roman" w:hAnsi="Times New Roman" w:eastAsia="Times New Roman" w:cs="Times New Roman"/>
+          <w:b/>
+          <w:color w:val="000000"/>
+          <w:sz w:val="20"/>
+        </w:rPr>
+        <w:t>REFERENCES</w:t>
       </w:r>
     </w:p>
     <w:p>
       <w:pPr>
-        <w:spacing w:after="40" w:line="240" w:lineRule="auto"/>
-        <w:ind w:left="360" w:hanging="360"/>
+        <w:spacing w:after="40" w:line="240" w:lineRule="auto" w:before="0"/>
+        <w:ind w:left="317" w:hanging="317"/>
       </w:pPr>
       <w:r>
         <w:rPr>
-          <w:sz w:val="18"/>
+          <w:rFonts w:ascii="Times New Roman" w:hAnsi="Times New Roman" w:eastAsia="Times New Roman" w:cs="Times New Roman"/>
+          <w:color w:val="000000"/>
+          <w:sz w:val="16"/>
         </w:rPr>
         <w:t xml:space="preserve">[1] K. Qin, L. Zhou, B. Livshits, and A. Gervais, “Attacking the DeFi Ecosystem with Flash Loans for Fun and Profit,” Financial Cryptography and Data Security, 2021, pp. 3–32. </w:t>
       </w:r>
@@ -4105,19 +5546,23 @@
       </w:hyperlink>
       <w:r>
         <w:rPr>
-          <w:sz w:val="18"/>
+          <w:rFonts w:ascii="Times New Roman" w:hAnsi="Times New Roman" w:eastAsia="Times New Roman" w:cs="Times New Roman"/>
+          <w:color w:val="000000"/>
+          <w:sz w:val="16"/>
         </w:rPr>
         <w:t xml:space="preserve"> </w:t>
       </w:r>
     </w:p>
     <w:p>
       <w:pPr>
-        <w:spacing w:after="40" w:line="240" w:lineRule="auto"/>
-        <w:ind w:left="360" w:hanging="360"/>
+        <w:spacing w:after="40" w:line="240" w:lineRule="auto" w:before="0"/>
+        <w:ind w:left="317" w:hanging="317"/>
       </w:pPr>
       <w:r>
         <w:rPr>
-          <w:sz w:val="18"/>
+          <w:rFonts w:ascii="Times New Roman" w:hAnsi="Times New Roman" w:eastAsia="Times New Roman" w:cs="Times New Roman"/>
+          <w:color w:val="000000"/>
+          <w:sz w:val="16"/>
         </w:rPr>
         <w:t xml:space="preserve">[2] L. Zhou, K. Qin, A. Cully, B. Livshits, and A. Gervais, “On the Just-In-Time Discovery of Profit-Generating Transactions in DeFi Protocols,” IEEE Symposium on Security and Privacy, 2021, pp. 919–936. </w:t>
       </w:r>
@@ -4132,19 +5577,23 @@
       </w:hyperlink>
       <w:r>
         <w:rPr>
-          <w:sz w:val="18"/>
+          <w:rFonts w:ascii="Times New Roman" w:hAnsi="Times New Roman" w:eastAsia="Times New Roman" w:cs="Times New Roman"/>
+          <w:color w:val="000000"/>
+          <w:sz w:val="16"/>
         </w:rPr>
         <w:t xml:space="preserve"> </w:t>
       </w:r>
     </w:p>
     <w:p>
       <w:pPr>
-        <w:spacing w:after="40" w:line="240" w:lineRule="auto"/>
-        <w:ind w:left="360" w:hanging="360"/>
+        <w:spacing w:after="40" w:line="240" w:lineRule="auto" w:before="0"/>
+        <w:ind w:left="317" w:hanging="317"/>
       </w:pPr>
       <w:r>
         <w:rPr>
-          <w:sz w:val="18"/>
+          <w:rFonts w:ascii="Times New Roman" w:hAnsi="Times New Roman" w:eastAsia="Times New Roman" w:cs="Times New Roman"/>
+          <w:color w:val="000000"/>
+          <w:sz w:val="16"/>
         </w:rPr>
         <w:t xml:space="preserve">[3] K. Babel, P. Daian, M. Kelkar, and A. Juels, “Clockwork Finance: Automated Analysis of Economic Security in Smart Contracts,” IEEE Symposium on Security and Privacy, 2023, pp. 2499–2516. </w:t>
       </w:r>
@@ -4159,19 +5608,23 @@
       </w:hyperlink>
       <w:r>
         <w:rPr>
-          <w:sz w:val="18"/>
+          <w:rFonts w:ascii="Times New Roman" w:hAnsi="Times New Roman" w:eastAsia="Times New Roman" w:cs="Times New Roman"/>
+          <w:color w:val="000000"/>
+          <w:sz w:val="16"/>
         </w:rPr>
         <w:t xml:space="preserve"> </w:t>
       </w:r>
     </w:p>
     <w:p>
       <w:pPr>
-        <w:spacing w:after="40" w:line="240" w:lineRule="auto"/>
-        <w:ind w:left="360" w:hanging="360"/>
+        <w:spacing w:after="40" w:line="240" w:lineRule="auto" w:before="0"/>
+        <w:ind w:left="317" w:hanging="317"/>
       </w:pPr>
       <w:r>
         <w:rPr>
-          <w:sz w:val="18"/>
+          <w:rFonts w:ascii="Times New Roman" w:hAnsi="Times New Roman" w:eastAsia="Times New Roman" w:cs="Times New Roman"/>
+          <w:color w:val="000000"/>
+          <w:sz w:val="16"/>
         </w:rPr>
         <w:t xml:space="preserve">[4] Z. Chen, S. M. Beillahi, and F. Long, “FlashSyn: Flash Loan Attack Synthesis via Counter Example Driven Approximation,” IEEE/ACM International Conference on Software Engineering, 2024. </w:t>
       </w:r>
@@ -4186,19 +5639,23 @@
       </w:hyperlink>
       <w:r>
         <w:rPr>
-          <w:sz w:val="18"/>
+          <w:rFonts w:ascii="Times New Roman" w:hAnsi="Times New Roman" w:eastAsia="Times New Roman" w:cs="Times New Roman"/>
+          <w:color w:val="000000"/>
+          <w:sz w:val="16"/>
         </w:rPr>
         <w:t xml:space="preserve"> </w:t>
       </w:r>
     </w:p>
     <w:p>
       <w:pPr>
-        <w:spacing w:after="40" w:line="240" w:lineRule="auto"/>
-        <w:ind w:left="360" w:hanging="360"/>
+        <w:spacing w:after="40" w:line="240" w:lineRule="auto" w:before="0"/>
+        <w:ind w:left="317" w:hanging="317"/>
       </w:pPr>
       <w:r>
         <w:rPr>
-          <w:sz w:val="18"/>
+          <w:rFonts w:ascii="Times New Roman" w:hAnsi="Times New Roman" w:eastAsia="Times New Roman" w:cs="Times New Roman"/>
+          <w:color w:val="000000"/>
+          <w:sz w:val="16"/>
         </w:rPr>
         <w:t xml:space="preserve">[5] H. Wen, H. Liu, J. Song, Y. Chen, W. Guo, and Y. Feng, “FORAY: Towards Effective Attack Synthesis against Deep Logical Vulnerabilities in DeFi Protocols,” ACM CCS, 2024, pp. 1001–1015. </w:t>
       </w:r>
@@ -4213,19 +5670,23 @@
       </w:hyperlink>
       <w:r>
         <w:rPr>
-          <w:sz w:val="18"/>
+          <w:rFonts w:ascii="Times New Roman" w:hAnsi="Times New Roman" w:eastAsia="Times New Roman" w:cs="Times New Roman"/>
+          <w:color w:val="000000"/>
+          <w:sz w:val="16"/>
         </w:rPr>
         <w:t xml:space="preserve"> </w:t>
       </w:r>
     </w:p>
     <w:p>
       <w:pPr>
-        <w:spacing w:after="40" w:line="240" w:lineRule="auto"/>
-        <w:ind w:left="360" w:hanging="360"/>
+        <w:spacing w:after="40" w:line="240" w:lineRule="auto" w:before="0"/>
+        <w:ind w:left="317" w:hanging="317"/>
       </w:pPr>
       <w:r>
         <w:rPr>
-          <w:sz w:val="18"/>
+          <w:rFonts w:ascii="Times New Roman" w:hAnsi="Times New Roman" w:eastAsia="Times New Roman" w:cs="Times New Roman"/>
+          <w:color w:val="000000"/>
+          <w:sz w:val="16"/>
         </w:rPr>
         <w:t xml:space="preserve">[6] D. Pusceddu and M. Bartoletti, “Formalizing Automated Market Makers in the Lean 4 Theorem Prover,” FMBC, 2024. </w:t>
       </w:r>
@@ -4240,19 +5701,23 @@
       </w:hyperlink>
       <w:r>
         <w:rPr>
-          <w:sz w:val="18"/>
+          <w:rFonts w:ascii="Times New Roman" w:hAnsi="Times New Roman" w:eastAsia="Times New Roman" w:cs="Times New Roman"/>
+          <w:color w:val="000000"/>
+          <w:sz w:val="16"/>
         </w:rPr>
         <w:t xml:space="preserve"> </w:t>
       </w:r>
     </w:p>
     <w:p>
       <w:pPr>
-        <w:spacing w:after="40" w:line="240" w:lineRule="auto"/>
-        <w:ind w:left="360" w:hanging="360"/>
+        <w:spacing w:after="40" w:line="240" w:lineRule="auto" w:before="0"/>
+        <w:ind w:left="317" w:hanging="317"/>
       </w:pPr>
       <w:r>
         <w:rPr>
-          <w:sz w:val="18"/>
+          <w:rFonts w:ascii="Times New Roman" w:hAnsi="Times New Roman" w:eastAsia="Times New Roman" w:cs="Times New Roman"/>
+          <w:color w:val="000000"/>
+          <w:sz w:val="16"/>
         </w:rPr>
         <w:t xml:space="preserve">[7] K. Dave, V. Sjöberg, and X. Sun, “Towards Verified Price Oracles for Decentralized Exchange Protocols,” FMBC, 2021. </w:t>
       </w:r>
@@ -4281,19 +5746,23 @@
       </w:hyperlink>
       <w:r>
         <w:rPr>
-          <w:sz w:val="18"/>
+          <w:rFonts w:ascii="Times New Roman" w:hAnsi="Times New Roman" w:eastAsia="Times New Roman" w:cs="Times New Roman"/>
+          <w:color w:val="000000"/>
+          <w:sz w:val="16"/>
         </w:rPr>
         <w:t xml:space="preserve"> </w:t>
       </w:r>
     </w:p>
     <w:p>
       <w:pPr>
-        <w:spacing w:after="40" w:line="240" w:lineRule="auto"/>
-        <w:ind w:left="360" w:hanging="360"/>
+        <w:spacing w:after="40" w:line="240" w:lineRule="auto" w:before="0"/>
+        <w:ind w:left="317" w:hanging="317"/>
       </w:pPr>
       <w:r>
         <w:rPr>
-          <w:sz w:val="18"/>
+          <w:rFonts w:ascii="Times New Roman" w:hAnsi="Times New Roman" w:eastAsia="Times New Roman" w:cs="Times New Roman"/>
+          <w:color w:val="000000"/>
+          <w:sz w:val="16"/>
         </w:rPr>
         <w:t xml:space="preserve">[8] G. Angeris and T. Chitra, “Improved Price Oracles: Constant Function Market Makers,” ACM AFT, 2020, pp. 80–91. </w:t>
       </w:r>
@@ -4308,19 +5777,23 @@
       </w:hyperlink>
       <w:r>
         <w:rPr>
-          <w:sz w:val="18"/>
+          <w:rFonts w:ascii="Times New Roman" w:hAnsi="Times New Roman" w:eastAsia="Times New Roman" w:cs="Times New Roman"/>
+          <w:color w:val="000000"/>
+          <w:sz w:val="16"/>
         </w:rPr>
         <w:t xml:space="preserve"> </w:t>
       </w:r>
     </w:p>
     <w:p>
       <w:pPr>
-        <w:spacing w:after="40" w:line="240" w:lineRule="auto"/>
-        <w:ind w:left="360" w:hanging="360"/>
+        <w:spacing w:after="40" w:line="240" w:lineRule="auto" w:before="0"/>
+        <w:ind w:left="317" w:hanging="317"/>
       </w:pPr>
       <w:r>
         <w:rPr>
-          <w:sz w:val="18"/>
+          <w:rFonts w:ascii="Times New Roman" w:hAnsi="Times New Roman" w:eastAsia="Times New Roman" w:cs="Times New Roman"/>
+          <w:color w:val="000000"/>
+          <w:sz w:val="16"/>
         </w:rPr>
         <w:t xml:space="preserve">[9] L. de Moura and N. Bjørner, “Z3: An Efficient SMT Solver,” TACAS, 2008, pp. 337–340. </w:t>
       </w:r>
@@ -4335,19 +5808,23 @@
       </w:hyperlink>
       <w:r>
         <w:rPr>
-          <w:sz w:val="18"/>
+          <w:rFonts w:ascii="Times New Roman" w:hAnsi="Times New Roman" w:eastAsia="Times New Roman" w:cs="Times New Roman"/>
+          <w:color w:val="000000"/>
+          <w:sz w:val="16"/>
         </w:rPr>
         <w:t xml:space="preserve"> </w:t>
       </w:r>
     </w:p>
     <w:p>
       <w:pPr>
-        <w:spacing w:after="40" w:line="240" w:lineRule="auto"/>
-        <w:ind w:left="360" w:hanging="360"/>
+        <w:spacing w:after="40" w:line="240" w:lineRule="auto" w:before="0"/>
+        <w:ind w:left="317" w:hanging="317"/>
       </w:pPr>
       <w:r>
         <w:rPr>
-          <w:sz w:val="18"/>
+          <w:rFonts w:ascii="Times New Roman" w:hAnsi="Times New Roman" w:eastAsia="Times New Roman" w:cs="Times New Roman"/>
+          <w:color w:val="000000"/>
+          <w:sz w:val="16"/>
         </w:rPr>
         <w:t xml:space="preserve">[10] A. Meurer et al., “SymPy: Symbolic Computing in Python,” PeerJ Computer Science, vol. 3, e103, 2017. </w:t>
       </w:r>
@@ -4362,19 +5839,23 @@
       </w:hyperlink>
       <w:r>
         <w:rPr>
-          <w:sz w:val="18"/>
+          <w:rFonts w:ascii="Times New Roman" w:hAnsi="Times New Roman" w:eastAsia="Times New Roman" w:cs="Times New Roman"/>
+          <w:color w:val="000000"/>
+          <w:sz w:val="16"/>
         </w:rPr>
         <w:t xml:space="preserve"> </w:t>
       </w:r>
     </w:p>
     <w:p>
       <w:pPr>
-        <w:spacing w:after="40" w:line="240" w:lineRule="auto"/>
-        <w:ind w:left="360" w:hanging="360"/>
+        <w:spacing w:after="40" w:line="240" w:lineRule="auto" w:before="0"/>
+        <w:ind w:left="317" w:hanging="317"/>
       </w:pPr>
       <w:r>
         <w:rPr>
-          <w:sz w:val="18"/>
+          <w:rFonts w:ascii="Times New Roman" w:hAnsi="Times New Roman" w:eastAsia="Times New Roman" w:cs="Times New Roman"/>
+          <w:color w:val="000000"/>
+          <w:sz w:val="16"/>
         </w:rPr>
         <w:t xml:space="preserve">[11] H. Adams et al., “Uniswap v3 Core,” 2021. </w:t>
       </w:r>
@@ -4389,19 +5870,23 @@
       </w:hyperlink>
       <w:r>
         <w:rPr>
-          <w:sz w:val="18"/>
+          <w:rFonts w:ascii="Times New Roman" w:hAnsi="Times New Roman" w:eastAsia="Times New Roman" w:cs="Times New Roman"/>
+          <w:color w:val="000000"/>
+          <w:sz w:val="16"/>
         </w:rPr>
         <w:t xml:space="preserve"> </w:t>
       </w:r>
     </w:p>
     <w:p>
       <w:pPr>
-        <w:spacing w:after="40" w:line="240" w:lineRule="auto"/>
-        <w:ind w:left="360" w:hanging="360"/>
+        <w:spacing w:after="40" w:line="240" w:lineRule="auto" w:before="0"/>
+        <w:ind w:left="317" w:hanging="317"/>
       </w:pPr>
       <w:r>
         <w:rPr>
-          <w:sz w:val="18"/>
+          <w:rFonts w:ascii="Times New Roman" w:hAnsi="Times New Roman" w:eastAsia="Times New Roman" w:cs="Times New Roman"/>
+          <w:color w:val="000000"/>
+          <w:sz w:val="16"/>
         </w:rPr>
         <w:t xml:space="preserve">[12] Harvest Finance, “fUSDC/fUSDT Economic Attack Oct 26 2020.” </w:t>
       </w:r>
@@ -4416,19 +5901,23 @@
       </w:hyperlink>
       <w:r>
         <w:rPr>
-          <w:sz w:val="18"/>
+          <w:rFonts w:ascii="Times New Roman" w:hAnsi="Times New Roman" w:eastAsia="Times New Roman" w:cs="Times New Roman"/>
+          <w:color w:val="000000"/>
+          <w:sz w:val="16"/>
         </w:rPr>
         <w:t xml:space="preserve"> </w:t>
       </w:r>
     </w:p>
     <w:p>
       <w:pPr>
-        <w:spacing w:after="40" w:line="240" w:lineRule="auto"/>
-        <w:ind w:left="360" w:hanging="360"/>
+        <w:spacing w:after="40" w:line="240" w:lineRule="auto" w:before="0"/>
+        <w:ind w:left="317" w:hanging="317"/>
       </w:pPr>
       <w:r>
         <w:rPr>
-          <w:sz w:val="18"/>
+          <w:rFonts w:ascii="Times New Roman" w:hAnsi="Times New Roman" w:eastAsia="Times New Roman" w:cs="Times New Roman"/>
+          <w:color w:val="000000"/>
+          <w:sz w:val="16"/>
         </w:rPr>
         <w:t xml:space="preserve">[13] Euler Finance, “War &amp; Peace: Behind the Scenes of Euler’s $240M Exploit Recovery.” </w:t>
       </w:r>
@@ -4443,19 +5932,23 @@
       </w:hyperlink>
       <w:r>
         <w:rPr>
-          <w:sz w:val="18"/>
+          <w:rFonts w:ascii="Times New Roman" w:hAnsi="Times New Roman" w:eastAsia="Times New Roman" w:cs="Times New Roman"/>
+          <w:color w:val="000000"/>
+          <w:sz w:val="16"/>
         </w:rPr>
         <w:t xml:space="preserve"> </w:t>
       </w:r>
     </w:p>
     <w:p>
       <w:pPr>
-        <w:spacing w:after="40" w:line="240" w:lineRule="auto"/>
-        <w:ind w:left="360" w:hanging="360"/>
+        <w:spacing w:after="40" w:line="240" w:lineRule="auto" w:before="0"/>
+        <w:ind w:left="317" w:hanging="317"/>
       </w:pPr>
       <w:r>
         <w:rPr>
-          <w:sz w:val="18"/>
+          <w:rFonts w:ascii="Times New Roman" w:hAnsi="Times New Roman" w:eastAsia="Times New Roman" w:cs="Times New Roman"/>
+          <w:color w:val="000000"/>
+          <w:sz w:val="16"/>
         </w:rPr>
         <w:t xml:space="preserve">[14] Z. Chen, S. M. Beillahi, and F. Long, “FlashSyn Artifact,” ICSE 2024. </w:t>
       </w:r>
@@ -4470,16 +5963,19 @@
       </w:hyperlink>
       <w:r>
         <w:rPr>
-          <w:sz w:val="18"/>
+          <w:rFonts w:ascii="Times New Roman" w:hAnsi="Times New Roman" w:eastAsia="Times New Roman" w:cs="Times New Roman"/>
+          <w:color w:val="000000"/>
+          <w:sz w:val="16"/>
         </w:rPr>
         <w:t xml:space="preserve">  </w:t>
       </w:r>
     </w:p>
     <w:sectPr>
+      <w:type w:val="continuous"/>
       <w:footerReference w:type="default" r:id="rId29"/>
       <w:pgSz w:w="12240" w:h="15840"/>
-      <w:pgMar w:top="1037" w:right="1181" w:bottom="1037" w:left="1181" w:header="720" w:footer="720" w:gutter="0"/>
-      <w:cols w:space="720"/>
+      <w:pgMar w:top="1037" w:right="900" w:bottom="1080" w:left="900" w:header="432" w:footer="504" w:gutter="0"/>
+      <w:cols w:space="360" w:num="2"/>
       <w:docGrid w:linePitch="360"/>
     </w:sectPr>
   </w:body>
@@ -5159,11 +6655,12 @@
     <w:qFormat/>
     <w:rsid w:val="00FC693F"/>
     <w:pPr>
-      <w:spacing w:after="120" w:line="271" w:lineRule="auto"/>
+      <w:widowControl/>
+      <w:spacing w:after="60" w:line="240" w:lineRule="auto" w:before="0"/>
     </w:pPr>
     <w:rPr>
       <w:rFonts w:ascii="Times New Roman" w:hAnsi="Times New Roman"/>
-      <w:sz w:val="21"/>
+      <w:sz w:val="20"/>
     </w:rPr>
   </w:style>
   <w:style w:type="paragraph" w:styleId="Heading1">
